--- a/lessons/3-6/downloads/3-6-notes.docx
+++ b/lessons/3-6/downloads/3-6-notes.docx
@@ -1330,6 +1330,314 @@
         </w:tc>
       </w:tr>
     </w:tbl>
+    <w:tbl>
+      <w:tblPr>
+        <w:tblW w:type="pct" w:w="100%"/>
+        <w:tblBorders>
+          <w:top w:val="none" w:color="FFFFFF" w:sz="0"/>
+          <w:left w:val="none" w:color="FFFFFF" w:sz="0"/>
+          <w:bottom w:val="single" w:color="C7D2DD" w:sz="4"/>
+          <w:right w:val="none" w:color="FFFFFF" w:sz="0"/>
+          <w:insideH w:val="none" w:color="FFFFFF" w:sz="0"/>
+          <w:insideV w:val="none" w:color="FFFFFF" w:sz="0"/>
+        </w:tblBorders>
+      </w:tblPr>
+      <w:tblGrid>
+        <w:gridCol w:w="1800"/>
+        <w:gridCol w:w="7560"/>
+      </w:tblGrid>
+      <w:tr>
+        <w:trPr>
+          <w:cantSplit/>
+        </w:trPr>
+        <w:tc>
+          <w:tcPr>
+            <w:tcW w:type="dxa" w:w="1800"/>
+            <w:tcMar>
+              <w:top w:type="dxa" w:w="100"/>
+              <w:left w:type="dxa" w:w="40"/>
+              <w:bottom w:type="dxa" w:w="100"/>
+              <w:right w:type="dxa" w:w="120"/>
+            </w:tcMar>
+            <w:vAlign w:val="center"/>
+          </w:tcPr>
+          <w:p>
+            <w:pPr>
+              <w:spacing w:after="0"/>
+              <w:jc w:val="center"/>
+            </w:pPr>
+            <w:r>
+              <w:drawing>
+                <wp:inline distT="0" distB="0" distL="0" distR="0">
+                  <wp:extent cx="1047750" cy="790575"/>
+                  <wp:effectExtent t="0" r="0" b="0" l="0"/>
+                  <wp:docPr id="1" name="" descr="" title=""/>
+                  <wp:cNvGraphicFramePr>
+                    <a:graphicFrameLocks xmlns:a="http://schemas.openxmlformats.org/drawingml/2006/main" noChangeAspect="1"/>
+                  </wp:cNvGraphicFramePr>
+                  <a:graphic xmlns:a="http://schemas.openxmlformats.org/drawingml/2006/main">
+                    <a:graphicData uri="http://schemas.openxmlformats.org/drawingml/2006/picture">
+                      <pic:pic xmlns:pic="http://schemas.openxmlformats.org/drawingml/2006/picture">
+                        <pic:nvPicPr>
+                          <pic:cNvPr id="0" name="" descr=""/>
+                          <pic:cNvPicPr>
+                            <a:picLocks noChangeAspect="1" noChangeArrowheads="1"/>
+                          </pic:cNvPicPr>
+                        </pic:nvPicPr>
+                        <pic:blipFill>
+                          <a:blip r:embed="rId10" cstate="none"/>
+                          <a:srcRect/>
+                          <a:stretch>
+                            <a:fillRect/>
+                          </a:stretch>
+                        </pic:blipFill>
+                        <pic:spPr bwMode="auto">
+                          <a:xfrm>
+                            <a:off x="0" y="0"/>
+                            <a:ext cx="1047750" cy="790575"/>
+                          </a:xfrm>
+                          <a:prstGeom prst="rect">
+                            <a:avLst/>
+                          </a:prstGeom>
+                        </pic:spPr>
+                      </pic:pic>
+                    </a:graphicData>
+                  </a:graphic>
+                </wp:inline>
+              </w:drawing>
+            </w:r>
+          </w:p>
+        </w:tc>
+        <w:tc>
+          <w:tcPr>
+            <w:tcW w:type="dxa" w:w="7560"/>
+            <w:tcMar>
+              <w:top w:type="dxa" w:w="100"/>
+              <w:left w:type="dxa" w:w="40"/>
+              <w:bottom w:type="dxa" w:w="100"/>
+              <w:right w:type="dxa" w:w="40"/>
+            </w:tcMar>
+            <w:vAlign w:val="center"/>
+          </w:tcPr>
+          <w:p>
+            <w:pPr>
+              <w:spacing w:after="50"/>
+            </w:pPr>
+            <w:r>
+              <w:rPr>
+                <w:b/>
+                <w:bCs/>
+                <w:color w:val="12355B"/>
+                <w:sz w:val="24"/>
+                <w:szCs w:val="24"/>
+              </w:rPr>
+              <w:t xml:space="preserve">Customary units</w:t>
+            </w:r>
+            <w:r>
+              <w:rPr>
+                <w:i/>
+                <w:iCs/>
+                <w:color w:val="5F6F80"/>
+                <w:sz w:val="19"/>
+                <w:szCs w:val="19"/>
+              </w:rPr>
+              <w:t xml:space="preserve">   Unidades del sistema usual</w:t>
+            </w:r>
+          </w:p>
+          <w:p>
+            <w:pPr>
+              <w:spacing w:after="40"/>
+            </w:pPr>
+            <w:r>
+              <w:rPr>
+                <w:sz w:val="21"/>
+                <w:szCs w:val="21"/>
+              </w:rPr>
+              <w:t xml:space="preserve">The U.S. system of units: inch, foot, yard, mile, ounce, pound, cup, quart, gallon.</w:t>
+            </w:r>
+          </w:p>
+          <w:p>
+            <w:pPr>
+              <w:spacing w:after="0"/>
+            </w:pPr>
+            <w:r>
+              <w:rPr>
+                <w:b/>
+                <w:bCs/>
+                <w:color w:val="1FA6A2"/>
+                <w:sz w:val="18"/>
+                <w:szCs w:val="18"/>
+              </w:rPr>
+              <w:t xml:space="preserve">Example:  </w:t>
+            </w:r>
+            <w:r>
+              <w:rPr>
+                <w:i/>
+                <w:iCs/>
+                <w:color w:val="5F6F80"/>
+                <w:sz w:val="18"/>
+                <w:szCs w:val="18"/>
+              </w:rPr>
+              <w:t xml:space="preserve">12 in = 1 ft</w:t>
+            </w:r>
+          </w:p>
+        </w:tc>
+      </w:tr>
+    </w:tbl>
+    <w:tbl>
+      <w:tblPr>
+        <w:tblW w:type="pct" w:w="100%"/>
+        <w:tblBorders>
+          <w:top w:val="none" w:color="FFFFFF" w:sz="0"/>
+          <w:left w:val="none" w:color="FFFFFF" w:sz="0"/>
+          <w:bottom w:val="single" w:color="C7D2DD" w:sz="4"/>
+          <w:right w:val="none" w:color="FFFFFF" w:sz="0"/>
+          <w:insideH w:val="none" w:color="FFFFFF" w:sz="0"/>
+          <w:insideV w:val="none" w:color="FFFFFF" w:sz="0"/>
+        </w:tblBorders>
+      </w:tblPr>
+      <w:tblGrid>
+        <w:gridCol w:w="1800"/>
+        <w:gridCol w:w="7560"/>
+      </w:tblGrid>
+      <w:tr>
+        <w:trPr>
+          <w:cantSplit/>
+        </w:trPr>
+        <w:tc>
+          <w:tcPr>
+            <w:tcW w:type="dxa" w:w="1800"/>
+            <w:tcMar>
+              <w:top w:type="dxa" w:w="100"/>
+              <w:left w:type="dxa" w:w="40"/>
+              <w:bottom w:type="dxa" w:w="100"/>
+              <w:right w:type="dxa" w:w="120"/>
+            </w:tcMar>
+            <w:vAlign w:val="center"/>
+          </w:tcPr>
+          <w:p>
+            <w:pPr>
+              <w:spacing w:after="0"/>
+              <w:jc w:val="center"/>
+            </w:pPr>
+            <w:r>
+              <w:drawing>
+                <wp:inline distT="0" distB="0" distL="0" distR="0">
+                  <wp:extent cx="1047750" cy="790575"/>
+                  <wp:effectExtent t="0" r="0" b="0" l="0"/>
+                  <wp:docPr id="1" name="" descr="" title=""/>
+                  <wp:cNvGraphicFramePr>
+                    <a:graphicFrameLocks xmlns:a="http://schemas.openxmlformats.org/drawingml/2006/main" noChangeAspect="1"/>
+                  </wp:cNvGraphicFramePr>
+                  <a:graphic xmlns:a="http://schemas.openxmlformats.org/drawingml/2006/main">
+                    <a:graphicData uri="http://schemas.openxmlformats.org/drawingml/2006/picture">
+                      <pic:pic xmlns:pic="http://schemas.openxmlformats.org/drawingml/2006/picture">
+                        <pic:nvPicPr>
+                          <pic:cNvPr id="0" name="" descr=""/>
+                          <pic:cNvPicPr>
+                            <a:picLocks noChangeAspect="1" noChangeArrowheads="1"/>
+                          </pic:cNvPicPr>
+                        </pic:nvPicPr>
+                        <pic:blipFill>
+                          <a:blip r:embed="rId10" cstate="none"/>
+                          <a:srcRect/>
+                          <a:stretch>
+                            <a:fillRect/>
+                          </a:stretch>
+                        </pic:blipFill>
+                        <pic:spPr bwMode="auto">
+                          <a:xfrm>
+                            <a:off x="0" y="0"/>
+                            <a:ext cx="1047750" cy="790575"/>
+                          </a:xfrm>
+                          <a:prstGeom prst="rect">
+                            <a:avLst/>
+                          </a:prstGeom>
+                        </pic:spPr>
+                      </pic:pic>
+                    </a:graphicData>
+                  </a:graphic>
+                </wp:inline>
+              </w:drawing>
+            </w:r>
+          </w:p>
+        </w:tc>
+        <w:tc>
+          <w:tcPr>
+            <w:tcW w:type="dxa" w:w="7560"/>
+            <w:tcMar>
+              <w:top w:type="dxa" w:w="100"/>
+              <w:left w:type="dxa" w:w="40"/>
+              <w:bottom w:type="dxa" w:w="100"/>
+              <w:right w:type="dxa" w:w="40"/>
+            </w:tcMar>
+            <w:vAlign w:val="center"/>
+          </w:tcPr>
+          <w:p>
+            <w:pPr>
+              <w:spacing w:after="50"/>
+            </w:pPr>
+            <w:r>
+              <w:rPr>
+                <w:b/>
+                <w:bCs/>
+                <w:color w:val="12355B"/>
+                <w:sz w:val="24"/>
+                <w:szCs w:val="24"/>
+              </w:rPr>
+              <w:t xml:space="preserve">Metric units</w:t>
+            </w:r>
+            <w:r>
+              <w:rPr>
+                <w:i/>
+                <w:iCs/>
+                <w:color w:val="5F6F80"/>
+                <w:sz w:val="19"/>
+                <w:szCs w:val="19"/>
+              </w:rPr>
+              <w:t xml:space="preserve">   Unidades métricas</w:t>
+            </w:r>
+          </w:p>
+          <w:p>
+            <w:pPr>
+              <w:spacing w:after="40"/>
+            </w:pPr>
+            <w:r>
+              <w:rPr>
+                <w:sz w:val="21"/>
+                <w:szCs w:val="21"/>
+              </w:rPr>
+              <w:t xml:space="preserve">The base-10 system of units: meter, gram, liter.</w:t>
+            </w:r>
+          </w:p>
+          <w:p>
+            <w:pPr>
+              <w:spacing w:after="0"/>
+            </w:pPr>
+            <w:r>
+              <w:rPr>
+                <w:b/>
+                <w:bCs/>
+                <w:color w:val="1FA6A2"/>
+                <w:sz w:val="18"/>
+                <w:szCs w:val="18"/>
+              </w:rPr>
+              <w:t xml:space="preserve">Example:  </w:t>
+            </w:r>
+            <w:r>
+              <w:rPr>
+                <w:i/>
+                <w:iCs/>
+                <w:color w:val="5F6F80"/>
+                <w:sz w:val="18"/>
+                <w:szCs w:val="18"/>
+              </w:rPr>
+              <w:t xml:space="preserve">1 km = 1,000 m</w:t>
+            </w:r>
+          </w:p>
+        </w:tc>
+      </w:tr>
+    </w:tbl>
     <w:p>
       <w:pPr>
         <w:pStyle w:val="Heading1"/>
@@ -1418,7 +1726,7 @@
                 <w:sz w:val="21"/>
                 <w:szCs w:val="21"/>
               </w:rPr>
-              <w:t xml:space="preserve">Convert Measurements within the Same System      •      Conversion factor      •      Unit ratio      •      Convert      •      Measurement system      •      Double number line      •      Ratio table</w:t>
+              <w:t xml:space="preserve">Convert Measurements within the Same System      •      Conversion factor      •      Unit ratio      •      Convert      •      Measurement system      •      Double number line      •      Ratio table      •      Customary units      •      Metric units</w:t>
             </w:r>
           </w:p>
         </w:tc>
@@ -1745,6 +2053,80 @@
           <w:szCs w:val="22"/>
         </w:rPr>
         <w:t xml:space="preserve"> </w:t>
+      </w:r>
+      <w:r>
+        <w:rPr>
+          <w:sz w:val="22"/>
+          <w:szCs w:val="22"/>
+        </w:rPr>
+        <w:t xml:space="preserve">________________</w:t>
+      </w:r>
+      <w:r>
+        <w:rPr>
+          <w:sz w:val="22"/>
+          <w:szCs w:val="22"/>
+        </w:rPr>
+        <w:t xml:space="preserve">.</w:t>
+      </w:r>
+    </w:p>
+    <w:p>
+      <w:pPr>
+        <w:keepLines/>
+        <w:spacing w:after="260" w:before="200"/>
+      </w:pPr>
+      <w:r>
+        <w:rPr>
+          <w:b/>
+          <w:bCs/>
+          <w:color w:val="12355B"/>
+          <w:sz w:val="22"/>
+          <w:szCs w:val="22"/>
+        </w:rPr>
+        <w:t xml:space="preserve">8.  </w:t>
+      </w:r>
+      <w:r>
+        <w:rPr>
+          <w:sz w:val="22"/>
+          <w:szCs w:val="22"/>
+        </w:rPr>
+        <w:t xml:space="preserve">Inches, feet, pounds, and gallons are </w:t>
+      </w:r>
+      <w:r>
+        <w:rPr>
+          <w:sz w:val="22"/>
+          <w:szCs w:val="22"/>
+        </w:rPr>
+        <w:t xml:space="preserve">________________</w:t>
+      </w:r>
+      <w:r>
+        <w:rPr>
+          <w:sz w:val="22"/>
+          <w:szCs w:val="22"/>
+        </w:rPr>
+        <w:t xml:space="preserve">.</w:t>
+      </w:r>
+    </w:p>
+    <w:p>
+      <w:pPr>
+        <w:keepLines/>
+        <w:spacing w:after="260" w:before="200"/>
+      </w:pPr>
+      <w:r>
+        <w:rPr>
+          <w:b/>
+          <w:bCs/>
+          <w:color w:val="12355B"/>
+          <w:sz w:val="22"/>
+          <w:szCs w:val="22"/>
+        </w:rPr>
+        <w:t xml:space="preserve">9.  </w:t>
+      </w:r>
+      <w:r>
+        <w:rPr>
+          <w:sz w:val="22"/>
+          <w:szCs w:val="22"/>
+        </w:rPr>
+        <w:t xml:space="preserve">Meters, grams, and liters are </w:t>
       </w:r>
       <w:r>
         <w:rPr>
@@ -2828,7 +3210,7 @@
           <w:sz w:val="20"/>
           <w:szCs w:val="20"/>
         </w:rPr>
-        <w:t xml:space="preserve">A)  60 inches</w:t>
+        <w:t xml:space="preserve">A)  7 inches</w:t>
       </w:r>
     </w:p>
     <w:p>
@@ -2854,7 +3236,7 @@
           <w:sz w:val="20"/>
           <w:szCs w:val="20"/>
         </w:rPr>
-        <w:t xml:space="preserve">C)  7 inches</w:t>
+        <w:t xml:space="preserve">C)  50 inches</w:t>
       </w:r>
     </w:p>
     <w:p>
@@ -2867,7 +3249,7 @@
           <w:sz w:val="20"/>
           <w:szCs w:val="20"/>
         </w:rPr>
-        <w:t xml:space="preserve">D)  50 inches</w:t>
+        <w:t xml:space="preserve">D)  60 inches</w:t>
       </w:r>
     </w:p>
     <w:p>
@@ -2913,7 +3295,7 @@
           <w:sz w:val="21"/>
           <w:szCs w:val="21"/>
         </w:rPr>
-        <w:t xml:space="preserve">A. 60 inches</w:t>
+        <w:t xml:space="preserve">D. 60 inches</w:t>
       </w:r>
     </w:p>
     <w:p>
@@ -2996,7 +3378,7 @@
           <w:sz w:val="20"/>
           <w:szCs w:val="20"/>
         </w:rPr>
-        <w:t xml:space="preserve">A)  3,000 mL</w:t>
+        <w:t xml:space="preserve">A)  30 mL</w:t>
       </w:r>
     </w:p>
     <w:p>
@@ -3009,7 +3391,7 @@
           <w:sz w:val="20"/>
           <w:szCs w:val="20"/>
         </w:rPr>
-        <w:t xml:space="preserve">B)  1,003 mL</w:t>
+        <w:t xml:space="preserve">B)  300 mL</w:t>
       </w:r>
     </w:p>
     <w:p>
@@ -3022,7 +3404,7 @@
           <w:sz w:val="20"/>
           <w:szCs w:val="20"/>
         </w:rPr>
-        <w:t xml:space="preserve">C)  300 mL</w:t>
+        <w:t xml:space="preserve">C)  1,003 mL</w:t>
       </w:r>
     </w:p>
     <w:p>
@@ -3035,7 +3417,7 @@
           <w:sz w:val="20"/>
           <w:szCs w:val="20"/>
         </w:rPr>
-        <w:t xml:space="preserve">D)  30 mL</w:t>
+        <w:t xml:space="preserve">D)  3,000 mL</w:t>
       </w:r>
     </w:p>
     <w:p>
@@ -3778,7 +4160,7 @@
           <w:sz w:val="20"/>
           <w:szCs w:val="20"/>
         </w:rPr>
-        <w:t xml:space="preserve">B)  64 pounds</w:t>
+        <w:t xml:space="preserve">B)  32 pounds</w:t>
       </w:r>
     </w:p>
     <w:p>
@@ -3791,7 +4173,7 @@
           <w:sz w:val="20"/>
           <w:szCs w:val="20"/>
         </w:rPr>
-        <w:t xml:space="preserve">C)  768 pounds</w:t>
+        <w:t xml:space="preserve">C)  64 pounds</w:t>
       </w:r>
     </w:p>
     <w:p>
@@ -3804,7 +4186,7 @@
           <w:sz w:val="20"/>
           <w:szCs w:val="20"/>
         </w:rPr>
-        <w:t xml:space="preserve">D)  32 pounds</w:t>
+        <w:t xml:space="preserve">D)  768 pounds</w:t>
       </w:r>
     </w:p>
     <w:p>
@@ -3895,7 +4277,7 @@
           <w:sz w:val="20"/>
           <w:szCs w:val="20"/>
         </w:rPr>
-        <w:t xml:space="preserve">A)  Yes, because 4 feet = 48 inches, which is more than 44</w:t>
+        <w:t xml:space="preserve">A)  No, because 4 is less than 44</w:t>
       </w:r>
     </w:p>
     <w:p>
@@ -3908,7 +4290,7 @@
           <w:sz w:val="20"/>
           <w:szCs w:val="20"/>
         </w:rPr>
-        <w:t xml:space="preserve">B)  No, because 4 is less than 44</w:t>
+        <w:t xml:space="preserve">B)  Yes, because 4 feet = 44 inches exactly</w:t>
       </w:r>
     </w:p>
     <w:p>
@@ -3921,7 +4303,7 @@
           <w:sz w:val="20"/>
           <w:szCs w:val="20"/>
         </w:rPr>
-        <w:t xml:space="preserve">C)  Yes, because 4 feet = 44 inches exactly</w:t>
+        <w:t xml:space="preserve">C)  Yes, because 4 feet = 48 inches, which is more than 44</w:t>
       </w:r>
     </w:p>
     <w:p>
@@ -4051,7 +4433,7 @@
           <w:sz w:val="20"/>
           <w:szCs w:val="20"/>
         </w:rPr>
-        <w:t xml:space="preserve">A)  8 times</w:t>
+        <w:t xml:space="preserve">A)  2 times</w:t>
       </w:r>
     </w:p>
     <w:p>
@@ -4077,7 +4459,7 @@
           <w:sz w:val="20"/>
           <w:szCs w:val="20"/>
         </w:rPr>
-        <w:t xml:space="preserve">C)  2 times</w:t>
+        <w:t xml:space="preserve">C)  8 times</w:t>
       </w:r>
     </w:p>
     <w:p>
@@ -4412,7 +4794,7 @@
           <w:sz w:val="21"/>
           <w:szCs w:val="21"/>
         </w:rPr>
-        <w:t xml:space="preserve">A)  20 cups, because cups are smaller so I multiply: 5 × 4</w:t>
+        <w:t xml:space="preserve">A)  1.25 cups, because I divide 5 by 4</w:t>
       </w:r>
     </w:p>
     <w:p>
@@ -4425,7 +4807,7 @@
           <w:sz w:val="21"/>
           <w:szCs w:val="21"/>
         </w:rPr>
-        <w:t xml:space="preserve">B)  1.25 cups, because I divide 5 by 4</w:t>
+        <w:t xml:space="preserve">B)  5 cups, because the amount does not change</w:t>
       </w:r>
     </w:p>
     <w:p>
@@ -4451,7 +4833,7 @@
           <w:sz w:val="21"/>
           <w:szCs w:val="21"/>
         </w:rPr>
-        <w:t xml:space="preserve">D)  5 cups, because the amount does not change</w:t>
+        <w:t xml:space="preserve">D)  20 cups, because cups are smaller so I multiply: 5 × 4</w:t>
       </w:r>
     </w:p>
     <w:p>

--- a/lessons/3-6/downloads/3-6-notes.docx
+++ b/lessons/3-6/downloads/3-6-notes.docx
@@ -14,7 +14,7 @@
           <w:sz w:val="18"/>
           <w:szCs w:val="18"/>
         </w:rPr>
-        <w:t xml:space="preserve">UNIT 3  ·  LESSON 6      STANDARD 6.AT.3</w:t>
+        <w:t xml:space="preserve">UNIT 3  ·  LESSON 6      STANDARD 6.AT.3C</w:t>
       </w:r>
     </w:p>
     <w:p>
@@ -249,49 +249,269 @@
           <w:sz w:val="19"/>
           <w:szCs w:val="19"/>
         </w:rPr>
-        <w:t xml:space="preserve">Look at the picture, read the word, then read what it means.</w:t>
+        <w:t xml:space="preserve">Review each concept term, definition, non-example, and visual clue.</w:t>
       </w:r>
     </w:p>
     <w:tbl>
       <w:tblPr>
-        <w:tblW w:type="pct" w:w="100%"/>
+        <w:tblW w:type="dxa" w:w="9360"/>
         <w:tblBorders>
-          <w:top w:val="none" w:color="FFFFFF" w:sz="0"/>
-          <w:left w:val="none" w:color="FFFFFF" w:sz="0"/>
-          <w:bottom w:val="single" w:color="C7D2DD" w:sz="4"/>
-          <w:right w:val="none" w:color="FFFFFF" w:sz="0"/>
-          <w:insideH w:val="none" w:color="FFFFFF" w:sz="0"/>
-          <w:insideV w:val="none" w:color="FFFFFF" w:sz="0"/>
+          <w:top w:val="single" w:color="C7D2DD" w:sz="6"/>
+          <w:left w:val="single" w:color="C7D2DD" w:sz="6"/>
+          <w:bottom w:val="single" w:color="C7D2DD" w:sz="6"/>
+          <w:right w:val="single" w:color="C7D2DD" w:sz="6"/>
+          <w:insideH w:val="single" w:color="C7D2DD" w:sz="6"/>
+          <w:insideV w:val="single" w:color="C7D2DD" w:sz="6"/>
         </w:tblBorders>
       </w:tblPr>
       <w:tblGrid>
         <w:gridCol w:w="1800"/>
-        <w:gridCol w:w="7560"/>
+        <w:gridCol w:w="3160"/>
+        <w:gridCol w:w="2200"/>
+        <w:gridCol w:w="2200"/>
       </w:tblGrid>
       <w:tr>
         <w:trPr>
           <w:cantSplit/>
+          <w:tblHeader/>
         </w:trPr>
         <w:tc>
           <w:tcPr>
             <w:tcW w:type="dxa" w:w="1800"/>
-            <w:tcMar>
-              <w:top w:type="dxa" w:w="100"/>
-              <w:left w:type="dxa" w:w="40"/>
-              <w:bottom w:type="dxa" w:w="100"/>
-              <w:right w:type="dxa" w:w="120"/>
-            </w:tcMar>
-            <w:vAlign w:val="center"/>
+            <w:shd w:fill="EEF4F8" w:color="auto" w:val="clear"/>
+            <w:tcMar>
+              <w:top w:type="dxa" w:w="80"/>
+              <w:left w:type="dxa" w:w="100"/>
+              <w:bottom w:type="dxa" w:w="80"/>
+              <w:right w:type="dxa" w:w="100"/>
+            </w:tcMar>
           </w:tcPr>
           <w:p>
             <w:pPr>
               <w:spacing w:after="0"/>
+            </w:pPr>
+            <w:r>
+              <w:rPr>
+                <w:b/>
+                <w:bCs/>
+                <w:color w:val="12355B"/>
+                <w:sz w:val="19"/>
+                <w:szCs w:val="19"/>
+              </w:rPr>
+              <w:t xml:space="preserve">Concept Term</w:t>
+            </w:r>
+          </w:p>
+        </w:tc>
+        <w:tc>
+          <w:tcPr>
+            <w:tcW w:type="dxa" w:w="3160"/>
+            <w:shd w:fill="EEF4F8" w:color="auto" w:val="clear"/>
+            <w:tcMar>
+              <w:top w:type="dxa" w:w="80"/>
+              <w:left w:type="dxa" w:w="100"/>
+              <w:bottom w:type="dxa" w:w="80"/>
+              <w:right w:type="dxa" w:w="100"/>
+            </w:tcMar>
+          </w:tcPr>
+          <w:p>
+            <w:pPr>
+              <w:spacing w:after="0"/>
+            </w:pPr>
+            <w:r>
+              <w:rPr>
+                <w:b/>
+                <w:bCs/>
+                <w:color w:val="12355B"/>
+                <w:sz w:val="19"/>
+                <w:szCs w:val="19"/>
+              </w:rPr>
+              <w:t xml:space="preserve">Student-Friendly Definition</w:t>
+            </w:r>
+          </w:p>
+        </w:tc>
+        <w:tc>
+          <w:tcPr>
+            <w:tcW w:type="dxa" w:w="2200"/>
+            <w:shd w:fill="EEF4F8" w:color="auto" w:val="clear"/>
+            <w:tcMar>
+              <w:top w:type="dxa" w:w="80"/>
+              <w:left w:type="dxa" w:w="100"/>
+              <w:bottom w:type="dxa" w:w="80"/>
+              <w:right w:type="dxa" w:w="100"/>
+            </w:tcMar>
+          </w:tcPr>
+          <w:p>
+            <w:pPr>
+              <w:spacing w:after="0"/>
+            </w:pPr>
+            <w:r>
+              <w:rPr>
+                <w:b/>
+                <w:bCs/>
+                <w:color w:val="12355B"/>
+                <w:sz w:val="19"/>
+                <w:szCs w:val="19"/>
+              </w:rPr>
+              <w:t xml:space="preserve">Non-Example</w:t>
+            </w:r>
+          </w:p>
+        </w:tc>
+        <w:tc>
+          <w:tcPr>
+            <w:tcW w:type="dxa" w:w="2200"/>
+            <w:shd w:fill="EEF4F8" w:color="auto" w:val="clear"/>
+            <w:tcMar>
+              <w:top w:type="dxa" w:w="80"/>
+              <w:left w:type="dxa" w:w="100"/>
+              <w:bottom w:type="dxa" w:w="80"/>
+              <w:right w:type="dxa" w:w="100"/>
+            </w:tcMar>
+          </w:tcPr>
+          <w:p>
+            <w:pPr>
+              <w:spacing w:after="0"/>
+            </w:pPr>
+            <w:r>
+              <w:rPr>
+                <w:b/>
+                <w:bCs/>
+                <w:color w:val="12355B"/>
+                <w:sz w:val="19"/>
+                <w:szCs w:val="19"/>
+              </w:rPr>
+              <w:t xml:space="preserve">Visual Clue</w:t>
+            </w:r>
+          </w:p>
+        </w:tc>
+      </w:tr>
+      <w:tr>
+        <w:trPr>
+          <w:cantSplit/>
+        </w:trPr>
+        <w:tc>
+          <w:tcPr>
+            <w:tcW w:type="dxa" w:w="1800"/>
+            <w:tcMar>
+              <w:top w:type="dxa" w:w="80"/>
+              <w:left w:type="dxa" w:w="100"/>
+              <w:bottom w:type="dxa" w:w="80"/>
+              <w:right w:type="dxa" w:w="100"/>
+            </w:tcMar>
+            <w:vAlign w:val="top"/>
+          </w:tcPr>
+          <w:p>
+            <w:pPr>
+              <w:spacing w:after="30"/>
+            </w:pPr>
+            <w:r>
+              <w:rPr>
+                <w:b/>
+                <w:bCs/>
+                <w:color w:val="12355B"/>
+                <w:sz w:val="21"/>
+                <w:szCs w:val="21"/>
+              </w:rPr>
+              <w:t xml:space="preserve">Convert Measurements within the Same System</w:t>
+            </w:r>
+          </w:p>
+          <w:p>
+            <w:pPr>
+              <w:spacing w:after="0"/>
+            </w:pPr>
+            <w:r>
+              <w:rPr>
+                <w:i/>
+                <w:iCs/>
+                <w:color w:val="5F6F80"/>
+                <w:sz w:val="18"/>
+                <w:szCs w:val="18"/>
+              </w:rPr>
+              <w:t xml:space="preserve">Convertir medidas dentro del mismo sistema</w:t>
+            </w:r>
+          </w:p>
+        </w:tc>
+        <w:tc>
+          <w:tcPr>
+            <w:tcW w:type="dxa" w:w="3160"/>
+            <w:tcMar>
+              <w:top w:type="dxa" w:w="80"/>
+              <w:left w:type="dxa" w:w="100"/>
+              <w:bottom w:type="dxa" w:w="80"/>
+              <w:right w:type="dxa" w:w="100"/>
+            </w:tcMar>
+            <w:vAlign w:val="top"/>
+          </w:tcPr>
+          <w:p>
+            <w:pPr>
+              <w:spacing w:after="0"/>
+            </w:pPr>
+            <w:r>
+              <w:rPr>
+                <w:sz w:val="20"/>
+                <w:szCs w:val="20"/>
+              </w:rPr>
+              <w:t xml:space="preserve">Rewriting a measurement in a different unit of the SAME system, such as feet into inches or liters into milliliters.</w:t>
+            </w:r>
+          </w:p>
+        </w:tc>
+        <w:tc>
+          <w:tcPr>
+            <w:tcW w:type="dxa" w:w="2200"/>
+            <w:tcMar>
+              <w:top w:type="dxa" w:w="80"/>
+              <w:left w:type="dxa" w:w="100"/>
+              <w:bottom w:type="dxa" w:w="80"/>
+              <w:right w:type="dxa" w:w="100"/>
+            </w:tcMar>
+            <w:vAlign w:val="top"/>
+          </w:tcPr>
+          <w:p>
+            <w:pPr>
+              <w:spacing w:after="40"/>
+            </w:pPr>
+            <w:r>
+              <w:rPr>
+                <w:i/>
+                <w:iCs/>
+                <w:color w:val="5F6F80"/>
+                <w:sz w:val="19"/>
+                <w:szCs w:val="19"/>
+              </w:rPr>
+              <w:t xml:space="preserve">Not Convert Measurements within the Same System: write a counter-example that breaks the definition.</w:t>
+            </w:r>
+          </w:p>
+          <w:p>
+            <w:pPr>
+              <w:pBdr>
+                <w:bottom w:val="single" w:color="AFBECC" w:sz="6"/>
+              </w:pBdr>
+              <w:spacing w:after="30" w:before="150"/>
+            </w:pPr>
+            <w:r>
+              <w:t xml:space="preserve"/>
+            </w:r>
+          </w:p>
+        </w:tc>
+        <w:tc>
+          <w:tcPr>
+            <w:tcW w:type="dxa" w:w="2200"/>
+            <w:tcMar>
+              <w:top w:type="dxa" w:w="80"/>
+              <w:left w:type="dxa" w:w="100"/>
+              <w:bottom w:type="dxa" w:w="80"/>
+              <w:right w:type="dxa" w:w="100"/>
+            </w:tcMar>
+            <w:vAlign w:val="top"/>
+          </w:tcPr>
+          <w:p>
+            <w:pPr>
+              <w:spacing w:after="40"/>
               <w:jc w:val="center"/>
             </w:pPr>
             <w:r>
               <w:drawing>
                 <wp:inline distT="0" distB="0" distL="0" distR="0">
-                  <wp:extent cx="1047750" cy="790575"/>
+                  <wp:extent cx="876300" cy="657225"/>
                   <wp:effectExtent t="0" r="0" b="0" l="0"/>
                   <wp:docPr id="1" name="" descr="" title=""/>
                   <wp:cNvGraphicFramePr>
@@ -316,7 +536,7 @@
                         <pic:spPr bwMode="auto">
                           <a:xfrm>
                             <a:off x="0" y="0"/>
-                            <a:ext cx="1047750" cy="790575"/>
+                            <a:ext cx="876300" cy="657225"/>
                           </a:xfrm>
                           <a:prstGeom prst="rect">
                             <a:avLst/>
@@ -329,32 +549,108 @@
               </w:drawing>
             </w:r>
           </w:p>
-        </w:tc>
-        <w:tc>
-          <w:tcPr>
-            <w:tcW w:type="dxa" w:w="7560"/>
-            <w:tcMar>
-              <w:top w:type="dxa" w:w="100"/>
-              <w:left w:type="dxa" w:w="40"/>
-              <w:bottom w:type="dxa" w:w="100"/>
-              <w:right w:type="dxa" w:w="40"/>
-            </w:tcMar>
-            <w:vAlign w:val="center"/>
-          </w:tcPr>
-          <w:p>
-            <w:pPr>
-              <w:spacing w:after="50"/>
+          <w:p>
+            <w:pPr>
+              <w:spacing w:after="0"/>
+            </w:pPr>
+            <w:r>
+              <w:rPr>
+                <w:i/>
+                <w:iCs/>
+                <w:color w:val="5F6F80"/>
+                <w:sz w:val="18"/>
+                <w:szCs w:val="18"/>
+              </w:rPr>
+              <w:t xml:space="preserve">4 feet = 48 inches; 4 liters = 4,000 milliliters</w:t>
+            </w:r>
+          </w:p>
+        </w:tc>
+      </w:tr>
+      <w:tr>
+        <w:trPr>
+          <w:cantSplit/>
+        </w:trPr>
+        <w:tc>
+          <w:tcPr>
+            <w:tcW w:type="dxa" w:w="1800"/>
+            <w:tcMar>
+              <w:top w:type="dxa" w:w="80"/>
+              <w:left w:type="dxa" w:w="100"/>
+              <w:bottom w:type="dxa" w:w="80"/>
+              <w:right w:type="dxa" w:w="100"/>
+            </w:tcMar>
+            <w:vAlign w:val="top"/>
+          </w:tcPr>
+          <w:p>
+            <w:pPr>
+              <w:spacing w:after="30"/>
             </w:pPr>
             <w:r>
               <w:rPr>
                 <w:b/>
                 <w:bCs/>
                 <w:color w:val="12355B"/>
-                <w:sz w:val="24"/>
-                <w:szCs w:val="24"/>
-              </w:rPr>
-              <w:t xml:space="preserve">Convert Measurements within the Same System</w:t>
-            </w:r>
+                <w:sz w:val="21"/>
+                <w:szCs w:val="21"/>
+              </w:rPr>
+              <w:t xml:space="preserve">Conversion factor</w:t>
+            </w:r>
+          </w:p>
+          <w:p>
+            <w:pPr>
+              <w:spacing w:after="0"/>
+            </w:pPr>
+            <w:r>
+              <w:rPr>
+                <w:i/>
+                <w:iCs/>
+                <w:color w:val="5F6F80"/>
+                <w:sz w:val="18"/>
+                <w:szCs w:val="18"/>
+              </w:rPr>
+              <w:t xml:space="preserve">Factor de conversión</w:t>
+            </w:r>
+          </w:p>
+        </w:tc>
+        <w:tc>
+          <w:tcPr>
+            <w:tcW w:type="dxa" w:w="3160"/>
+            <w:tcMar>
+              <w:top w:type="dxa" w:w="80"/>
+              <w:left w:type="dxa" w:w="100"/>
+              <w:bottom w:type="dxa" w:w="80"/>
+              <w:right w:type="dxa" w:w="100"/>
+            </w:tcMar>
+            <w:vAlign w:val="top"/>
+          </w:tcPr>
+          <w:p>
+            <w:pPr>
+              <w:spacing w:after="0"/>
+            </w:pPr>
+            <w:r>
+              <w:rPr>
+                <w:sz w:val="20"/>
+                <w:szCs w:val="20"/>
+              </w:rPr>
+              <w:t xml:space="preserve">The ratio that links two units in the same measurement system, such as 12 inches to 1 foot. Within one system it is exact.</w:t>
+            </w:r>
+          </w:p>
+        </w:tc>
+        <w:tc>
+          <w:tcPr>
+            <w:tcW w:type="dxa" w:w="2200"/>
+            <w:tcMar>
+              <w:top w:type="dxa" w:w="80"/>
+              <w:left w:type="dxa" w:w="100"/>
+              <w:bottom w:type="dxa" w:w="80"/>
+              <w:right w:type="dxa" w:w="100"/>
+            </w:tcMar>
+            <w:vAlign w:val="top"/>
+          </w:tcPr>
+          <w:p>
+            <w:pPr>
+              <w:spacing w:after="40"/>
+            </w:pPr>
             <w:r>
               <w:rPr>
                 <w:i/>
@@ -363,89 +659,41 @@
                 <w:sz w:val="19"/>
                 <w:szCs w:val="19"/>
               </w:rPr>
-              <w:t xml:space="preserve">   Convertir medidas dentro del mismo sistema</w:t>
-            </w:r>
-          </w:p>
+              <w:t xml:space="preserve">Not Conversion factor: write a counter-example that breaks the definition.</w:t>
+            </w:r>
+          </w:p>
+          <w:p>
+            <w:pPr>
+              <w:pBdr>
+                <w:bottom w:val="single" w:color="AFBECC" w:sz="6"/>
+              </w:pBdr>
+              <w:spacing w:after="30" w:before="150"/>
+            </w:pPr>
+            <w:r>
+              <w:t xml:space="preserve"/>
+            </w:r>
+          </w:p>
+        </w:tc>
+        <w:tc>
+          <w:tcPr>
+            <w:tcW w:type="dxa" w:w="2200"/>
+            <w:tcMar>
+              <w:top w:type="dxa" w:w="80"/>
+              <w:left w:type="dxa" w:w="100"/>
+              <w:bottom w:type="dxa" w:w="80"/>
+              <w:right w:type="dxa" w:w="100"/>
+            </w:tcMar>
+            <w:vAlign w:val="top"/>
+          </w:tcPr>
           <w:p>
             <w:pPr>
               <w:spacing w:after="40"/>
-            </w:pPr>
-            <w:r>
-              <w:rPr>
-                <w:sz w:val="21"/>
-                <w:szCs w:val="21"/>
-              </w:rPr>
-              <w:t xml:space="preserve">Rewriting a measurement in a different unit of the SAME system, such as feet into inches or liters into milliliters.</w:t>
-            </w:r>
-          </w:p>
-          <w:p>
-            <w:pPr>
-              <w:spacing w:after="0"/>
-            </w:pPr>
-            <w:r>
-              <w:rPr>
-                <w:b/>
-                <w:bCs/>
-                <w:color w:val="1FA6A2"/>
-                <w:sz w:val="18"/>
-                <w:szCs w:val="18"/>
-              </w:rPr>
-              <w:t xml:space="preserve">Example:  </w:t>
-            </w:r>
-            <w:r>
-              <w:rPr>
-                <w:i/>
-                <w:iCs/>
-                <w:color w:val="5F6F80"/>
-                <w:sz w:val="18"/>
-                <w:szCs w:val="18"/>
-              </w:rPr>
-              <w:t xml:space="preserve">4 feet = 48 inches; 4 liters = 4,000 milliliters</w:t>
-            </w:r>
-          </w:p>
-        </w:tc>
-      </w:tr>
-    </w:tbl>
-    <w:tbl>
-      <w:tblPr>
-        <w:tblW w:type="pct" w:w="100%"/>
-        <w:tblBorders>
-          <w:top w:val="none" w:color="FFFFFF" w:sz="0"/>
-          <w:left w:val="none" w:color="FFFFFF" w:sz="0"/>
-          <w:bottom w:val="single" w:color="C7D2DD" w:sz="4"/>
-          <w:right w:val="none" w:color="FFFFFF" w:sz="0"/>
-          <w:insideH w:val="none" w:color="FFFFFF" w:sz="0"/>
-          <w:insideV w:val="none" w:color="FFFFFF" w:sz="0"/>
-        </w:tblBorders>
-      </w:tblPr>
-      <w:tblGrid>
-        <w:gridCol w:w="1800"/>
-        <w:gridCol w:w="7560"/>
-      </w:tblGrid>
-      <w:tr>
-        <w:trPr>
-          <w:cantSplit/>
-        </w:trPr>
-        <w:tc>
-          <w:tcPr>
-            <w:tcW w:type="dxa" w:w="1800"/>
-            <w:tcMar>
-              <w:top w:type="dxa" w:w="100"/>
-              <w:left w:type="dxa" w:w="40"/>
-              <w:bottom w:type="dxa" w:w="100"/>
-              <w:right w:type="dxa" w:w="120"/>
-            </w:tcMar>
-            <w:vAlign w:val="center"/>
-          </w:tcPr>
-          <w:p>
-            <w:pPr>
-              <w:spacing w:after="0"/>
               <w:jc w:val="center"/>
             </w:pPr>
             <w:r>
               <w:drawing>
                 <wp:inline distT="0" distB="0" distL="0" distR="0">
-                  <wp:extent cx="1047750" cy="790575"/>
+                  <wp:extent cx="876300" cy="657225"/>
                   <wp:effectExtent t="0" r="0" b="0" l="0"/>
                   <wp:docPr id="1" name="" descr="" title=""/>
                   <wp:cNvGraphicFramePr>
@@ -470,7 +718,7 @@
                         <pic:spPr bwMode="auto">
                           <a:xfrm>
                             <a:off x="0" y="0"/>
-                            <a:ext cx="1047750" cy="790575"/>
+                            <a:ext cx="876300" cy="657225"/>
                           </a:xfrm>
                           <a:prstGeom prst="rect">
                             <a:avLst/>
@@ -483,32 +731,108 @@
               </w:drawing>
             </w:r>
           </w:p>
-        </w:tc>
-        <w:tc>
-          <w:tcPr>
-            <w:tcW w:type="dxa" w:w="7560"/>
-            <w:tcMar>
-              <w:top w:type="dxa" w:w="100"/>
-              <w:left w:type="dxa" w:w="40"/>
-              <w:bottom w:type="dxa" w:w="100"/>
-              <w:right w:type="dxa" w:w="40"/>
-            </w:tcMar>
-            <w:vAlign w:val="center"/>
-          </w:tcPr>
-          <w:p>
-            <w:pPr>
-              <w:spacing w:after="50"/>
+          <w:p>
+            <w:pPr>
+              <w:spacing w:after="0"/>
+            </w:pPr>
+            <w:r>
+              <w:rPr>
+                <w:i/>
+                <w:iCs/>
+                <w:color w:val="5F6F80"/>
+                <w:sz w:val="18"/>
+                <w:szCs w:val="18"/>
+              </w:rPr>
+              <w:t xml:space="preserve">1 ft = 12 in. · 1 L = 1,000 mL · 1 lb = 16 oz</w:t>
+            </w:r>
+          </w:p>
+        </w:tc>
+      </w:tr>
+      <w:tr>
+        <w:trPr>
+          <w:cantSplit/>
+        </w:trPr>
+        <w:tc>
+          <w:tcPr>
+            <w:tcW w:type="dxa" w:w="1800"/>
+            <w:tcMar>
+              <w:top w:type="dxa" w:w="80"/>
+              <w:left w:type="dxa" w:w="100"/>
+              <w:bottom w:type="dxa" w:w="80"/>
+              <w:right w:type="dxa" w:w="100"/>
+            </w:tcMar>
+            <w:vAlign w:val="top"/>
+          </w:tcPr>
+          <w:p>
+            <w:pPr>
+              <w:spacing w:after="30"/>
             </w:pPr>
             <w:r>
               <w:rPr>
                 <w:b/>
                 <w:bCs/>
                 <w:color w:val="12355B"/>
-                <w:sz w:val="24"/>
-                <w:szCs w:val="24"/>
-              </w:rPr>
-              <w:t xml:space="preserve">Conversion factor</w:t>
-            </w:r>
+                <w:sz w:val="21"/>
+                <w:szCs w:val="21"/>
+              </w:rPr>
+              <w:t xml:space="preserve">Unit ratio</w:t>
+            </w:r>
+          </w:p>
+          <w:p>
+            <w:pPr>
+              <w:spacing w:after="0"/>
+            </w:pPr>
+            <w:r>
+              <w:rPr>
+                <w:i/>
+                <w:iCs/>
+                <w:color w:val="5F6F80"/>
+                <w:sz w:val="18"/>
+                <w:szCs w:val="18"/>
+              </w:rPr>
+              <w:t xml:space="preserve">Razón unitaria</w:t>
+            </w:r>
+          </w:p>
+        </w:tc>
+        <w:tc>
+          <w:tcPr>
+            <w:tcW w:type="dxa" w:w="3160"/>
+            <w:tcMar>
+              <w:top w:type="dxa" w:w="80"/>
+              <w:left w:type="dxa" w:w="100"/>
+              <w:bottom w:type="dxa" w:w="80"/>
+              <w:right w:type="dxa" w:w="100"/>
+            </w:tcMar>
+            <w:vAlign w:val="top"/>
+          </w:tcPr>
+          <w:p>
+            <w:pPr>
+              <w:spacing w:after="0"/>
+            </w:pPr>
+            <w:r>
+              <w:rPr>
+                <w:sz w:val="20"/>
+                <w:szCs w:val="20"/>
+              </w:rPr>
+              <w:t xml:space="preserve">A ratio that compares an amount to exactly 1 unit of another quantity, like 12 inches to 1 foot.</w:t>
+            </w:r>
+          </w:p>
+        </w:tc>
+        <w:tc>
+          <w:tcPr>
+            <w:tcW w:type="dxa" w:w="2200"/>
+            <w:tcMar>
+              <w:top w:type="dxa" w:w="80"/>
+              <w:left w:type="dxa" w:w="100"/>
+              <w:bottom w:type="dxa" w:w="80"/>
+              <w:right w:type="dxa" w:w="100"/>
+            </w:tcMar>
+            <w:vAlign w:val="top"/>
+          </w:tcPr>
+          <w:p>
+            <w:pPr>
+              <w:spacing w:after="40"/>
+            </w:pPr>
             <w:r>
               <w:rPr>
                 <w:i/>
@@ -517,89 +841,41 @@
                 <w:sz w:val="19"/>
                 <w:szCs w:val="19"/>
               </w:rPr>
-              <w:t xml:space="preserve">   Factor de conversión</w:t>
-            </w:r>
-          </w:p>
+              <w:t xml:space="preserve">Not Unit ratio: write a counter-example that breaks the definition.</w:t>
+            </w:r>
+          </w:p>
+          <w:p>
+            <w:pPr>
+              <w:pBdr>
+                <w:bottom w:val="single" w:color="AFBECC" w:sz="6"/>
+              </w:pBdr>
+              <w:spacing w:after="30" w:before="150"/>
+            </w:pPr>
+            <w:r>
+              <w:t xml:space="preserve"/>
+            </w:r>
+          </w:p>
+        </w:tc>
+        <w:tc>
+          <w:tcPr>
+            <w:tcW w:type="dxa" w:w="2200"/>
+            <w:tcMar>
+              <w:top w:type="dxa" w:w="80"/>
+              <w:left w:type="dxa" w:w="100"/>
+              <w:bottom w:type="dxa" w:w="80"/>
+              <w:right w:type="dxa" w:w="100"/>
+            </w:tcMar>
+            <w:vAlign w:val="top"/>
+          </w:tcPr>
           <w:p>
             <w:pPr>
               <w:spacing w:after="40"/>
-            </w:pPr>
-            <w:r>
-              <w:rPr>
-                <w:sz w:val="21"/>
-                <w:szCs w:val="21"/>
-              </w:rPr>
-              <w:t xml:space="preserve">The ratio that links two units in the same measurement system, such as 12 inches to 1 foot. Within one system it is exact.</w:t>
-            </w:r>
-          </w:p>
-          <w:p>
-            <w:pPr>
-              <w:spacing w:after="0"/>
-            </w:pPr>
-            <w:r>
-              <w:rPr>
-                <w:b/>
-                <w:bCs/>
-                <w:color w:val="1FA6A2"/>
-                <w:sz w:val="18"/>
-                <w:szCs w:val="18"/>
-              </w:rPr>
-              <w:t xml:space="preserve">Example:  </w:t>
-            </w:r>
-            <w:r>
-              <w:rPr>
-                <w:i/>
-                <w:iCs/>
-                <w:color w:val="5F6F80"/>
-                <w:sz w:val="18"/>
-                <w:szCs w:val="18"/>
-              </w:rPr>
-              <w:t xml:space="preserve">1 ft = 12 in. · 1 L = 1,000 mL · 1 lb = 16 oz</w:t>
-            </w:r>
-          </w:p>
-        </w:tc>
-      </w:tr>
-    </w:tbl>
-    <w:tbl>
-      <w:tblPr>
-        <w:tblW w:type="pct" w:w="100%"/>
-        <w:tblBorders>
-          <w:top w:val="none" w:color="FFFFFF" w:sz="0"/>
-          <w:left w:val="none" w:color="FFFFFF" w:sz="0"/>
-          <w:bottom w:val="single" w:color="C7D2DD" w:sz="4"/>
-          <w:right w:val="none" w:color="FFFFFF" w:sz="0"/>
-          <w:insideH w:val="none" w:color="FFFFFF" w:sz="0"/>
-          <w:insideV w:val="none" w:color="FFFFFF" w:sz="0"/>
-        </w:tblBorders>
-      </w:tblPr>
-      <w:tblGrid>
-        <w:gridCol w:w="1800"/>
-        <w:gridCol w:w="7560"/>
-      </w:tblGrid>
-      <w:tr>
-        <w:trPr>
-          <w:cantSplit/>
-        </w:trPr>
-        <w:tc>
-          <w:tcPr>
-            <w:tcW w:type="dxa" w:w="1800"/>
-            <w:tcMar>
-              <w:top w:type="dxa" w:w="100"/>
-              <w:left w:type="dxa" w:w="40"/>
-              <w:bottom w:type="dxa" w:w="100"/>
-              <w:right w:type="dxa" w:w="120"/>
-            </w:tcMar>
-            <w:vAlign w:val="center"/>
-          </w:tcPr>
-          <w:p>
-            <w:pPr>
-              <w:spacing w:after="0"/>
               <w:jc w:val="center"/>
             </w:pPr>
             <w:r>
               <w:drawing>
                 <wp:inline distT="0" distB="0" distL="0" distR="0">
-                  <wp:extent cx="1047750" cy="790575"/>
+                  <wp:extent cx="876300" cy="657225"/>
                   <wp:effectExtent t="0" r="0" b="0" l="0"/>
                   <wp:docPr id="1" name="" descr="" title=""/>
                   <wp:cNvGraphicFramePr>
@@ -624,7 +900,7 @@
                         <pic:spPr bwMode="auto">
                           <a:xfrm>
                             <a:off x="0" y="0"/>
-                            <a:ext cx="1047750" cy="790575"/>
+                            <a:ext cx="876300" cy="657225"/>
                           </a:xfrm>
                           <a:prstGeom prst="rect">
                             <a:avLst/>
@@ -637,32 +913,108 @@
               </w:drawing>
             </w:r>
           </w:p>
-        </w:tc>
-        <w:tc>
-          <w:tcPr>
-            <w:tcW w:type="dxa" w:w="7560"/>
-            <w:tcMar>
-              <w:top w:type="dxa" w:w="100"/>
-              <w:left w:type="dxa" w:w="40"/>
-              <w:bottom w:type="dxa" w:w="100"/>
-              <w:right w:type="dxa" w:w="40"/>
-            </w:tcMar>
-            <w:vAlign w:val="center"/>
-          </w:tcPr>
-          <w:p>
-            <w:pPr>
-              <w:spacing w:after="50"/>
+          <w:p>
+            <w:pPr>
+              <w:spacing w:after="0"/>
+            </w:pPr>
+            <w:r>
+              <w:rPr>
+                <w:i/>
+                <w:iCs/>
+                <w:color w:val="5F6F80"/>
+                <w:sz w:val="18"/>
+                <w:szCs w:val="18"/>
+              </w:rPr>
+              <w:t xml:space="preserve">12 : 1 — twelve inches for every one foot</w:t>
+            </w:r>
+          </w:p>
+        </w:tc>
+      </w:tr>
+      <w:tr>
+        <w:trPr>
+          <w:cantSplit/>
+        </w:trPr>
+        <w:tc>
+          <w:tcPr>
+            <w:tcW w:type="dxa" w:w="1800"/>
+            <w:tcMar>
+              <w:top w:type="dxa" w:w="80"/>
+              <w:left w:type="dxa" w:w="100"/>
+              <w:bottom w:type="dxa" w:w="80"/>
+              <w:right w:type="dxa" w:w="100"/>
+            </w:tcMar>
+            <w:vAlign w:val="top"/>
+          </w:tcPr>
+          <w:p>
+            <w:pPr>
+              <w:spacing w:after="30"/>
             </w:pPr>
             <w:r>
               <w:rPr>
                 <w:b/>
                 <w:bCs/>
                 <w:color w:val="12355B"/>
-                <w:sz w:val="24"/>
-                <w:szCs w:val="24"/>
-              </w:rPr>
-              <w:t xml:space="preserve">Unit ratio</w:t>
-            </w:r>
+                <w:sz w:val="21"/>
+                <w:szCs w:val="21"/>
+              </w:rPr>
+              <w:t xml:space="preserve">Convert</w:t>
+            </w:r>
+          </w:p>
+          <w:p>
+            <w:pPr>
+              <w:spacing w:after="0"/>
+            </w:pPr>
+            <w:r>
+              <w:rPr>
+                <w:i/>
+                <w:iCs/>
+                <w:color w:val="5F6F80"/>
+                <w:sz w:val="18"/>
+                <w:szCs w:val="18"/>
+              </w:rPr>
+              <w:t xml:space="preserve">Convertir</w:t>
+            </w:r>
+          </w:p>
+        </w:tc>
+        <w:tc>
+          <w:tcPr>
+            <w:tcW w:type="dxa" w:w="3160"/>
+            <w:tcMar>
+              <w:top w:type="dxa" w:w="80"/>
+              <w:left w:type="dxa" w:w="100"/>
+              <w:bottom w:type="dxa" w:w="80"/>
+              <w:right w:type="dxa" w:w="100"/>
+            </w:tcMar>
+            <w:vAlign w:val="top"/>
+          </w:tcPr>
+          <w:p>
+            <w:pPr>
+              <w:spacing w:after="0"/>
+            </w:pPr>
+            <w:r>
+              <w:rPr>
+                <w:sz w:val="20"/>
+                <w:szCs w:val="20"/>
+              </w:rPr>
+              <w:t xml:space="preserve">To change a measurement from one unit to another without changing how much it is.</w:t>
+            </w:r>
+          </w:p>
+        </w:tc>
+        <w:tc>
+          <w:tcPr>
+            <w:tcW w:type="dxa" w:w="2200"/>
+            <w:tcMar>
+              <w:top w:type="dxa" w:w="80"/>
+              <w:left w:type="dxa" w:w="100"/>
+              <w:bottom w:type="dxa" w:w="80"/>
+              <w:right w:type="dxa" w:w="100"/>
+            </w:tcMar>
+            <w:vAlign w:val="top"/>
+          </w:tcPr>
+          <w:p>
+            <w:pPr>
+              <w:spacing w:after="40"/>
+            </w:pPr>
             <w:r>
               <w:rPr>
                 <w:i/>
@@ -671,89 +1023,41 @@
                 <w:sz w:val="19"/>
                 <w:szCs w:val="19"/>
               </w:rPr>
-              <w:t xml:space="preserve">   Razón unitaria</w:t>
-            </w:r>
-          </w:p>
+              <w:t xml:space="preserve">Not Convert: write a counter-example that breaks the definition.</w:t>
+            </w:r>
+          </w:p>
+          <w:p>
+            <w:pPr>
+              <w:pBdr>
+                <w:bottom w:val="single" w:color="AFBECC" w:sz="6"/>
+              </w:pBdr>
+              <w:spacing w:after="30" w:before="150"/>
+            </w:pPr>
+            <w:r>
+              <w:t xml:space="preserve"/>
+            </w:r>
+          </w:p>
+        </w:tc>
+        <w:tc>
+          <w:tcPr>
+            <w:tcW w:type="dxa" w:w="2200"/>
+            <w:tcMar>
+              <w:top w:type="dxa" w:w="80"/>
+              <w:left w:type="dxa" w:w="100"/>
+              <w:bottom w:type="dxa" w:w="80"/>
+              <w:right w:type="dxa" w:w="100"/>
+            </w:tcMar>
+            <w:vAlign w:val="top"/>
+          </w:tcPr>
           <w:p>
             <w:pPr>
               <w:spacing w:after="40"/>
-            </w:pPr>
-            <w:r>
-              <w:rPr>
-                <w:sz w:val="21"/>
-                <w:szCs w:val="21"/>
-              </w:rPr>
-              <w:t xml:space="preserve">A ratio that compares an amount to exactly 1 unit of another quantity, like 12 inches to 1 foot.</w:t>
-            </w:r>
-          </w:p>
-          <w:p>
-            <w:pPr>
-              <w:spacing w:after="0"/>
-            </w:pPr>
-            <w:r>
-              <w:rPr>
-                <w:b/>
-                <w:bCs/>
-                <w:color w:val="1FA6A2"/>
-                <w:sz w:val="18"/>
-                <w:szCs w:val="18"/>
-              </w:rPr>
-              <w:t xml:space="preserve">Example:  </w:t>
-            </w:r>
-            <w:r>
-              <w:rPr>
-                <w:i/>
-                <w:iCs/>
-                <w:color w:val="5F6F80"/>
-                <w:sz w:val="18"/>
-                <w:szCs w:val="18"/>
-              </w:rPr>
-              <w:t xml:space="preserve">12 : 1 — twelve inches for every one foot</w:t>
-            </w:r>
-          </w:p>
-        </w:tc>
-      </w:tr>
-    </w:tbl>
-    <w:tbl>
-      <w:tblPr>
-        <w:tblW w:type="pct" w:w="100%"/>
-        <w:tblBorders>
-          <w:top w:val="none" w:color="FFFFFF" w:sz="0"/>
-          <w:left w:val="none" w:color="FFFFFF" w:sz="0"/>
-          <w:bottom w:val="single" w:color="C7D2DD" w:sz="4"/>
-          <w:right w:val="none" w:color="FFFFFF" w:sz="0"/>
-          <w:insideH w:val="none" w:color="FFFFFF" w:sz="0"/>
-          <w:insideV w:val="none" w:color="FFFFFF" w:sz="0"/>
-        </w:tblBorders>
-      </w:tblPr>
-      <w:tblGrid>
-        <w:gridCol w:w="1800"/>
-        <w:gridCol w:w="7560"/>
-      </w:tblGrid>
-      <w:tr>
-        <w:trPr>
-          <w:cantSplit/>
-        </w:trPr>
-        <w:tc>
-          <w:tcPr>
-            <w:tcW w:type="dxa" w:w="1800"/>
-            <w:tcMar>
-              <w:top w:type="dxa" w:w="100"/>
-              <w:left w:type="dxa" w:w="40"/>
-              <w:bottom w:type="dxa" w:w="100"/>
-              <w:right w:type="dxa" w:w="120"/>
-            </w:tcMar>
-            <w:vAlign w:val="center"/>
-          </w:tcPr>
-          <w:p>
-            <w:pPr>
-              <w:spacing w:after="0"/>
               <w:jc w:val="center"/>
             </w:pPr>
             <w:r>
               <w:drawing>
                 <wp:inline distT="0" distB="0" distL="0" distR="0">
-                  <wp:extent cx="1047750" cy="790575"/>
+                  <wp:extent cx="876300" cy="657225"/>
                   <wp:effectExtent t="0" r="0" b="0" l="0"/>
                   <wp:docPr id="1" name="" descr="" title=""/>
                   <wp:cNvGraphicFramePr>
@@ -778,7 +1082,7 @@
                         <pic:spPr bwMode="auto">
                           <a:xfrm>
                             <a:off x="0" y="0"/>
-                            <a:ext cx="1047750" cy="790575"/>
+                            <a:ext cx="876300" cy="657225"/>
                           </a:xfrm>
                           <a:prstGeom prst="rect">
                             <a:avLst/>
@@ -791,32 +1095,108 @@
               </w:drawing>
             </w:r>
           </w:p>
-        </w:tc>
-        <w:tc>
-          <w:tcPr>
-            <w:tcW w:type="dxa" w:w="7560"/>
-            <w:tcMar>
-              <w:top w:type="dxa" w:w="100"/>
-              <w:left w:type="dxa" w:w="40"/>
-              <w:bottom w:type="dxa" w:w="100"/>
-              <w:right w:type="dxa" w:w="40"/>
-            </w:tcMar>
-            <w:vAlign w:val="center"/>
-          </w:tcPr>
-          <w:p>
-            <w:pPr>
-              <w:spacing w:after="50"/>
+          <w:p>
+            <w:pPr>
+              <w:spacing w:after="0"/>
+            </w:pPr>
+            <w:r>
+              <w:rPr>
+                <w:i/>
+                <w:iCs/>
+                <w:color w:val="5F6F80"/>
+                <w:sz w:val="18"/>
+                <w:szCs w:val="18"/>
+              </w:rPr>
+              <w:t xml:space="preserve">4 ft and 48 in are the same height, written two ways</w:t>
+            </w:r>
+          </w:p>
+        </w:tc>
+      </w:tr>
+      <w:tr>
+        <w:trPr>
+          <w:cantSplit/>
+        </w:trPr>
+        <w:tc>
+          <w:tcPr>
+            <w:tcW w:type="dxa" w:w="1800"/>
+            <w:tcMar>
+              <w:top w:type="dxa" w:w="80"/>
+              <w:left w:type="dxa" w:w="100"/>
+              <w:bottom w:type="dxa" w:w="80"/>
+              <w:right w:type="dxa" w:w="100"/>
+            </w:tcMar>
+            <w:vAlign w:val="top"/>
+          </w:tcPr>
+          <w:p>
+            <w:pPr>
+              <w:spacing w:after="30"/>
             </w:pPr>
             <w:r>
               <w:rPr>
                 <w:b/>
                 <w:bCs/>
                 <w:color w:val="12355B"/>
-                <w:sz w:val="24"/>
-                <w:szCs w:val="24"/>
-              </w:rPr>
-              <w:t xml:space="preserve">Convert</w:t>
-            </w:r>
+                <w:sz w:val="21"/>
+                <w:szCs w:val="21"/>
+              </w:rPr>
+              <w:t xml:space="preserve">Measurement system</w:t>
+            </w:r>
+          </w:p>
+          <w:p>
+            <w:pPr>
+              <w:spacing w:after="0"/>
+            </w:pPr>
+            <w:r>
+              <w:rPr>
+                <w:i/>
+                <w:iCs/>
+                <w:color w:val="5F6F80"/>
+                <w:sz w:val="18"/>
+                <w:szCs w:val="18"/>
+              </w:rPr>
+              <w:t xml:space="preserve">Sistema de medidas</w:t>
+            </w:r>
+          </w:p>
+        </w:tc>
+        <w:tc>
+          <w:tcPr>
+            <w:tcW w:type="dxa" w:w="3160"/>
+            <w:tcMar>
+              <w:top w:type="dxa" w:w="80"/>
+              <w:left w:type="dxa" w:w="100"/>
+              <w:bottom w:type="dxa" w:w="80"/>
+              <w:right w:type="dxa" w:w="100"/>
+            </w:tcMar>
+            <w:vAlign w:val="top"/>
+          </w:tcPr>
+          <w:p>
+            <w:pPr>
+              <w:spacing w:after="0"/>
+            </w:pPr>
+            <w:r>
+              <w:rPr>
+                <w:sz w:val="20"/>
+                <w:szCs w:val="20"/>
+              </w:rPr>
+              <w:t xml:space="preserve">A family of units that go together — customary units like inches and feet, or metric units like milliliters and liters.</w:t>
+            </w:r>
+          </w:p>
+        </w:tc>
+        <w:tc>
+          <w:tcPr>
+            <w:tcW w:type="dxa" w:w="2200"/>
+            <w:tcMar>
+              <w:top w:type="dxa" w:w="80"/>
+              <w:left w:type="dxa" w:w="100"/>
+              <w:bottom w:type="dxa" w:w="80"/>
+              <w:right w:type="dxa" w:w="100"/>
+            </w:tcMar>
+            <w:vAlign w:val="top"/>
+          </w:tcPr>
+          <w:p>
+            <w:pPr>
+              <w:spacing w:after="40"/>
+            </w:pPr>
             <w:r>
               <w:rPr>
                 <w:i/>
@@ -825,89 +1205,41 @@
                 <w:sz w:val="19"/>
                 <w:szCs w:val="19"/>
               </w:rPr>
-              <w:t xml:space="preserve">   Convertir</w:t>
-            </w:r>
-          </w:p>
+              <w:t xml:space="preserve">Not Measurement system: write a counter-example that breaks the definition.</w:t>
+            </w:r>
+          </w:p>
+          <w:p>
+            <w:pPr>
+              <w:pBdr>
+                <w:bottom w:val="single" w:color="AFBECC" w:sz="6"/>
+              </w:pBdr>
+              <w:spacing w:after="30" w:before="150"/>
+            </w:pPr>
+            <w:r>
+              <w:t xml:space="preserve"/>
+            </w:r>
+          </w:p>
+        </w:tc>
+        <w:tc>
+          <w:tcPr>
+            <w:tcW w:type="dxa" w:w="2200"/>
+            <w:tcMar>
+              <w:top w:type="dxa" w:w="80"/>
+              <w:left w:type="dxa" w:w="100"/>
+              <w:bottom w:type="dxa" w:w="80"/>
+              <w:right w:type="dxa" w:w="100"/>
+            </w:tcMar>
+            <w:vAlign w:val="top"/>
+          </w:tcPr>
           <w:p>
             <w:pPr>
               <w:spacing w:after="40"/>
-            </w:pPr>
-            <w:r>
-              <w:rPr>
-                <w:sz w:val="21"/>
-                <w:szCs w:val="21"/>
-              </w:rPr>
-              <w:t xml:space="preserve">To change a measurement from one unit to another without changing how much it is.</w:t>
-            </w:r>
-          </w:p>
-          <w:p>
-            <w:pPr>
-              <w:spacing w:after="0"/>
-            </w:pPr>
-            <w:r>
-              <w:rPr>
-                <w:b/>
-                <w:bCs/>
-                <w:color w:val="1FA6A2"/>
-                <w:sz w:val="18"/>
-                <w:szCs w:val="18"/>
-              </w:rPr>
-              <w:t xml:space="preserve">Example:  </w:t>
-            </w:r>
-            <w:r>
-              <w:rPr>
-                <w:i/>
-                <w:iCs/>
-                <w:color w:val="5F6F80"/>
-                <w:sz w:val="18"/>
-                <w:szCs w:val="18"/>
-              </w:rPr>
-              <w:t xml:space="preserve">4 ft and 48 in are the same height, written two ways</w:t>
-            </w:r>
-          </w:p>
-        </w:tc>
-      </w:tr>
-    </w:tbl>
-    <w:tbl>
-      <w:tblPr>
-        <w:tblW w:type="pct" w:w="100%"/>
-        <w:tblBorders>
-          <w:top w:val="none" w:color="FFFFFF" w:sz="0"/>
-          <w:left w:val="none" w:color="FFFFFF" w:sz="0"/>
-          <w:bottom w:val="single" w:color="C7D2DD" w:sz="4"/>
-          <w:right w:val="none" w:color="FFFFFF" w:sz="0"/>
-          <w:insideH w:val="none" w:color="FFFFFF" w:sz="0"/>
-          <w:insideV w:val="none" w:color="FFFFFF" w:sz="0"/>
-        </w:tblBorders>
-      </w:tblPr>
-      <w:tblGrid>
-        <w:gridCol w:w="1800"/>
-        <w:gridCol w:w="7560"/>
-      </w:tblGrid>
-      <w:tr>
-        <w:trPr>
-          <w:cantSplit/>
-        </w:trPr>
-        <w:tc>
-          <w:tcPr>
-            <w:tcW w:type="dxa" w:w="1800"/>
-            <w:tcMar>
-              <w:top w:type="dxa" w:w="100"/>
-              <w:left w:type="dxa" w:w="40"/>
-              <w:bottom w:type="dxa" w:w="100"/>
-              <w:right w:type="dxa" w:w="120"/>
-            </w:tcMar>
-            <w:vAlign w:val="center"/>
-          </w:tcPr>
-          <w:p>
-            <w:pPr>
-              <w:spacing w:after="0"/>
               <w:jc w:val="center"/>
             </w:pPr>
             <w:r>
               <w:drawing>
                 <wp:inline distT="0" distB="0" distL="0" distR="0">
-                  <wp:extent cx="1047750" cy="790575"/>
+                  <wp:extent cx="876300" cy="657225"/>
                   <wp:effectExtent t="0" r="0" b="0" l="0"/>
                   <wp:docPr id="1" name="" descr="" title=""/>
                   <wp:cNvGraphicFramePr>
@@ -932,7 +1264,7 @@
                         <pic:spPr bwMode="auto">
                           <a:xfrm>
                             <a:off x="0" y="0"/>
-                            <a:ext cx="1047750" cy="790575"/>
+                            <a:ext cx="876300" cy="657225"/>
                           </a:xfrm>
                           <a:prstGeom prst="rect">
                             <a:avLst/>
@@ -945,32 +1277,108 @@
               </w:drawing>
             </w:r>
           </w:p>
-        </w:tc>
-        <w:tc>
-          <w:tcPr>
-            <w:tcW w:type="dxa" w:w="7560"/>
-            <w:tcMar>
-              <w:top w:type="dxa" w:w="100"/>
-              <w:left w:type="dxa" w:w="40"/>
-              <w:bottom w:type="dxa" w:w="100"/>
-              <w:right w:type="dxa" w:w="40"/>
-            </w:tcMar>
-            <w:vAlign w:val="center"/>
-          </w:tcPr>
-          <w:p>
-            <w:pPr>
-              <w:spacing w:after="50"/>
+          <w:p>
+            <w:pPr>
+              <w:spacing w:after="0"/>
+            </w:pPr>
+            <w:r>
+              <w:rPr>
+                <w:i/>
+                <w:iCs/>
+                <w:color w:val="5F6F80"/>
+                <w:sz w:val="18"/>
+                <w:szCs w:val="18"/>
+              </w:rPr>
+              <w:t xml:space="preserve">Customary: 12 in = 1 ft · Metric: 1,000 mL = 1 L</w:t>
+            </w:r>
+          </w:p>
+        </w:tc>
+      </w:tr>
+      <w:tr>
+        <w:trPr>
+          <w:cantSplit/>
+        </w:trPr>
+        <w:tc>
+          <w:tcPr>
+            <w:tcW w:type="dxa" w:w="1800"/>
+            <w:tcMar>
+              <w:top w:type="dxa" w:w="80"/>
+              <w:left w:type="dxa" w:w="100"/>
+              <w:bottom w:type="dxa" w:w="80"/>
+              <w:right w:type="dxa" w:w="100"/>
+            </w:tcMar>
+            <w:vAlign w:val="top"/>
+          </w:tcPr>
+          <w:p>
+            <w:pPr>
+              <w:spacing w:after="30"/>
             </w:pPr>
             <w:r>
               <w:rPr>
                 <w:b/>
                 <w:bCs/>
                 <w:color w:val="12355B"/>
-                <w:sz w:val="24"/>
-                <w:szCs w:val="24"/>
-              </w:rPr>
-              <w:t xml:space="preserve">Measurement system</w:t>
-            </w:r>
+                <w:sz w:val="21"/>
+                <w:szCs w:val="21"/>
+              </w:rPr>
+              <w:t xml:space="preserve">Double number line</w:t>
+            </w:r>
+          </w:p>
+          <w:p>
+            <w:pPr>
+              <w:spacing w:after="0"/>
+            </w:pPr>
+            <w:r>
+              <w:rPr>
+                <w:i/>
+                <w:iCs/>
+                <w:color w:val="5F6F80"/>
+                <w:sz w:val="18"/>
+                <w:szCs w:val="18"/>
+              </w:rPr>
+              <w:t xml:space="preserve">Recta numérica doble</w:t>
+            </w:r>
+          </w:p>
+        </w:tc>
+        <w:tc>
+          <w:tcPr>
+            <w:tcW w:type="dxa" w:w="3160"/>
+            <w:tcMar>
+              <w:top w:type="dxa" w:w="80"/>
+              <w:left w:type="dxa" w:w="100"/>
+              <w:bottom w:type="dxa" w:w="80"/>
+              <w:right w:type="dxa" w:w="100"/>
+            </w:tcMar>
+            <w:vAlign w:val="top"/>
+          </w:tcPr>
+          <w:p>
+            <w:pPr>
+              <w:spacing w:after="0"/>
+            </w:pPr>
+            <w:r>
+              <w:rPr>
+                <w:sz w:val="20"/>
+                <w:szCs w:val="20"/>
+              </w:rPr>
+              <w:t xml:space="preserve">Two number lines lined up so matching tick marks show two units for the same amount.</w:t>
+            </w:r>
+          </w:p>
+        </w:tc>
+        <w:tc>
+          <w:tcPr>
+            <w:tcW w:type="dxa" w:w="2200"/>
+            <w:tcMar>
+              <w:top w:type="dxa" w:w="80"/>
+              <w:left w:type="dxa" w:w="100"/>
+              <w:bottom w:type="dxa" w:w="80"/>
+              <w:right w:type="dxa" w:w="100"/>
+            </w:tcMar>
+            <w:vAlign w:val="top"/>
+          </w:tcPr>
+          <w:p>
+            <w:pPr>
+              <w:spacing w:after="40"/>
+            </w:pPr>
             <w:r>
               <w:rPr>
                 <w:i/>
@@ -979,89 +1387,41 @@
                 <w:sz w:val="19"/>
                 <w:szCs w:val="19"/>
               </w:rPr>
-              <w:t xml:space="preserve">   Sistema de medidas</w:t>
-            </w:r>
-          </w:p>
+              <w:t xml:space="preserve">Not Double number line: write a counter-example that breaks the definition.</w:t>
+            </w:r>
+          </w:p>
+          <w:p>
+            <w:pPr>
+              <w:pBdr>
+                <w:bottom w:val="single" w:color="AFBECC" w:sz="6"/>
+              </w:pBdr>
+              <w:spacing w:after="30" w:before="150"/>
+            </w:pPr>
+            <w:r>
+              <w:t xml:space="preserve"/>
+            </w:r>
+          </w:p>
+        </w:tc>
+        <w:tc>
+          <w:tcPr>
+            <w:tcW w:type="dxa" w:w="2200"/>
+            <w:tcMar>
+              <w:top w:type="dxa" w:w="80"/>
+              <w:left w:type="dxa" w:w="100"/>
+              <w:bottom w:type="dxa" w:w="80"/>
+              <w:right w:type="dxa" w:w="100"/>
+            </w:tcMar>
+            <w:vAlign w:val="top"/>
+          </w:tcPr>
           <w:p>
             <w:pPr>
               <w:spacing w:after="40"/>
-            </w:pPr>
-            <w:r>
-              <w:rPr>
-                <w:sz w:val="21"/>
-                <w:szCs w:val="21"/>
-              </w:rPr>
-              <w:t xml:space="preserve">A family of units that go together — customary units like inches and feet, or metric units like milliliters and liters.</w:t>
-            </w:r>
-          </w:p>
-          <w:p>
-            <w:pPr>
-              <w:spacing w:after="0"/>
-            </w:pPr>
-            <w:r>
-              <w:rPr>
-                <w:b/>
-                <w:bCs/>
-                <w:color w:val="1FA6A2"/>
-                <w:sz w:val="18"/>
-                <w:szCs w:val="18"/>
-              </w:rPr>
-              <w:t xml:space="preserve">Example:  </w:t>
-            </w:r>
-            <w:r>
-              <w:rPr>
-                <w:i/>
-                <w:iCs/>
-                <w:color w:val="5F6F80"/>
-                <w:sz w:val="18"/>
-                <w:szCs w:val="18"/>
-              </w:rPr>
-              <w:t xml:space="preserve">Customary: 12 in = 1 ft · Metric: 1,000 mL = 1 L</w:t>
-            </w:r>
-          </w:p>
-        </w:tc>
-      </w:tr>
-    </w:tbl>
-    <w:tbl>
-      <w:tblPr>
-        <w:tblW w:type="pct" w:w="100%"/>
-        <w:tblBorders>
-          <w:top w:val="none" w:color="FFFFFF" w:sz="0"/>
-          <w:left w:val="none" w:color="FFFFFF" w:sz="0"/>
-          <w:bottom w:val="single" w:color="C7D2DD" w:sz="4"/>
-          <w:right w:val="none" w:color="FFFFFF" w:sz="0"/>
-          <w:insideH w:val="none" w:color="FFFFFF" w:sz="0"/>
-          <w:insideV w:val="none" w:color="FFFFFF" w:sz="0"/>
-        </w:tblBorders>
-      </w:tblPr>
-      <w:tblGrid>
-        <w:gridCol w:w="1800"/>
-        <w:gridCol w:w="7560"/>
-      </w:tblGrid>
-      <w:tr>
-        <w:trPr>
-          <w:cantSplit/>
-        </w:trPr>
-        <w:tc>
-          <w:tcPr>
-            <w:tcW w:type="dxa" w:w="1800"/>
-            <w:tcMar>
-              <w:top w:type="dxa" w:w="100"/>
-              <w:left w:type="dxa" w:w="40"/>
-              <w:bottom w:type="dxa" w:w="100"/>
-              <w:right w:type="dxa" w:w="120"/>
-            </w:tcMar>
-            <w:vAlign w:val="center"/>
-          </w:tcPr>
-          <w:p>
-            <w:pPr>
-              <w:spacing w:after="0"/>
               <w:jc w:val="center"/>
             </w:pPr>
             <w:r>
               <w:drawing>
                 <wp:inline distT="0" distB="0" distL="0" distR="0">
-                  <wp:extent cx="1047750" cy="790575"/>
+                  <wp:extent cx="876300" cy="657225"/>
                   <wp:effectExtent t="0" r="0" b="0" l="0"/>
                   <wp:docPr id="1" name="" descr="" title=""/>
                   <wp:cNvGraphicFramePr>
@@ -1086,7 +1446,7 @@
                         <pic:spPr bwMode="auto">
                           <a:xfrm>
                             <a:off x="0" y="0"/>
-                            <a:ext cx="1047750" cy="790575"/>
+                            <a:ext cx="876300" cy="657225"/>
                           </a:xfrm>
                           <a:prstGeom prst="rect">
                             <a:avLst/>
@@ -1099,32 +1459,108 @@
               </w:drawing>
             </w:r>
           </w:p>
-        </w:tc>
-        <w:tc>
-          <w:tcPr>
-            <w:tcW w:type="dxa" w:w="7560"/>
-            <w:tcMar>
-              <w:top w:type="dxa" w:w="100"/>
-              <w:left w:type="dxa" w:w="40"/>
-              <w:bottom w:type="dxa" w:w="100"/>
-              <w:right w:type="dxa" w:w="40"/>
-            </w:tcMar>
-            <w:vAlign w:val="center"/>
-          </w:tcPr>
-          <w:p>
-            <w:pPr>
-              <w:spacing w:after="50"/>
+          <w:p>
+            <w:pPr>
+              <w:spacing w:after="0"/>
+            </w:pPr>
+            <w:r>
+              <w:rPr>
+                <w:i/>
+                <w:iCs/>
+                <w:color w:val="5F6F80"/>
+                <w:sz w:val="18"/>
+                <w:szCs w:val="18"/>
+              </w:rPr>
+              <w:t xml:space="preserve">Liters 0, 1, 2, 3, 4 above milliliters 0, 1,000, 2,000, 3,000, 4,000</w:t>
+            </w:r>
+          </w:p>
+        </w:tc>
+      </w:tr>
+      <w:tr>
+        <w:trPr>
+          <w:cantSplit/>
+        </w:trPr>
+        <w:tc>
+          <w:tcPr>
+            <w:tcW w:type="dxa" w:w="1800"/>
+            <w:tcMar>
+              <w:top w:type="dxa" w:w="80"/>
+              <w:left w:type="dxa" w:w="100"/>
+              <w:bottom w:type="dxa" w:w="80"/>
+              <w:right w:type="dxa" w:w="100"/>
+            </w:tcMar>
+            <w:vAlign w:val="top"/>
+          </w:tcPr>
+          <w:p>
+            <w:pPr>
+              <w:spacing w:after="30"/>
             </w:pPr>
             <w:r>
               <w:rPr>
                 <w:b/>
                 <w:bCs/>
                 <w:color w:val="12355B"/>
-                <w:sz w:val="24"/>
-                <w:szCs w:val="24"/>
-              </w:rPr>
-              <w:t xml:space="preserve">Double number line</w:t>
-            </w:r>
+                <w:sz w:val="21"/>
+                <w:szCs w:val="21"/>
+              </w:rPr>
+              <w:t xml:space="preserve">Ratio table</w:t>
+            </w:r>
+          </w:p>
+          <w:p>
+            <w:pPr>
+              <w:spacing w:after="0"/>
+            </w:pPr>
+            <w:r>
+              <w:rPr>
+                <w:i/>
+                <w:iCs/>
+                <w:color w:val="5F6F80"/>
+                <w:sz w:val="18"/>
+                <w:szCs w:val="18"/>
+              </w:rPr>
+              <w:t xml:space="preserve">Tabla de razones</w:t>
+            </w:r>
+          </w:p>
+        </w:tc>
+        <w:tc>
+          <w:tcPr>
+            <w:tcW w:type="dxa" w:w="3160"/>
+            <w:tcMar>
+              <w:top w:type="dxa" w:w="80"/>
+              <w:left w:type="dxa" w:w="100"/>
+              <w:bottom w:type="dxa" w:w="80"/>
+              <w:right w:type="dxa" w:w="100"/>
+            </w:tcMar>
+            <w:vAlign w:val="top"/>
+          </w:tcPr>
+          <w:p>
+            <w:pPr>
+              <w:spacing w:after="0"/>
+            </w:pPr>
+            <w:r>
+              <w:rPr>
+                <w:sz w:val="20"/>
+                <w:szCs w:val="20"/>
+              </w:rPr>
+              <w:t xml:space="preserve">A table of equal ratios that lets you scale a conversion up or down one row at a time.</w:t>
+            </w:r>
+          </w:p>
+        </w:tc>
+        <w:tc>
+          <w:tcPr>
+            <w:tcW w:type="dxa" w:w="2200"/>
+            <w:tcMar>
+              <w:top w:type="dxa" w:w="80"/>
+              <w:left w:type="dxa" w:w="100"/>
+              <w:bottom w:type="dxa" w:w="80"/>
+              <w:right w:type="dxa" w:w="100"/>
+            </w:tcMar>
+            <w:vAlign w:val="top"/>
+          </w:tcPr>
+          <w:p>
+            <w:pPr>
+              <w:spacing w:after="40"/>
+            </w:pPr>
             <w:r>
               <w:rPr>
                 <w:i/>
@@ -1133,89 +1569,41 @@
                 <w:sz w:val="19"/>
                 <w:szCs w:val="19"/>
               </w:rPr>
-              <w:t xml:space="preserve">   Recta numérica doble</w:t>
-            </w:r>
-          </w:p>
+              <w:t xml:space="preserve">Not Ratio table: write a counter-example that breaks the definition.</w:t>
+            </w:r>
+          </w:p>
+          <w:p>
+            <w:pPr>
+              <w:pBdr>
+                <w:bottom w:val="single" w:color="AFBECC" w:sz="6"/>
+              </w:pBdr>
+              <w:spacing w:after="30" w:before="150"/>
+            </w:pPr>
+            <w:r>
+              <w:t xml:space="preserve"/>
+            </w:r>
+          </w:p>
+        </w:tc>
+        <w:tc>
+          <w:tcPr>
+            <w:tcW w:type="dxa" w:w="2200"/>
+            <w:tcMar>
+              <w:top w:type="dxa" w:w="80"/>
+              <w:left w:type="dxa" w:w="100"/>
+              <w:bottom w:type="dxa" w:w="80"/>
+              <w:right w:type="dxa" w:w="100"/>
+            </w:tcMar>
+            <w:vAlign w:val="top"/>
+          </w:tcPr>
           <w:p>
             <w:pPr>
               <w:spacing w:after="40"/>
-            </w:pPr>
-            <w:r>
-              <w:rPr>
-                <w:sz w:val="21"/>
-                <w:szCs w:val="21"/>
-              </w:rPr>
-              <w:t xml:space="preserve">Two number lines lined up so matching tick marks show two units for the same amount.</w:t>
-            </w:r>
-          </w:p>
-          <w:p>
-            <w:pPr>
-              <w:spacing w:after="0"/>
-            </w:pPr>
-            <w:r>
-              <w:rPr>
-                <w:b/>
-                <w:bCs/>
-                <w:color w:val="1FA6A2"/>
-                <w:sz w:val="18"/>
-                <w:szCs w:val="18"/>
-              </w:rPr>
-              <w:t xml:space="preserve">Example:  </w:t>
-            </w:r>
-            <w:r>
-              <w:rPr>
-                <w:i/>
-                <w:iCs/>
-                <w:color w:val="5F6F80"/>
-                <w:sz w:val="18"/>
-                <w:szCs w:val="18"/>
-              </w:rPr>
-              <w:t xml:space="preserve">Liters 0, 1, 2, 3, 4 above milliliters 0, 1,000, 2,000, 3,000, 4,000</w:t>
-            </w:r>
-          </w:p>
-        </w:tc>
-      </w:tr>
-    </w:tbl>
-    <w:tbl>
-      <w:tblPr>
-        <w:tblW w:type="pct" w:w="100%"/>
-        <w:tblBorders>
-          <w:top w:val="none" w:color="FFFFFF" w:sz="0"/>
-          <w:left w:val="none" w:color="FFFFFF" w:sz="0"/>
-          <w:bottom w:val="single" w:color="C7D2DD" w:sz="4"/>
-          <w:right w:val="none" w:color="FFFFFF" w:sz="0"/>
-          <w:insideH w:val="none" w:color="FFFFFF" w:sz="0"/>
-          <w:insideV w:val="none" w:color="FFFFFF" w:sz="0"/>
-        </w:tblBorders>
-      </w:tblPr>
-      <w:tblGrid>
-        <w:gridCol w:w="1800"/>
-        <w:gridCol w:w="7560"/>
-      </w:tblGrid>
-      <w:tr>
-        <w:trPr>
-          <w:cantSplit/>
-        </w:trPr>
-        <w:tc>
-          <w:tcPr>
-            <w:tcW w:type="dxa" w:w="1800"/>
-            <w:tcMar>
-              <w:top w:type="dxa" w:w="100"/>
-              <w:left w:type="dxa" w:w="40"/>
-              <w:bottom w:type="dxa" w:w="100"/>
-              <w:right w:type="dxa" w:w="120"/>
-            </w:tcMar>
-            <w:vAlign w:val="center"/>
-          </w:tcPr>
-          <w:p>
-            <w:pPr>
-              <w:spacing w:after="0"/>
               <w:jc w:val="center"/>
             </w:pPr>
             <w:r>
               <w:drawing>
                 <wp:inline distT="0" distB="0" distL="0" distR="0">
-                  <wp:extent cx="1047750" cy="790575"/>
+                  <wp:extent cx="876300" cy="657225"/>
                   <wp:effectExtent t="0" r="0" b="0" l="0"/>
                   <wp:docPr id="1" name="" descr="" title=""/>
                   <wp:cNvGraphicFramePr>
@@ -1240,7 +1628,7 @@
                         <pic:spPr bwMode="auto">
                           <a:xfrm>
                             <a:off x="0" y="0"/>
-                            <a:ext cx="1047750" cy="790575"/>
+                            <a:ext cx="876300" cy="657225"/>
                           </a:xfrm>
                           <a:prstGeom prst="rect">
                             <a:avLst/>
@@ -1253,32 +1641,108 @@
               </w:drawing>
             </w:r>
           </w:p>
-        </w:tc>
-        <w:tc>
-          <w:tcPr>
-            <w:tcW w:type="dxa" w:w="7560"/>
-            <w:tcMar>
-              <w:top w:type="dxa" w:w="100"/>
-              <w:left w:type="dxa" w:w="40"/>
-              <w:bottom w:type="dxa" w:w="100"/>
-              <w:right w:type="dxa" w:w="40"/>
-            </w:tcMar>
-            <w:vAlign w:val="center"/>
-          </w:tcPr>
-          <w:p>
-            <w:pPr>
-              <w:spacing w:after="50"/>
+          <w:p>
+            <w:pPr>
+              <w:spacing w:after="0"/>
+            </w:pPr>
+            <w:r>
+              <w:rPr>
+                <w:i/>
+                <w:iCs/>
+                <w:color w:val="5F6F80"/>
+                <w:sz w:val="18"/>
+                <w:szCs w:val="18"/>
+              </w:rPr>
+              <w:t xml:space="preserve">1 ft : 12 in, 2 ft : 24 in, 4 ft : 48 in</w:t>
+            </w:r>
+          </w:p>
+        </w:tc>
+      </w:tr>
+      <w:tr>
+        <w:trPr>
+          <w:cantSplit/>
+        </w:trPr>
+        <w:tc>
+          <w:tcPr>
+            <w:tcW w:type="dxa" w:w="1800"/>
+            <w:tcMar>
+              <w:top w:type="dxa" w:w="80"/>
+              <w:left w:type="dxa" w:w="100"/>
+              <w:bottom w:type="dxa" w:w="80"/>
+              <w:right w:type="dxa" w:w="100"/>
+            </w:tcMar>
+            <w:vAlign w:val="top"/>
+          </w:tcPr>
+          <w:p>
+            <w:pPr>
+              <w:spacing w:after="30"/>
             </w:pPr>
             <w:r>
               <w:rPr>
                 <w:b/>
                 <w:bCs/>
                 <w:color w:val="12355B"/>
-                <w:sz w:val="24"/>
-                <w:szCs w:val="24"/>
-              </w:rPr>
-              <w:t xml:space="preserve">Ratio table</w:t>
-            </w:r>
+                <w:sz w:val="21"/>
+                <w:szCs w:val="21"/>
+              </w:rPr>
+              <w:t xml:space="preserve">Customary units</w:t>
+            </w:r>
+          </w:p>
+          <w:p>
+            <w:pPr>
+              <w:spacing w:after="0"/>
+            </w:pPr>
+            <w:r>
+              <w:rPr>
+                <w:i/>
+                <w:iCs/>
+                <w:color w:val="5F6F80"/>
+                <w:sz w:val="18"/>
+                <w:szCs w:val="18"/>
+              </w:rPr>
+              <w:t xml:space="preserve">Unidades del sistema usual</w:t>
+            </w:r>
+          </w:p>
+        </w:tc>
+        <w:tc>
+          <w:tcPr>
+            <w:tcW w:type="dxa" w:w="3160"/>
+            <w:tcMar>
+              <w:top w:type="dxa" w:w="80"/>
+              <w:left w:type="dxa" w:w="100"/>
+              <w:bottom w:type="dxa" w:w="80"/>
+              <w:right w:type="dxa" w:w="100"/>
+            </w:tcMar>
+            <w:vAlign w:val="top"/>
+          </w:tcPr>
+          <w:p>
+            <w:pPr>
+              <w:spacing w:after="0"/>
+            </w:pPr>
+            <w:r>
+              <w:rPr>
+                <w:sz w:val="20"/>
+                <w:szCs w:val="20"/>
+              </w:rPr>
+              <w:t xml:space="preserve">The U.S. system of units: inch, foot, yard, mile, ounce, pound, cup, quart, gallon.</w:t>
+            </w:r>
+          </w:p>
+        </w:tc>
+        <w:tc>
+          <w:tcPr>
+            <w:tcW w:type="dxa" w:w="2200"/>
+            <w:tcMar>
+              <w:top w:type="dxa" w:w="80"/>
+              <w:left w:type="dxa" w:w="100"/>
+              <w:bottom w:type="dxa" w:w="80"/>
+              <w:right w:type="dxa" w:w="100"/>
+            </w:tcMar>
+            <w:vAlign w:val="top"/>
+          </w:tcPr>
+          <w:p>
+            <w:pPr>
+              <w:spacing w:after="40"/>
+            </w:pPr>
             <w:r>
               <w:rPr>
                 <w:i/>
@@ -1287,89 +1751,41 @@
                 <w:sz w:val="19"/>
                 <w:szCs w:val="19"/>
               </w:rPr>
-              <w:t xml:space="preserve">   Tabla de razones</w:t>
-            </w:r>
-          </w:p>
+              <w:t xml:space="preserve">Not Customary units: write a counter-example that breaks the definition.</w:t>
+            </w:r>
+          </w:p>
+          <w:p>
+            <w:pPr>
+              <w:pBdr>
+                <w:bottom w:val="single" w:color="AFBECC" w:sz="6"/>
+              </w:pBdr>
+              <w:spacing w:after="30" w:before="150"/>
+            </w:pPr>
+            <w:r>
+              <w:t xml:space="preserve"/>
+            </w:r>
+          </w:p>
+        </w:tc>
+        <w:tc>
+          <w:tcPr>
+            <w:tcW w:type="dxa" w:w="2200"/>
+            <w:tcMar>
+              <w:top w:type="dxa" w:w="80"/>
+              <w:left w:type="dxa" w:w="100"/>
+              <w:bottom w:type="dxa" w:w="80"/>
+              <w:right w:type="dxa" w:w="100"/>
+            </w:tcMar>
+            <w:vAlign w:val="top"/>
+          </w:tcPr>
           <w:p>
             <w:pPr>
               <w:spacing w:after="40"/>
-            </w:pPr>
-            <w:r>
-              <w:rPr>
-                <w:sz w:val="21"/>
-                <w:szCs w:val="21"/>
-              </w:rPr>
-              <w:t xml:space="preserve">A table of equal ratios that lets you scale a conversion up or down one row at a time.</w:t>
-            </w:r>
-          </w:p>
-          <w:p>
-            <w:pPr>
-              <w:spacing w:after="0"/>
-            </w:pPr>
-            <w:r>
-              <w:rPr>
-                <w:b/>
-                <w:bCs/>
-                <w:color w:val="1FA6A2"/>
-                <w:sz w:val="18"/>
-                <w:szCs w:val="18"/>
-              </w:rPr>
-              <w:t xml:space="preserve">Example:  </w:t>
-            </w:r>
-            <w:r>
-              <w:rPr>
-                <w:i/>
-                <w:iCs/>
-                <w:color w:val="5F6F80"/>
-                <w:sz w:val="18"/>
-                <w:szCs w:val="18"/>
-              </w:rPr>
-              <w:t xml:space="preserve">1 ft : 12 in, 2 ft : 24 in, 4 ft : 48 in</w:t>
-            </w:r>
-          </w:p>
-        </w:tc>
-      </w:tr>
-    </w:tbl>
-    <w:tbl>
-      <w:tblPr>
-        <w:tblW w:type="pct" w:w="100%"/>
-        <w:tblBorders>
-          <w:top w:val="none" w:color="FFFFFF" w:sz="0"/>
-          <w:left w:val="none" w:color="FFFFFF" w:sz="0"/>
-          <w:bottom w:val="single" w:color="C7D2DD" w:sz="4"/>
-          <w:right w:val="none" w:color="FFFFFF" w:sz="0"/>
-          <w:insideH w:val="none" w:color="FFFFFF" w:sz="0"/>
-          <w:insideV w:val="none" w:color="FFFFFF" w:sz="0"/>
-        </w:tblBorders>
-      </w:tblPr>
-      <w:tblGrid>
-        <w:gridCol w:w="1800"/>
-        <w:gridCol w:w="7560"/>
-      </w:tblGrid>
-      <w:tr>
-        <w:trPr>
-          <w:cantSplit/>
-        </w:trPr>
-        <w:tc>
-          <w:tcPr>
-            <w:tcW w:type="dxa" w:w="1800"/>
-            <w:tcMar>
-              <w:top w:type="dxa" w:w="100"/>
-              <w:left w:type="dxa" w:w="40"/>
-              <w:bottom w:type="dxa" w:w="100"/>
-              <w:right w:type="dxa" w:w="120"/>
-            </w:tcMar>
-            <w:vAlign w:val="center"/>
-          </w:tcPr>
-          <w:p>
-            <w:pPr>
-              <w:spacing w:after="0"/>
               <w:jc w:val="center"/>
             </w:pPr>
             <w:r>
               <w:drawing>
                 <wp:inline distT="0" distB="0" distL="0" distR="0">
-                  <wp:extent cx="1047750" cy="790575"/>
+                  <wp:extent cx="876300" cy="657225"/>
                   <wp:effectExtent t="0" r="0" b="0" l="0"/>
                   <wp:docPr id="1" name="" descr="" title=""/>
                   <wp:cNvGraphicFramePr>
@@ -1394,7 +1810,7 @@
                         <pic:spPr bwMode="auto">
                           <a:xfrm>
                             <a:off x="0" y="0"/>
-                            <a:ext cx="1047750" cy="790575"/>
+                            <a:ext cx="876300" cy="657225"/>
                           </a:xfrm>
                           <a:prstGeom prst="rect">
                             <a:avLst/>
@@ -1407,32 +1823,108 @@
               </w:drawing>
             </w:r>
           </w:p>
-        </w:tc>
-        <w:tc>
-          <w:tcPr>
-            <w:tcW w:type="dxa" w:w="7560"/>
-            <w:tcMar>
-              <w:top w:type="dxa" w:w="100"/>
-              <w:left w:type="dxa" w:w="40"/>
-              <w:bottom w:type="dxa" w:w="100"/>
-              <w:right w:type="dxa" w:w="40"/>
-            </w:tcMar>
-            <w:vAlign w:val="center"/>
-          </w:tcPr>
-          <w:p>
-            <w:pPr>
-              <w:spacing w:after="50"/>
+          <w:p>
+            <w:pPr>
+              <w:spacing w:after="0"/>
+            </w:pPr>
+            <w:r>
+              <w:rPr>
+                <w:i/>
+                <w:iCs/>
+                <w:color w:val="5F6F80"/>
+                <w:sz w:val="18"/>
+                <w:szCs w:val="18"/>
+              </w:rPr>
+              <w:t xml:space="preserve">12 in = 1 ft</w:t>
+            </w:r>
+          </w:p>
+        </w:tc>
+      </w:tr>
+      <w:tr>
+        <w:trPr>
+          <w:cantSplit/>
+        </w:trPr>
+        <w:tc>
+          <w:tcPr>
+            <w:tcW w:type="dxa" w:w="1800"/>
+            <w:tcMar>
+              <w:top w:type="dxa" w:w="80"/>
+              <w:left w:type="dxa" w:w="100"/>
+              <w:bottom w:type="dxa" w:w="80"/>
+              <w:right w:type="dxa" w:w="100"/>
+            </w:tcMar>
+            <w:vAlign w:val="top"/>
+          </w:tcPr>
+          <w:p>
+            <w:pPr>
+              <w:spacing w:after="30"/>
             </w:pPr>
             <w:r>
               <w:rPr>
                 <w:b/>
                 <w:bCs/>
                 <w:color w:val="12355B"/>
-                <w:sz w:val="24"/>
-                <w:szCs w:val="24"/>
-              </w:rPr>
-              <w:t xml:space="preserve">Customary units</w:t>
-            </w:r>
+                <w:sz w:val="21"/>
+                <w:szCs w:val="21"/>
+              </w:rPr>
+              <w:t xml:space="preserve">Metric units</w:t>
+            </w:r>
+          </w:p>
+          <w:p>
+            <w:pPr>
+              <w:spacing w:after="0"/>
+            </w:pPr>
+            <w:r>
+              <w:rPr>
+                <w:i/>
+                <w:iCs/>
+                <w:color w:val="5F6F80"/>
+                <w:sz w:val="18"/>
+                <w:szCs w:val="18"/>
+              </w:rPr>
+              <w:t xml:space="preserve">Unidades métricas</w:t>
+            </w:r>
+          </w:p>
+        </w:tc>
+        <w:tc>
+          <w:tcPr>
+            <w:tcW w:type="dxa" w:w="3160"/>
+            <w:tcMar>
+              <w:top w:type="dxa" w:w="80"/>
+              <w:left w:type="dxa" w:w="100"/>
+              <w:bottom w:type="dxa" w:w="80"/>
+              <w:right w:type="dxa" w:w="100"/>
+            </w:tcMar>
+            <w:vAlign w:val="top"/>
+          </w:tcPr>
+          <w:p>
+            <w:pPr>
+              <w:spacing w:after="0"/>
+            </w:pPr>
+            <w:r>
+              <w:rPr>
+                <w:sz w:val="20"/>
+                <w:szCs w:val="20"/>
+              </w:rPr>
+              <w:t xml:space="preserve">The base-10 system of units: meter, gram, liter.</w:t>
+            </w:r>
+          </w:p>
+        </w:tc>
+        <w:tc>
+          <w:tcPr>
+            <w:tcW w:type="dxa" w:w="2200"/>
+            <w:tcMar>
+              <w:top w:type="dxa" w:w="80"/>
+              <w:left w:type="dxa" w:w="100"/>
+              <w:bottom w:type="dxa" w:w="80"/>
+              <w:right w:type="dxa" w:w="100"/>
+            </w:tcMar>
+            <w:vAlign w:val="top"/>
+          </w:tcPr>
+          <w:p>
+            <w:pPr>
+              <w:spacing w:after="40"/>
+            </w:pPr>
             <w:r>
               <w:rPr>
                 <w:i/>
@@ -1441,89 +1933,41 @@
                 <w:sz w:val="19"/>
                 <w:szCs w:val="19"/>
               </w:rPr>
-              <w:t xml:space="preserve">   Unidades del sistema usual</w:t>
-            </w:r>
-          </w:p>
+              <w:t xml:space="preserve">Not Metric units: write a counter-example that breaks the definition.</w:t>
+            </w:r>
+          </w:p>
+          <w:p>
+            <w:pPr>
+              <w:pBdr>
+                <w:bottom w:val="single" w:color="AFBECC" w:sz="6"/>
+              </w:pBdr>
+              <w:spacing w:after="30" w:before="150"/>
+            </w:pPr>
+            <w:r>
+              <w:t xml:space="preserve"/>
+            </w:r>
+          </w:p>
+        </w:tc>
+        <w:tc>
+          <w:tcPr>
+            <w:tcW w:type="dxa" w:w="2200"/>
+            <w:tcMar>
+              <w:top w:type="dxa" w:w="80"/>
+              <w:left w:type="dxa" w:w="100"/>
+              <w:bottom w:type="dxa" w:w="80"/>
+              <w:right w:type="dxa" w:w="100"/>
+            </w:tcMar>
+            <w:vAlign w:val="top"/>
+          </w:tcPr>
           <w:p>
             <w:pPr>
               <w:spacing w:after="40"/>
-            </w:pPr>
-            <w:r>
-              <w:rPr>
-                <w:sz w:val="21"/>
-                <w:szCs w:val="21"/>
-              </w:rPr>
-              <w:t xml:space="preserve">The U.S. system of units: inch, foot, yard, mile, ounce, pound, cup, quart, gallon.</w:t>
-            </w:r>
-          </w:p>
-          <w:p>
-            <w:pPr>
-              <w:spacing w:after="0"/>
-            </w:pPr>
-            <w:r>
-              <w:rPr>
-                <w:b/>
-                <w:bCs/>
-                <w:color w:val="1FA6A2"/>
-                <w:sz w:val="18"/>
-                <w:szCs w:val="18"/>
-              </w:rPr>
-              <w:t xml:space="preserve">Example:  </w:t>
-            </w:r>
-            <w:r>
-              <w:rPr>
-                <w:i/>
-                <w:iCs/>
-                <w:color w:val="5F6F80"/>
-                <w:sz w:val="18"/>
-                <w:szCs w:val="18"/>
-              </w:rPr>
-              <w:t xml:space="preserve">12 in = 1 ft</w:t>
-            </w:r>
-          </w:p>
-        </w:tc>
-      </w:tr>
-    </w:tbl>
-    <w:tbl>
-      <w:tblPr>
-        <w:tblW w:type="pct" w:w="100%"/>
-        <w:tblBorders>
-          <w:top w:val="none" w:color="FFFFFF" w:sz="0"/>
-          <w:left w:val="none" w:color="FFFFFF" w:sz="0"/>
-          <w:bottom w:val="single" w:color="C7D2DD" w:sz="4"/>
-          <w:right w:val="none" w:color="FFFFFF" w:sz="0"/>
-          <w:insideH w:val="none" w:color="FFFFFF" w:sz="0"/>
-          <w:insideV w:val="none" w:color="FFFFFF" w:sz="0"/>
-        </w:tblBorders>
-      </w:tblPr>
-      <w:tblGrid>
-        <w:gridCol w:w="1800"/>
-        <w:gridCol w:w="7560"/>
-      </w:tblGrid>
-      <w:tr>
-        <w:trPr>
-          <w:cantSplit/>
-        </w:trPr>
-        <w:tc>
-          <w:tcPr>
-            <w:tcW w:type="dxa" w:w="1800"/>
-            <w:tcMar>
-              <w:top w:type="dxa" w:w="100"/>
-              <w:left w:type="dxa" w:w="40"/>
-              <w:bottom w:type="dxa" w:w="100"/>
-              <w:right w:type="dxa" w:w="120"/>
-            </w:tcMar>
-            <w:vAlign w:val="center"/>
-          </w:tcPr>
-          <w:p>
-            <w:pPr>
-              <w:spacing w:after="0"/>
               <w:jc w:val="center"/>
             </w:pPr>
             <w:r>
               <w:drawing>
                 <wp:inline distT="0" distB="0" distL="0" distR="0">
-                  <wp:extent cx="1047750" cy="790575"/>
+                  <wp:extent cx="876300" cy="657225"/>
                   <wp:effectExtent t="0" r="0" b="0" l="0"/>
                   <wp:docPr id="1" name="" descr="" title=""/>
                   <wp:cNvGraphicFramePr>
@@ -1548,7 +1992,7 @@
                         <pic:spPr bwMode="auto">
                           <a:xfrm>
                             <a:off x="0" y="0"/>
-                            <a:ext cx="1047750" cy="790575"/>
+                            <a:ext cx="876300" cy="657225"/>
                           </a:xfrm>
                           <a:prstGeom prst="rect">
                             <a:avLst/>
@@ -1561,69 +2005,10 @@
               </w:drawing>
             </w:r>
           </w:p>
-        </w:tc>
-        <w:tc>
-          <w:tcPr>
-            <w:tcW w:type="dxa" w:w="7560"/>
-            <w:tcMar>
-              <w:top w:type="dxa" w:w="100"/>
-              <w:left w:type="dxa" w:w="40"/>
-              <w:bottom w:type="dxa" w:w="100"/>
-              <w:right w:type="dxa" w:w="40"/>
-            </w:tcMar>
-            <w:vAlign w:val="center"/>
-          </w:tcPr>
-          <w:p>
-            <w:pPr>
-              <w:spacing w:after="50"/>
-            </w:pPr>
-            <w:r>
-              <w:rPr>
-                <w:b/>
-                <w:bCs/>
-                <w:color w:val="12355B"/>
-                <w:sz w:val="24"/>
-                <w:szCs w:val="24"/>
-              </w:rPr>
-              <w:t xml:space="preserve">Metric units</w:t>
-            </w:r>
-            <w:r>
-              <w:rPr>
-                <w:i/>
-                <w:iCs/>
-                <w:color w:val="5F6F80"/>
-                <w:sz w:val="19"/>
-                <w:szCs w:val="19"/>
-              </w:rPr>
-              <w:t xml:space="preserve">   Unidades métricas</w:t>
-            </w:r>
-          </w:p>
-          <w:p>
-            <w:pPr>
-              <w:spacing w:after="40"/>
-            </w:pPr>
-            <w:r>
-              <w:rPr>
-                <w:sz w:val="21"/>
-                <w:szCs w:val="21"/>
-              </w:rPr>
-              <w:t xml:space="preserve">The base-10 system of units: meter, gram, liter.</w:t>
-            </w:r>
-          </w:p>
           <w:p>
             <w:pPr>
               <w:spacing w:after="0"/>
             </w:pPr>
-            <w:r>
-              <w:rPr>
-                <w:b/>
-                <w:bCs/>
-                <w:color w:val="1FA6A2"/>
-                <w:sz w:val="18"/>
-                <w:szCs w:val="18"/>
-              </w:rPr>
-              <w:t xml:space="preserve">Example:  </w:t>
-            </w:r>
             <w:r>
               <w:rPr>
                 <w:i/>
@@ -3057,7 +3442,7 @@
                 <w:sz w:val="21"/>
                 <w:szCs w:val="21"/>
               </w:rPr>
-              <w:t xml:space="preserve">Chef Reyes writes every recipe in the units the supplier uses, but the kitchen's measuring tools are marked in different units of the same system. A stock order lists quarts; the pot is marked in cups. A height rule at the county fair ride is posted in inches; the sign-up sheet lists feet. Your job is to convert between units without changing the amount.</w:t>
+              <w:t xml:space="preserve">Chef Reyes writes every recipe in the units the supplier uses, but the kitchen's measuring tools are marked in different units of the same system. A stock order lists quarts; the pot is marked in cups. A height rule at the county fair ride is posted in inches; the sign-up sheet lists feet. Your job is to convert between units without changing the amount. The stock order lists 3 quarts, but the pot is marked in cups. The height rule at the ride says 48 inches, but the sign-up sheet lists feet.</w:t>
             </w:r>
           </w:p>
         </w:tc>
@@ -4068,7 +4453,7 @@
           <w:sz w:val="19"/>
           <w:szCs w:val="19"/>
         </w:rPr>
-        <w:t xml:space="preserve">   You Do — show your work</w:t>
+        <w:t xml:space="preserve">   You Do — show your work and reasoning</w:t>
       </w:r>
     </w:p>
     <w:p>
@@ -4083,7 +4468,7 @@
           <w:sz w:val="19"/>
           <w:szCs w:val="19"/>
         </w:rPr>
-        <w:t xml:space="preserve">Solve each problem. Show your thinking in the work box.</w:t>
+        <w:t xml:space="preserve">Solve each problem in the middle column and explain your reasoning using the sentence starters on the right.</w:t>
       </w:r>
     </w:p>
     <w:p>
@@ -4112,120 +4497,219 @@
         <w:t xml:space="preserve">   extra scaffolding</w:t>
       </w:r>
     </w:p>
-    <w:p>
-      <w:pPr>
-        <w:keepNext/>
-        <w:spacing w:after="60" w:before="160"/>
-      </w:pPr>
-      <w:r>
-        <w:rPr>
-          <w:b/>
-          <w:bCs/>
-          <w:color w:val="12355B"/>
-          <w:sz w:val="22"/>
-          <w:szCs w:val="22"/>
-        </w:rPr>
-        <w:t xml:space="preserve">1.  </w:t>
-      </w:r>
-      <w:r>
-        <w:rPr>
-          <w:b/>
-          <w:bCs/>
-          <w:sz w:val="21"/>
-          <w:szCs w:val="21"/>
-        </w:rPr>
-        <w:t xml:space="preserve">There are 16 ounces in 1 pound. How many pounds is 48 ounces?</w:t>
-      </w:r>
-    </w:p>
-    <w:p>
-      <w:pPr>
-        <w:spacing w:after="40"/>
-        <w:ind w:left="420"/>
-      </w:pPr>
-      <w:r>
-        <w:rPr>
-          <w:sz w:val="20"/>
-          <w:szCs w:val="20"/>
-        </w:rPr>
-        <w:t xml:space="preserve">A)  3 pounds</w:t>
-      </w:r>
-    </w:p>
-    <w:p>
-      <w:pPr>
-        <w:spacing w:after="40"/>
-        <w:ind w:left="420"/>
-      </w:pPr>
-      <w:r>
-        <w:rPr>
-          <w:sz w:val="20"/>
-          <w:szCs w:val="20"/>
-        </w:rPr>
-        <w:t xml:space="preserve">B)  32 pounds</w:t>
-      </w:r>
-    </w:p>
-    <w:p>
-      <w:pPr>
-        <w:spacing w:after="40"/>
-        <w:ind w:left="420"/>
-      </w:pPr>
-      <w:r>
-        <w:rPr>
-          <w:sz w:val="20"/>
-          <w:szCs w:val="20"/>
-        </w:rPr>
-        <w:t xml:space="preserve">C)  64 pounds</w:t>
-      </w:r>
-    </w:p>
-    <w:p>
-      <w:pPr>
-        <w:spacing w:after="40"/>
-        <w:ind w:left="420"/>
-      </w:pPr>
-      <w:r>
-        <w:rPr>
-          <w:sz w:val="20"/>
-          <w:szCs w:val="20"/>
-        </w:rPr>
-        <w:t xml:space="preserve">D)  768 pounds</w:t>
-      </w:r>
-    </w:p>
-    <w:p>
-      <w:pPr>
-        <w:spacing w:after="20"/>
-      </w:pPr>
-      <w:r>
-        <w:t xml:space="preserve"/>
-      </w:r>
-    </w:p>
     <w:tbl>
       <w:tblPr>
-        <w:tblW w:type="pct" w:w="100%"/>
+        <w:tblW w:type="dxa" w:w="9360"/>
         <w:tblBorders>
           <w:top w:val="single" w:color="C7D2DD" w:sz="6"/>
           <w:left w:val="single" w:color="C7D2DD" w:sz="6"/>
           <w:bottom w:val="single" w:color="C7D2DD" w:sz="6"/>
           <w:right w:val="single" w:color="C7D2DD" w:sz="6"/>
-          <w:insideH w:val="single" w:color="auto" w:sz="4"/>
-          <w:insideV w:val="single" w:color="auto" w:sz="4"/>
+          <w:insideH w:val="single" w:color="C7D2DD" w:sz="6"/>
+          <w:insideV w:val="single" w:color="C7D2DD" w:sz="6"/>
         </w:tblBorders>
       </w:tblPr>
       <w:tblGrid>
-        <w:gridCol w:w="100"/>
+        <w:gridCol w:w="2800"/>
+        <w:gridCol w:w="3560"/>
+        <w:gridCol w:w="3000"/>
       </w:tblGrid>
       <w:tr>
-        <w:tc>
-          <w:tcPr>
+        <w:trPr>
+          <w:cantSplit/>
+          <w:tblHeader/>
+        </w:trPr>
+        <w:tc>
+          <w:tcPr>
+            <w:tcW w:type="dxa" w:w="2800"/>
+            <w:shd w:fill="EEF4F8" w:color="auto" w:val="clear"/>
+            <w:tcMar>
+              <w:top w:type="dxa" w:w="60"/>
+              <w:left w:type="dxa" w:w="100"/>
+              <w:bottom w:type="dxa" w:w="60"/>
+              <w:right w:type="dxa" w:w="100"/>
+            </w:tcMar>
+          </w:tcPr>
+          <w:p>
+            <w:pPr>
+              <w:spacing w:after="0"/>
+            </w:pPr>
+            <w:r>
+              <w:rPr>
+                <w:b/>
+                <w:bCs/>
+                <w:color w:val="12355B"/>
+                <w:sz w:val="16"/>
+                <w:szCs w:val="16"/>
+              </w:rPr>
+              <w:t xml:space="preserve">CORE PROBLEM / GIVEN REPRESENTATION</w:t>
+            </w:r>
+          </w:p>
+        </w:tc>
+        <w:tc>
+          <w:tcPr>
+            <w:tcW w:type="dxa" w:w="3560"/>
+            <w:shd w:fill="EEF4F8" w:color="auto" w:val="clear"/>
+            <w:tcMar>
+              <w:top w:type="dxa" w:w="60"/>
+              <w:left w:type="dxa" w:w="100"/>
+              <w:bottom w:type="dxa" w:w="60"/>
+              <w:right w:type="dxa" w:w="100"/>
+            </w:tcMar>
+          </w:tcPr>
+          <w:p>
+            <w:pPr>
+              <w:spacing w:after="0"/>
+            </w:pPr>
+            <w:r>
+              <w:rPr>
+                <w:b/>
+                <w:bCs/>
+                <w:color w:val="12355B"/>
+                <w:sz w:val="16"/>
+                <w:szCs w:val="16"/>
+              </w:rPr>
+              <w:t xml:space="preserve">WORKING SPACE / CALCULATION STEPS</w:t>
+            </w:r>
+          </w:p>
+        </w:tc>
+        <w:tc>
+          <w:tcPr>
+            <w:tcW w:type="dxa" w:w="3000"/>
             <w:shd w:fill="FBF3E2" w:color="auto" w:val="clear"/>
             <w:tcMar>
               <w:top w:type="dxa" w:w="60"/>
-              <w:left w:type="dxa" w:w="120"/>
+              <w:left w:type="dxa" w:w="100"/>
               <w:bottom w:type="dxa" w:w="60"/>
-              <w:right w:type="dxa" w:w="120"/>
-            </w:tcMar>
-          </w:tcPr>
-          <w:p>
-            <w:pPr>
-              <w:spacing w:after="0" w:line="320"/>
+              <w:right w:type="dxa" w:w="100"/>
+            </w:tcMar>
+          </w:tcPr>
+          <w:p>
+            <w:pPr>
+              <w:spacing w:after="0"/>
+            </w:pPr>
+            <w:r>
+              <w:rPr>
+                <w:b/>
+                <w:bCs/>
+                <w:color w:val="B97A12"/>
+                <w:sz w:val="16"/>
+                <w:szCs w:val="16"/>
+              </w:rPr>
+              <w:t xml:space="preserve">EXPLAIN YOUR REASONING</w:t>
+            </w:r>
+          </w:p>
+        </w:tc>
+      </w:tr>
+      <w:tr>
+        <w:trPr>
+          <w:cantSplit/>
+        </w:trPr>
+        <w:tc>
+          <w:tcPr>
+            <w:tcW w:type="dxa" w:w="2800"/>
+            <w:tcMar>
+              <w:top w:type="dxa" w:w="80"/>
+              <w:left w:type="dxa" w:w="100"/>
+              <w:bottom w:type="dxa" w:w="80"/>
+              <w:right w:type="dxa" w:w="100"/>
+            </w:tcMar>
+            <w:vAlign w:val="top"/>
+          </w:tcPr>
+          <w:p>
+            <w:pPr>
+              <w:spacing w:after="60"/>
+            </w:pPr>
+            <w:r>
+              <w:rPr>
+                <w:b/>
+                <w:bCs/>
+                <w:color w:val="12355B"/>
+                <w:sz w:val="21"/>
+                <w:szCs w:val="21"/>
+              </w:rPr>
+              <w:t xml:space="preserve">1.  </w:t>
+            </w:r>
+            <w:r>
+              <w:rPr>
+                <w:b/>
+                <w:bCs/>
+                <w:sz w:val="20"/>
+                <w:szCs w:val="20"/>
+              </w:rPr>
+              <w:t xml:space="preserve">There are 16 ounces in 1 pound. How many pounds is 48 ounces?</w:t>
+            </w:r>
+          </w:p>
+          <w:p>
+            <w:pPr>
+              <w:spacing w:after="30"/>
+              <w:ind w:left="180"/>
+            </w:pPr>
+            <w:r>
+              <w:rPr>
+                <w:sz w:val="19"/>
+                <w:szCs w:val="19"/>
+              </w:rPr>
+              <w:t xml:space="preserve">A)  3 pounds</w:t>
+            </w:r>
+          </w:p>
+          <w:p>
+            <w:pPr>
+              <w:spacing w:after="30"/>
+              <w:ind w:left="180"/>
+            </w:pPr>
+            <w:r>
+              <w:rPr>
+                <w:sz w:val="19"/>
+                <w:szCs w:val="19"/>
+              </w:rPr>
+              <w:t xml:space="preserve">B)  32 pounds</w:t>
+            </w:r>
+          </w:p>
+          <w:p>
+            <w:pPr>
+              <w:spacing w:after="30"/>
+              <w:ind w:left="180"/>
+            </w:pPr>
+            <w:r>
+              <w:rPr>
+                <w:sz w:val="19"/>
+                <w:szCs w:val="19"/>
+              </w:rPr>
+              <w:t xml:space="preserve">C)  64 pounds</w:t>
+            </w:r>
+          </w:p>
+          <w:p>
+            <w:pPr>
+              <w:spacing w:after="30"/>
+              <w:ind w:left="180"/>
+            </w:pPr>
+            <w:r>
+              <w:rPr>
+                <w:sz w:val="19"/>
+                <w:szCs w:val="19"/>
+              </w:rPr>
+              <w:t xml:space="preserve">D)  768 pounds</w:t>
+            </w:r>
+          </w:p>
+        </w:tc>
+        <w:tc>
+          <w:tcPr>
+            <w:tcW w:type="dxa" w:w="3560"/>
+            <w:tcMar>
+              <w:top w:type="dxa" w:w="80"/>
+              <w:left w:type="dxa" w:w="100"/>
+              <w:bottom w:type="dxa" w:w="80"/>
+              <w:right w:type="dxa" w:w="100"/>
+            </w:tcMar>
+            <w:vAlign w:val="top"/>
+          </w:tcPr>
+          <w:p>
+            <w:pPr>
+              <w:pBdr>
+                <w:bottom w:val="single" w:color="AFBECC" w:sz="6"/>
+              </w:pBdr>
+              <w:spacing w:after="30" w:before="150"/>
             </w:pPr>
             <w:r>
               <w:t xml:space="preserve"/>
@@ -4233,7 +4717,147 @@
           </w:p>
           <w:p>
             <w:pPr>
-              <w:spacing w:after="0" w:line="320"/>
+              <w:pBdr>
+                <w:bottom w:val="single" w:color="AFBECC" w:sz="6"/>
+              </w:pBdr>
+              <w:spacing w:after="30" w:before="150"/>
+            </w:pPr>
+            <w:r>
+              <w:t xml:space="preserve"/>
+            </w:r>
+          </w:p>
+          <w:p>
+            <w:pPr>
+              <w:pBdr>
+                <w:bottom w:val="single" w:color="AFBECC" w:sz="6"/>
+              </w:pBdr>
+              <w:spacing w:after="30" w:before="150"/>
+            </w:pPr>
+            <w:r>
+              <w:t xml:space="preserve"/>
+            </w:r>
+          </w:p>
+          <w:p>
+            <w:pPr>
+              <w:pBdr>
+                <w:bottom w:val="single" w:color="AFBECC" w:sz="6"/>
+              </w:pBdr>
+              <w:spacing w:after="30" w:before="150"/>
+            </w:pPr>
+            <w:r>
+              <w:t xml:space="preserve"/>
+            </w:r>
+          </w:p>
+        </w:tc>
+        <w:tc>
+          <w:tcPr>
+            <w:tcW w:type="dxa" w:w="3000"/>
+            <w:shd w:fill="FBF3E2" w:color="auto" w:val="clear"/>
+            <w:tcMar>
+              <w:top w:type="dxa" w:w="80"/>
+              <w:left w:type="dxa" w:w="100"/>
+              <w:bottom w:type="dxa" w:w="80"/>
+              <w:right w:type="dxa" w:w="100"/>
+            </w:tcMar>
+            <w:vAlign w:val="top"/>
+          </w:tcPr>
+          <w:p>
+            <w:pPr>
+              <w:spacing w:after="40"/>
+            </w:pPr>
+            <w:r>
+              <w:rPr>
+                <w:b/>
+                <w:bCs/>
+                <w:color w:val="12355B"/>
+                <w:sz w:val="19"/>
+                <w:szCs w:val="19"/>
+              </w:rPr>
+              <w:t xml:space="preserve">Because... </w:t>
+            </w:r>
+            <w:r>
+              <w:rPr>
+                <w:color w:val="AFBECC"/>
+                <w:sz w:val="19"/>
+                <w:szCs w:val="19"/>
+              </w:rPr>
+              <w:t xml:space="preserve">________________</w:t>
+            </w:r>
+          </w:p>
+          <w:p>
+            <w:pPr>
+              <w:pBdr>
+                <w:bottom w:val="single" w:color="AFBECC" w:sz="6"/>
+              </w:pBdr>
+              <w:spacing w:after="30" w:before="150"/>
+            </w:pPr>
+            <w:r>
+              <w:t xml:space="preserve"/>
+            </w:r>
+          </w:p>
+          <w:p>
+            <w:pPr>
+              <w:spacing w:after="40" w:before="80"/>
+            </w:pPr>
+            <w:r>
+              <w:rPr>
+                <w:b/>
+                <w:bCs/>
+                <w:color w:val="6B4FA0"/>
+                <w:sz w:val="19"/>
+                <w:szCs w:val="19"/>
+              </w:rPr>
+              <w:t xml:space="preserve">Although... </w:t>
+            </w:r>
+            <w:r>
+              <w:rPr>
+                <w:color w:val="AFBECC"/>
+                <w:sz w:val="19"/>
+                <w:szCs w:val="19"/>
+              </w:rPr>
+              <w:t xml:space="preserve">_______________</w:t>
+            </w:r>
+          </w:p>
+          <w:p>
+            <w:pPr>
+              <w:pBdr>
+                <w:bottom w:val="single" w:color="AFBECC" w:sz="6"/>
+              </w:pBdr>
+              <w:spacing w:after="30" w:before="150"/>
+            </w:pPr>
+            <w:r>
+              <w:t xml:space="preserve"/>
+            </w:r>
+          </w:p>
+          <w:p>
+            <w:pPr>
+              <w:spacing w:after="40" w:before="80"/>
+            </w:pPr>
+            <w:r>
+              <w:rPr>
+                <w:b/>
+                <w:bCs/>
+                <w:color w:val="1FA6A2"/>
+                <w:sz w:val="19"/>
+                <w:szCs w:val="19"/>
+              </w:rPr>
+              <w:t xml:space="preserve">Therefore... </w:t>
+            </w:r>
+            <w:r>
+              <w:rPr>
+                <w:color w:val="AFBECC"/>
+                <w:sz w:val="19"/>
+                <w:szCs w:val="19"/>
+              </w:rPr>
+              <w:t xml:space="preserve">______________</w:t>
+            </w:r>
+          </w:p>
+          <w:p>
+            <w:pPr>
+              <w:pBdr>
+                <w:bottom w:val="single" w:color="AFBECC" w:sz="6"/>
+              </w:pBdr>
+              <w:spacing w:after="30" w:before="150"/>
             </w:pPr>
             <w:r>
               <w:t xml:space="preserve"/>
@@ -4244,84 +4868,7 @@
     </w:tbl>
     <w:p>
       <w:pPr>
-        <w:keepNext/>
-        <w:spacing w:after="60" w:before="160"/>
-      </w:pPr>
-      <w:r>
-        <w:rPr>
-          <w:b/>
-          <w:bCs/>
-          <w:color w:val="12355B"/>
-          <w:sz w:val="22"/>
-          <w:szCs w:val="22"/>
-        </w:rPr>
-        <w:t xml:space="preserve">2.  </w:t>
-      </w:r>
-      <w:r>
-        <w:rPr>
-          <w:b/>
-          <w:bCs/>
-          <w:sz w:val="21"/>
-          <w:szCs w:val="21"/>
-        </w:rPr>
-        <w:t xml:space="preserve">A child is 4 feet tall. A ride requires 44 inches. Can the child ride?</w:t>
-      </w:r>
-    </w:p>
-    <w:p>
-      <w:pPr>
-        <w:spacing w:after="40"/>
-        <w:ind w:left="420"/>
-      </w:pPr>
-      <w:r>
-        <w:rPr>
-          <w:sz w:val="20"/>
-          <w:szCs w:val="20"/>
-        </w:rPr>
-        <w:t xml:space="preserve">A)  No, because 4 is less than 44</w:t>
-      </w:r>
-    </w:p>
-    <w:p>
-      <w:pPr>
-        <w:spacing w:after="40"/>
-        <w:ind w:left="420"/>
-      </w:pPr>
-      <w:r>
-        <w:rPr>
-          <w:sz w:val="20"/>
-          <w:szCs w:val="20"/>
-        </w:rPr>
-        <w:t xml:space="preserve">B)  Yes, because 4 feet = 44 inches exactly</w:t>
-      </w:r>
-    </w:p>
-    <w:p>
-      <w:pPr>
-        <w:spacing w:after="40"/>
-        <w:ind w:left="420"/>
-      </w:pPr>
-      <w:r>
-        <w:rPr>
-          <w:sz w:val="20"/>
-          <w:szCs w:val="20"/>
-        </w:rPr>
-        <w:t xml:space="preserve">C)  Yes, because 4 feet = 48 inches, which is more than 44</w:t>
-      </w:r>
-    </w:p>
-    <w:p>
-      <w:pPr>
-        <w:spacing w:after="40"/>
-        <w:ind w:left="420"/>
-      </w:pPr>
-      <w:r>
-        <w:rPr>
-          <w:sz w:val="20"/>
-          <w:szCs w:val="20"/>
-        </w:rPr>
-        <w:t xml:space="preserve">D)  You cannot compare feet and inches</w:t>
-      </w:r>
-    </w:p>
-    <w:p>
-      <w:pPr>
-        <w:spacing w:after="20"/>
+        <w:spacing w:after="80"/>
       </w:pPr>
       <w:r>
         <w:t xml:space="preserve"/>
@@ -4329,33 +4876,217 @@
     </w:p>
     <w:tbl>
       <w:tblPr>
-        <w:tblW w:type="pct" w:w="100%"/>
+        <w:tblW w:type="dxa" w:w="9360"/>
         <w:tblBorders>
           <w:top w:val="single" w:color="C7D2DD" w:sz="6"/>
           <w:left w:val="single" w:color="C7D2DD" w:sz="6"/>
           <w:bottom w:val="single" w:color="C7D2DD" w:sz="6"/>
           <w:right w:val="single" w:color="C7D2DD" w:sz="6"/>
-          <w:insideH w:val="single" w:color="auto" w:sz="4"/>
-          <w:insideV w:val="single" w:color="auto" w:sz="4"/>
+          <w:insideH w:val="single" w:color="C7D2DD" w:sz="6"/>
+          <w:insideV w:val="single" w:color="C7D2DD" w:sz="6"/>
         </w:tblBorders>
       </w:tblPr>
       <w:tblGrid>
-        <w:gridCol w:w="100"/>
+        <w:gridCol w:w="2800"/>
+        <w:gridCol w:w="3560"/>
+        <w:gridCol w:w="3000"/>
       </w:tblGrid>
       <w:tr>
-        <w:tc>
-          <w:tcPr>
+        <w:trPr>
+          <w:cantSplit/>
+          <w:tblHeader/>
+        </w:trPr>
+        <w:tc>
+          <w:tcPr>
+            <w:tcW w:type="dxa" w:w="2800"/>
+            <w:shd w:fill="EEF4F8" w:color="auto" w:val="clear"/>
+            <w:tcMar>
+              <w:top w:type="dxa" w:w="60"/>
+              <w:left w:type="dxa" w:w="100"/>
+              <w:bottom w:type="dxa" w:w="60"/>
+              <w:right w:type="dxa" w:w="100"/>
+            </w:tcMar>
+          </w:tcPr>
+          <w:p>
+            <w:pPr>
+              <w:spacing w:after="0"/>
+            </w:pPr>
+            <w:r>
+              <w:rPr>
+                <w:b/>
+                <w:bCs/>
+                <w:color w:val="12355B"/>
+                <w:sz w:val="16"/>
+                <w:szCs w:val="16"/>
+              </w:rPr>
+              <w:t xml:space="preserve">CORE PROBLEM / GIVEN REPRESENTATION</w:t>
+            </w:r>
+          </w:p>
+        </w:tc>
+        <w:tc>
+          <w:tcPr>
+            <w:tcW w:type="dxa" w:w="3560"/>
+            <w:shd w:fill="EEF4F8" w:color="auto" w:val="clear"/>
+            <w:tcMar>
+              <w:top w:type="dxa" w:w="60"/>
+              <w:left w:type="dxa" w:w="100"/>
+              <w:bottom w:type="dxa" w:w="60"/>
+              <w:right w:type="dxa" w:w="100"/>
+            </w:tcMar>
+          </w:tcPr>
+          <w:p>
+            <w:pPr>
+              <w:spacing w:after="0"/>
+            </w:pPr>
+            <w:r>
+              <w:rPr>
+                <w:b/>
+                <w:bCs/>
+                <w:color w:val="12355B"/>
+                <w:sz w:val="16"/>
+                <w:szCs w:val="16"/>
+              </w:rPr>
+              <w:t xml:space="preserve">WORKING SPACE / CALCULATION STEPS</w:t>
+            </w:r>
+          </w:p>
+        </w:tc>
+        <w:tc>
+          <w:tcPr>
+            <w:tcW w:type="dxa" w:w="3000"/>
             <w:shd w:fill="FBF3E2" w:color="auto" w:val="clear"/>
             <w:tcMar>
               <w:top w:type="dxa" w:w="60"/>
-              <w:left w:type="dxa" w:w="120"/>
+              <w:left w:type="dxa" w:w="100"/>
               <w:bottom w:type="dxa" w:w="60"/>
-              <w:right w:type="dxa" w:w="120"/>
-            </w:tcMar>
-          </w:tcPr>
-          <w:p>
-            <w:pPr>
-              <w:spacing w:after="0" w:line="320"/>
+              <w:right w:type="dxa" w:w="100"/>
+            </w:tcMar>
+          </w:tcPr>
+          <w:p>
+            <w:pPr>
+              <w:spacing w:after="0"/>
+            </w:pPr>
+            <w:r>
+              <w:rPr>
+                <w:b/>
+                <w:bCs/>
+                <w:color w:val="B97A12"/>
+                <w:sz w:val="16"/>
+                <w:szCs w:val="16"/>
+              </w:rPr>
+              <w:t xml:space="preserve">EXPLAIN YOUR REASONING</w:t>
+            </w:r>
+          </w:p>
+        </w:tc>
+      </w:tr>
+      <w:tr>
+        <w:trPr>
+          <w:cantSplit/>
+        </w:trPr>
+        <w:tc>
+          <w:tcPr>
+            <w:tcW w:type="dxa" w:w="2800"/>
+            <w:tcMar>
+              <w:top w:type="dxa" w:w="80"/>
+              <w:left w:type="dxa" w:w="100"/>
+              <w:bottom w:type="dxa" w:w="80"/>
+              <w:right w:type="dxa" w:w="100"/>
+            </w:tcMar>
+            <w:vAlign w:val="top"/>
+          </w:tcPr>
+          <w:p>
+            <w:pPr>
+              <w:spacing w:after="60"/>
+            </w:pPr>
+            <w:r>
+              <w:rPr>
+                <w:b/>
+                <w:bCs/>
+                <w:color w:val="12355B"/>
+                <w:sz w:val="21"/>
+                <w:szCs w:val="21"/>
+              </w:rPr>
+              <w:t xml:space="preserve">2.  </w:t>
+            </w:r>
+            <w:r>
+              <w:rPr>
+                <w:b/>
+                <w:bCs/>
+                <w:sz w:val="20"/>
+                <w:szCs w:val="20"/>
+              </w:rPr>
+              <w:t xml:space="preserve">A child is 4 feet tall. A ride requires 44 inches. Can the child ride?</w:t>
+            </w:r>
+          </w:p>
+          <w:p>
+            <w:pPr>
+              <w:spacing w:after="30"/>
+              <w:ind w:left="180"/>
+            </w:pPr>
+            <w:r>
+              <w:rPr>
+                <w:sz w:val="19"/>
+                <w:szCs w:val="19"/>
+              </w:rPr>
+              <w:t xml:space="preserve">A)  No, because 4 is less than 44</w:t>
+            </w:r>
+          </w:p>
+          <w:p>
+            <w:pPr>
+              <w:spacing w:after="30"/>
+              <w:ind w:left="180"/>
+            </w:pPr>
+            <w:r>
+              <w:rPr>
+                <w:sz w:val="19"/>
+                <w:szCs w:val="19"/>
+              </w:rPr>
+              <w:t xml:space="preserve">B)  Yes, because 4 feet = 44 inches exactly</w:t>
+            </w:r>
+          </w:p>
+          <w:p>
+            <w:pPr>
+              <w:spacing w:after="30"/>
+              <w:ind w:left="180"/>
+            </w:pPr>
+            <w:r>
+              <w:rPr>
+                <w:sz w:val="19"/>
+                <w:szCs w:val="19"/>
+              </w:rPr>
+              <w:t xml:space="preserve">C)  Yes, because 4 feet = 48 inches, which is more than 44</w:t>
+            </w:r>
+          </w:p>
+          <w:p>
+            <w:pPr>
+              <w:spacing w:after="30"/>
+              <w:ind w:left="180"/>
+            </w:pPr>
+            <w:r>
+              <w:rPr>
+                <w:sz w:val="19"/>
+                <w:szCs w:val="19"/>
+              </w:rPr>
+              <w:t xml:space="preserve">D)  You cannot compare feet and inches</w:t>
+            </w:r>
+          </w:p>
+        </w:tc>
+        <w:tc>
+          <w:tcPr>
+            <w:tcW w:type="dxa" w:w="3560"/>
+            <w:tcMar>
+              <w:top w:type="dxa" w:w="80"/>
+              <w:left w:type="dxa" w:w="100"/>
+              <w:bottom w:type="dxa" w:w="80"/>
+              <w:right w:type="dxa" w:w="100"/>
+            </w:tcMar>
+            <w:vAlign w:val="top"/>
+          </w:tcPr>
+          <w:p>
+            <w:pPr>
+              <w:pBdr>
+                <w:bottom w:val="single" w:color="AFBECC" w:sz="6"/>
+              </w:pBdr>
+              <w:spacing w:after="30" w:before="150"/>
             </w:pPr>
             <w:r>
               <w:t xml:space="preserve"/>
@@ -4363,7 +5094,147 @@
           </w:p>
           <w:p>
             <w:pPr>
-              <w:spacing w:after="0" w:line="320"/>
+              <w:pBdr>
+                <w:bottom w:val="single" w:color="AFBECC" w:sz="6"/>
+              </w:pBdr>
+              <w:spacing w:after="30" w:before="150"/>
+            </w:pPr>
+            <w:r>
+              <w:t xml:space="preserve"/>
+            </w:r>
+          </w:p>
+          <w:p>
+            <w:pPr>
+              <w:pBdr>
+                <w:bottom w:val="single" w:color="AFBECC" w:sz="6"/>
+              </w:pBdr>
+              <w:spacing w:after="30" w:before="150"/>
+            </w:pPr>
+            <w:r>
+              <w:t xml:space="preserve"/>
+            </w:r>
+          </w:p>
+          <w:p>
+            <w:pPr>
+              <w:pBdr>
+                <w:bottom w:val="single" w:color="AFBECC" w:sz="6"/>
+              </w:pBdr>
+              <w:spacing w:after="30" w:before="150"/>
+            </w:pPr>
+            <w:r>
+              <w:t xml:space="preserve"/>
+            </w:r>
+          </w:p>
+        </w:tc>
+        <w:tc>
+          <w:tcPr>
+            <w:tcW w:type="dxa" w:w="3000"/>
+            <w:shd w:fill="FBF3E2" w:color="auto" w:val="clear"/>
+            <w:tcMar>
+              <w:top w:type="dxa" w:w="80"/>
+              <w:left w:type="dxa" w:w="100"/>
+              <w:bottom w:type="dxa" w:w="80"/>
+              <w:right w:type="dxa" w:w="100"/>
+            </w:tcMar>
+            <w:vAlign w:val="top"/>
+          </w:tcPr>
+          <w:p>
+            <w:pPr>
+              <w:spacing w:after="40"/>
+            </w:pPr>
+            <w:r>
+              <w:rPr>
+                <w:b/>
+                <w:bCs/>
+                <w:color w:val="12355B"/>
+                <w:sz w:val="19"/>
+                <w:szCs w:val="19"/>
+              </w:rPr>
+              <w:t xml:space="preserve">Because... </w:t>
+            </w:r>
+            <w:r>
+              <w:rPr>
+                <w:color w:val="AFBECC"/>
+                <w:sz w:val="19"/>
+                <w:szCs w:val="19"/>
+              </w:rPr>
+              <w:t xml:space="preserve">________________</w:t>
+            </w:r>
+          </w:p>
+          <w:p>
+            <w:pPr>
+              <w:pBdr>
+                <w:bottom w:val="single" w:color="AFBECC" w:sz="6"/>
+              </w:pBdr>
+              <w:spacing w:after="30" w:before="150"/>
+            </w:pPr>
+            <w:r>
+              <w:t xml:space="preserve"/>
+            </w:r>
+          </w:p>
+          <w:p>
+            <w:pPr>
+              <w:spacing w:after="40" w:before="80"/>
+            </w:pPr>
+            <w:r>
+              <w:rPr>
+                <w:b/>
+                <w:bCs/>
+                <w:color w:val="6B4FA0"/>
+                <w:sz w:val="19"/>
+                <w:szCs w:val="19"/>
+              </w:rPr>
+              <w:t xml:space="preserve">Although... </w:t>
+            </w:r>
+            <w:r>
+              <w:rPr>
+                <w:color w:val="AFBECC"/>
+                <w:sz w:val="19"/>
+                <w:szCs w:val="19"/>
+              </w:rPr>
+              <w:t xml:space="preserve">_______________</w:t>
+            </w:r>
+          </w:p>
+          <w:p>
+            <w:pPr>
+              <w:pBdr>
+                <w:bottom w:val="single" w:color="AFBECC" w:sz="6"/>
+              </w:pBdr>
+              <w:spacing w:after="30" w:before="150"/>
+            </w:pPr>
+            <w:r>
+              <w:t xml:space="preserve"/>
+            </w:r>
+          </w:p>
+          <w:p>
+            <w:pPr>
+              <w:spacing w:after="40" w:before="80"/>
+            </w:pPr>
+            <w:r>
+              <w:rPr>
+                <w:b/>
+                <w:bCs/>
+                <w:color w:val="1FA6A2"/>
+                <w:sz w:val="19"/>
+                <w:szCs w:val="19"/>
+              </w:rPr>
+              <w:t xml:space="preserve">Therefore... </w:t>
+            </w:r>
+            <w:r>
+              <w:rPr>
+                <w:color w:val="AFBECC"/>
+                <w:sz w:val="19"/>
+                <w:szCs w:val="19"/>
+              </w:rPr>
+              <w:t xml:space="preserve">______________</w:t>
+            </w:r>
+          </w:p>
+          <w:p>
+            <w:pPr>
+              <w:pBdr>
+                <w:bottom w:val="single" w:color="AFBECC" w:sz="6"/>
+              </w:pBdr>
+              <w:spacing w:after="30" w:before="150"/>
             </w:pPr>
             <w:r>
               <w:t xml:space="preserve"/>
@@ -4372,6 +5243,14 @@
         </w:tc>
       </w:tr>
     </w:tbl>
+    <w:p>
+      <w:pPr>
+        <w:spacing w:after="80"/>
+      </w:pPr>
+      <w:r>
+        <w:t xml:space="preserve"/>
+      </w:r>
+    </w:p>
     <w:p>
       <w:pPr>
         <w:pStyle w:val="Heading2"/>
@@ -4398,120 +5277,219 @@
         <w:t xml:space="preserve">   grade-level practice</w:t>
       </w:r>
     </w:p>
-    <w:p>
-      <w:pPr>
-        <w:keepNext/>
-        <w:spacing w:after="60" w:before="160"/>
-      </w:pPr>
-      <w:r>
-        <w:rPr>
-          <w:b/>
-          <w:bCs/>
-          <w:color w:val="12355B"/>
-          <w:sz w:val="22"/>
-          <w:szCs w:val="22"/>
-        </w:rPr>
-        <w:t xml:space="preserve">3.  </w:t>
-      </w:r>
-      <w:r>
-        <w:rPr>
-          <w:b/>
-          <w:bCs/>
-          <w:sz w:val="21"/>
-          <w:szCs w:val="21"/>
-        </w:rPr>
-        <w:t xml:space="preserve">Diamond needs 4 liters of water. Her bottle holds 500 milliliters. How many times must she fill it?</w:t>
-      </w:r>
-    </w:p>
-    <w:p>
-      <w:pPr>
-        <w:spacing w:after="40"/>
-        <w:ind w:left="420"/>
-      </w:pPr>
-      <w:r>
-        <w:rPr>
-          <w:sz w:val="20"/>
-          <w:szCs w:val="20"/>
-        </w:rPr>
-        <w:t xml:space="preserve">A)  2 times</w:t>
-      </w:r>
-    </w:p>
-    <w:p>
-      <w:pPr>
-        <w:spacing w:after="40"/>
-        <w:ind w:left="420"/>
-      </w:pPr>
-      <w:r>
-        <w:rPr>
-          <w:sz w:val="20"/>
-          <w:szCs w:val="20"/>
-        </w:rPr>
-        <w:t xml:space="preserve">B)  4 times</w:t>
-      </w:r>
-    </w:p>
-    <w:p>
-      <w:pPr>
-        <w:spacing w:after="40"/>
-        <w:ind w:left="420"/>
-      </w:pPr>
-      <w:r>
-        <w:rPr>
-          <w:sz w:val="20"/>
-          <w:szCs w:val="20"/>
-        </w:rPr>
-        <w:t xml:space="preserve">C)  8 times</w:t>
-      </w:r>
-    </w:p>
-    <w:p>
-      <w:pPr>
-        <w:spacing w:after="40"/>
-        <w:ind w:left="420"/>
-      </w:pPr>
-      <w:r>
-        <w:rPr>
-          <w:sz w:val="20"/>
-          <w:szCs w:val="20"/>
-        </w:rPr>
-        <w:t xml:space="preserve">D)  40 times</w:t>
-      </w:r>
-    </w:p>
-    <w:p>
-      <w:pPr>
-        <w:spacing w:after="20"/>
-      </w:pPr>
-      <w:r>
-        <w:t xml:space="preserve"/>
-      </w:r>
-    </w:p>
     <w:tbl>
       <w:tblPr>
-        <w:tblW w:type="pct" w:w="100%"/>
+        <w:tblW w:type="dxa" w:w="9360"/>
         <w:tblBorders>
           <w:top w:val="single" w:color="C7D2DD" w:sz="6"/>
           <w:left w:val="single" w:color="C7D2DD" w:sz="6"/>
           <w:bottom w:val="single" w:color="C7D2DD" w:sz="6"/>
           <w:right w:val="single" w:color="C7D2DD" w:sz="6"/>
-          <w:insideH w:val="single" w:color="auto" w:sz="4"/>
-          <w:insideV w:val="single" w:color="auto" w:sz="4"/>
+          <w:insideH w:val="single" w:color="C7D2DD" w:sz="6"/>
+          <w:insideV w:val="single" w:color="C7D2DD" w:sz="6"/>
         </w:tblBorders>
       </w:tblPr>
       <w:tblGrid>
-        <w:gridCol w:w="100"/>
+        <w:gridCol w:w="2800"/>
+        <w:gridCol w:w="3560"/>
+        <w:gridCol w:w="3000"/>
       </w:tblGrid>
       <w:tr>
-        <w:tc>
-          <w:tcPr>
+        <w:trPr>
+          <w:cantSplit/>
+          <w:tblHeader/>
+        </w:trPr>
+        <w:tc>
+          <w:tcPr>
+            <w:tcW w:type="dxa" w:w="2800"/>
+            <w:shd w:fill="EEF4F8" w:color="auto" w:val="clear"/>
+            <w:tcMar>
+              <w:top w:type="dxa" w:w="60"/>
+              <w:left w:type="dxa" w:w="100"/>
+              <w:bottom w:type="dxa" w:w="60"/>
+              <w:right w:type="dxa" w:w="100"/>
+            </w:tcMar>
+          </w:tcPr>
+          <w:p>
+            <w:pPr>
+              <w:spacing w:after="0"/>
+            </w:pPr>
+            <w:r>
+              <w:rPr>
+                <w:b/>
+                <w:bCs/>
+                <w:color w:val="12355B"/>
+                <w:sz w:val="16"/>
+                <w:szCs w:val="16"/>
+              </w:rPr>
+              <w:t xml:space="preserve">CORE PROBLEM / GIVEN REPRESENTATION</w:t>
+            </w:r>
+          </w:p>
+        </w:tc>
+        <w:tc>
+          <w:tcPr>
+            <w:tcW w:type="dxa" w:w="3560"/>
+            <w:shd w:fill="EEF4F8" w:color="auto" w:val="clear"/>
+            <w:tcMar>
+              <w:top w:type="dxa" w:w="60"/>
+              <w:left w:type="dxa" w:w="100"/>
+              <w:bottom w:type="dxa" w:w="60"/>
+              <w:right w:type="dxa" w:w="100"/>
+            </w:tcMar>
+          </w:tcPr>
+          <w:p>
+            <w:pPr>
+              <w:spacing w:after="0"/>
+            </w:pPr>
+            <w:r>
+              <w:rPr>
+                <w:b/>
+                <w:bCs/>
+                <w:color w:val="12355B"/>
+                <w:sz w:val="16"/>
+                <w:szCs w:val="16"/>
+              </w:rPr>
+              <w:t xml:space="preserve">WORKING SPACE / CALCULATION STEPS</w:t>
+            </w:r>
+          </w:p>
+        </w:tc>
+        <w:tc>
+          <w:tcPr>
+            <w:tcW w:type="dxa" w:w="3000"/>
             <w:shd w:fill="FBF3E2" w:color="auto" w:val="clear"/>
             <w:tcMar>
               <w:top w:type="dxa" w:w="60"/>
-              <w:left w:type="dxa" w:w="120"/>
+              <w:left w:type="dxa" w:w="100"/>
               <w:bottom w:type="dxa" w:w="60"/>
-              <w:right w:type="dxa" w:w="120"/>
-            </w:tcMar>
-          </w:tcPr>
-          <w:p>
-            <w:pPr>
-              <w:spacing w:after="0" w:line="320"/>
+              <w:right w:type="dxa" w:w="100"/>
+            </w:tcMar>
+          </w:tcPr>
+          <w:p>
+            <w:pPr>
+              <w:spacing w:after="0"/>
+            </w:pPr>
+            <w:r>
+              <w:rPr>
+                <w:b/>
+                <w:bCs/>
+                <w:color w:val="B97A12"/>
+                <w:sz w:val="16"/>
+                <w:szCs w:val="16"/>
+              </w:rPr>
+              <w:t xml:space="preserve">EXPLAIN YOUR REASONING</w:t>
+            </w:r>
+          </w:p>
+        </w:tc>
+      </w:tr>
+      <w:tr>
+        <w:trPr>
+          <w:cantSplit/>
+        </w:trPr>
+        <w:tc>
+          <w:tcPr>
+            <w:tcW w:type="dxa" w:w="2800"/>
+            <w:tcMar>
+              <w:top w:type="dxa" w:w="80"/>
+              <w:left w:type="dxa" w:w="100"/>
+              <w:bottom w:type="dxa" w:w="80"/>
+              <w:right w:type="dxa" w:w="100"/>
+            </w:tcMar>
+            <w:vAlign w:val="top"/>
+          </w:tcPr>
+          <w:p>
+            <w:pPr>
+              <w:spacing w:after="60"/>
+            </w:pPr>
+            <w:r>
+              <w:rPr>
+                <w:b/>
+                <w:bCs/>
+                <w:color w:val="12355B"/>
+                <w:sz w:val="21"/>
+                <w:szCs w:val="21"/>
+              </w:rPr>
+              <w:t xml:space="preserve">3.  </w:t>
+            </w:r>
+            <w:r>
+              <w:rPr>
+                <w:b/>
+                <w:bCs/>
+                <w:sz w:val="20"/>
+                <w:szCs w:val="20"/>
+              </w:rPr>
+              <w:t xml:space="preserve">Diamond needs 4 liters of water. Her bottle holds 500 milliliters. How many times must she fill it?</w:t>
+            </w:r>
+          </w:p>
+          <w:p>
+            <w:pPr>
+              <w:spacing w:after="30"/>
+              <w:ind w:left="180"/>
+            </w:pPr>
+            <w:r>
+              <w:rPr>
+                <w:sz w:val="19"/>
+                <w:szCs w:val="19"/>
+              </w:rPr>
+              <w:t xml:space="preserve">A)  2 times</w:t>
+            </w:r>
+          </w:p>
+          <w:p>
+            <w:pPr>
+              <w:spacing w:after="30"/>
+              <w:ind w:left="180"/>
+            </w:pPr>
+            <w:r>
+              <w:rPr>
+                <w:sz w:val="19"/>
+                <w:szCs w:val="19"/>
+              </w:rPr>
+              <w:t xml:space="preserve">B)  4 times</w:t>
+            </w:r>
+          </w:p>
+          <w:p>
+            <w:pPr>
+              <w:spacing w:after="30"/>
+              <w:ind w:left="180"/>
+            </w:pPr>
+            <w:r>
+              <w:rPr>
+                <w:sz w:val="19"/>
+                <w:szCs w:val="19"/>
+              </w:rPr>
+              <w:t xml:space="preserve">C)  8 times</w:t>
+            </w:r>
+          </w:p>
+          <w:p>
+            <w:pPr>
+              <w:spacing w:after="30"/>
+              <w:ind w:left="180"/>
+            </w:pPr>
+            <w:r>
+              <w:rPr>
+                <w:sz w:val="19"/>
+                <w:szCs w:val="19"/>
+              </w:rPr>
+              <w:t xml:space="preserve">D)  40 times</w:t>
+            </w:r>
+          </w:p>
+        </w:tc>
+        <w:tc>
+          <w:tcPr>
+            <w:tcW w:type="dxa" w:w="3560"/>
+            <w:tcMar>
+              <w:top w:type="dxa" w:w="80"/>
+              <w:left w:type="dxa" w:w="100"/>
+              <w:bottom w:type="dxa" w:w="80"/>
+              <w:right w:type="dxa" w:w="100"/>
+            </w:tcMar>
+            <w:vAlign w:val="top"/>
+          </w:tcPr>
+          <w:p>
+            <w:pPr>
+              <w:pBdr>
+                <w:bottom w:val="single" w:color="AFBECC" w:sz="6"/>
+              </w:pBdr>
+              <w:spacing w:after="30" w:before="150"/>
             </w:pPr>
             <w:r>
               <w:t xml:space="preserve"/>
@@ -4519,7 +5497,147 @@
           </w:p>
           <w:p>
             <w:pPr>
-              <w:spacing w:after="0" w:line="320"/>
+              <w:pBdr>
+                <w:bottom w:val="single" w:color="AFBECC" w:sz="6"/>
+              </w:pBdr>
+              <w:spacing w:after="30" w:before="150"/>
+            </w:pPr>
+            <w:r>
+              <w:t xml:space="preserve"/>
+            </w:r>
+          </w:p>
+          <w:p>
+            <w:pPr>
+              <w:pBdr>
+                <w:bottom w:val="single" w:color="AFBECC" w:sz="6"/>
+              </w:pBdr>
+              <w:spacing w:after="30" w:before="150"/>
+            </w:pPr>
+            <w:r>
+              <w:t xml:space="preserve"/>
+            </w:r>
+          </w:p>
+          <w:p>
+            <w:pPr>
+              <w:pBdr>
+                <w:bottom w:val="single" w:color="AFBECC" w:sz="6"/>
+              </w:pBdr>
+              <w:spacing w:after="30" w:before="150"/>
+            </w:pPr>
+            <w:r>
+              <w:t xml:space="preserve"/>
+            </w:r>
+          </w:p>
+        </w:tc>
+        <w:tc>
+          <w:tcPr>
+            <w:tcW w:type="dxa" w:w="3000"/>
+            <w:shd w:fill="FBF3E2" w:color="auto" w:val="clear"/>
+            <w:tcMar>
+              <w:top w:type="dxa" w:w="80"/>
+              <w:left w:type="dxa" w:w="100"/>
+              <w:bottom w:type="dxa" w:w="80"/>
+              <w:right w:type="dxa" w:w="100"/>
+            </w:tcMar>
+            <w:vAlign w:val="top"/>
+          </w:tcPr>
+          <w:p>
+            <w:pPr>
+              <w:spacing w:after="40"/>
+            </w:pPr>
+            <w:r>
+              <w:rPr>
+                <w:b/>
+                <w:bCs/>
+                <w:color w:val="12355B"/>
+                <w:sz w:val="19"/>
+                <w:szCs w:val="19"/>
+              </w:rPr>
+              <w:t xml:space="preserve">Because... </w:t>
+            </w:r>
+            <w:r>
+              <w:rPr>
+                <w:color w:val="AFBECC"/>
+                <w:sz w:val="19"/>
+                <w:szCs w:val="19"/>
+              </w:rPr>
+              <w:t xml:space="preserve">________________</w:t>
+            </w:r>
+          </w:p>
+          <w:p>
+            <w:pPr>
+              <w:pBdr>
+                <w:bottom w:val="single" w:color="AFBECC" w:sz="6"/>
+              </w:pBdr>
+              <w:spacing w:after="30" w:before="150"/>
+            </w:pPr>
+            <w:r>
+              <w:t xml:space="preserve"/>
+            </w:r>
+          </w:p>
+          <w:p>
+            <w:pPr>
+              <w:spacing w:after="40" w:before="80"/>
+            </w:pPr>
+            <w:r>
+              <w:rPr>
+                <w:b/>
+                <w:bCs/>
+                <w:color w:val="6B4FA0"/>
+                <w:sz w:val="19"/>
+                <w:szCs w:val="19"/>
+              </w:rPr>
+              <w:t xml:space="preserve">Although... </w:t>
+            </w:r>
+            <w:r>
+              <w:rPr>
+                <w:color w:val="AFBECC"/>
+                <w:sz w:val="19"/>
+                <w:szCs w:val="19"/>
+              </w:rPr>
+              <w:t xml:space="preserve">_______________</w:t>
+            </w:r>
+          </w:p>
+          <w:p>
+            <w:pPr>
+              <w:pBdr>
+                <w:bottom w:val="single" w:color="AFBECC" w:sz="6"/>
+              </w:pBdr>
+              <w:spacing w:after="30" w:before="150"/>
+            </w:pPr>
+            <w:r>
+              <w:t xml:space="preserve"/>
+            </w:r>
+          </w:p>
+          <w:p>
+            <w:pPr>
+              <w:spacing w:after="40" w:before="80"/>
+            </w:pPr>
+            <w:r>
+              <w:rPr>
+                <w:b/>
+                <w:bCs/>
+                <w:color w:val="1FA6A2"/>
+                <w:sz w:val="19"/>
+                <w:szCs w:val="19"/>
+              </w:rPr>
+              <w:t xml:space="preserve">Therefore... </w:t>
+            </w:r>
+            <w:r>
+              <w:rPr>
+                <w:color w:val="AFBECC"/>
+                <w:sz w:val="19"/>
+                <w:szCs w:val="19"/>
+              </w:rPr>
+              <w:t xml:space="preserve">______________</w:t>
+            </w:r>
+          </w:p>
+          <w:p>
+            <w:pPr>
+              <w:pBdr>
+                <w:bottom w:val="single" w:color="AFBECC" w:sz="6"/>
+              </w:pBdr>
+              <w:spacing w:after="30" w:before="150"/>
             </w:pPr>
             <w:r>
               <w:t xml:space="preserve"/>
@@ -4530,58 +5648,173 @@
     </w:tbl>
     <w:p>
       <w:pPr>
-        <w:keepNext/>
-        <w:spacing w:after="60" w:before="160"/>
-      </w:pPr>
-      <w:r>
-        <w:rPr>
-          <w:b/>
-          <w:bCs/>
-          <w:color w:val="12355B"/>
-          <w:sz w:val="22"/>
-          <w:szCs w:val="22"/>
-        </w:rPr>
-        <w:t xml:space="preserve">4.  </w:t>
-      </w:r>
-      <w:r>
-        <w:rPr>
-          <w:b/>
-          <w:bCs/>
-          <w:sz w:val="21"/>
-          <w:szCs w:val="21"/>
-        </w:rPr>
-        <w:t xml:space="preserve">Sort each conversion by what happens to the NUMBER.</w:t>
+        <w:spacing w:after="80"/>
+      </w:pPr>
+      <w:r>
+        <w:t xml:space="preserve"/>
       </w:r>
     </w:p>
     <w:tbl>
       <w:tblPr>
-        <w:tblW w:type="pct" w:w="100%"/>
+        <w:tblW w:type="dxa" w:w="9360"/>
         <w:tblBorders>
           <w:top w:val="single" w:color="C7D2DD" w:sz="6"/>
           <w:left w:val="single" w:color="C7D2DD" w:sz="6"/>
           <w:bottom w:val="single" w:color="C7D2DD" w:sz="6"/>
           <w:right w:val="single" w:color="C7D2DD" w:sz="6"/>
-          <w:insideH w:val="single" w:color="auto" w:sz="4"/>
-          <w:insideV w:val="single" w:color="auto" w:sz="4"/>
+          <w:insideH w:val="single" w:color="C7D2DD" w:sz="6"/>
+          <w:insideV w:val="single" w:color="C7D2DD" w:sz="6"/>
         </w:tblBorders>
       </w:tblPr>
       <w:tblGrid>
-        <w:gridCol w:w="100"/>
+        <w:gridCol w:w="2800"/>
+        <w:gridCol w:w="3560"/>
+        <w:gridCol w:w="3000"/>
       </w:tblGrid>
       <w:tr>
-        <w:tc>
-          <w:tcPr>
+        <w:trPr>
+          <w:cantSplit/>
+          <w:tblHeader/>
+        </w:trPr>
+        <w:tc>
+          <w:tcPr>
+            <w:tcW w:type="dxa" w:w="2800"/>
+            <w:shd w:fill="EEF4F8" w:color="auto" w:val="clear"/>
+            <w:tcMar>
+              <w:top w:type="dxa" w:w="60"/>
+              <w:left w:type="dxa" w:w="100"/>
+              <w:bottom w:type="dxa" w:w="60"/>
+              <w:right w:type="dxa" w:w="100"/>
+            </w:tcMar>
+          </w:tcPr>
+          <w:p>
+            <w:pPr>
+              <w:spacing w:after="0"/>
+            </w:pPr>
+            <w:r>
+              <w:rPr>
+                <w:b/>
+                <w:bCs/>
+                <w:color w:val="12355B"/>
+                <w:sz w:val="16"/>
+                <w:szCs w:val="16"/>
+              </w:rPr>
+              <w:t xml:space="preserve">CORE PROBLEM / GIVEN REPRESENTATION</w:t>
+            </w:r>
+          </w:p>
+        </w:tc>
+        <w:tc>
+          <w:tcPr>
+            <w:tcW w:type="dxa" w:w="3560"/>
+            <w:shd w:fill="EEF4F8" w:color="auto" w:val="clear"/>
+            <w:tcMar>
+              <w:top w:type="dxa" w:w="60"/>
+              <w:left w:type="dxa" w:w="100"/>
+              <w:bottom w:type="dxa" w:w="60"/>
+              <w:right w:type="dxa" w:w="100"/>
+            </w:tcMar>
+          </w:tcPr>
+          <w:p>
+            <w:pPr>
+              <w:spacing w:after="0"/>
+            </w:pPr>
+            <w:r>
+              <w:rPr>
+                <w:b/>
+                <w:bCs/>
+                <w:color w:val="12355B"/>
+                <w:sz w:val="16"/>
+                <w:szCs w:val="16"/>
+              </w:rPr>
+              <w:t xml:space="preserve">WORKING SPACE / CALCULATION STEPS</w:t>
+            </w:r>
+          </w:p>
+        </w:tc>
+        <w:tc>
+          <w:tcPr>
+            <w:tcW w:type="dxa" w:w="3000"/>
             <w:shd w:fill="FBF3E2" w:color="auto" w:val="clear"/>
             <w:tcMar>
               <w:top w:type="dxa" w:w="60"/>
-              <w:left w:type="dxa" w:w="120"/>
+              <w:left w:type="dxa" w:w="100"/>
               <w:bottom w:type="dxa" w:w="60"/>
-              <w:right w:type="dxa" w:w="120"/>
-            </w:tcMar>
-          </w:tcPr>
-          <w:p>
-            <w:pPr>
-              <w:spacing w:after="0" w:line="320"/>
+              <w:right w:type="dxa" w:w="100"/>
+            </w:tcMar>
+          </w:tcPr>
+          <w:p>
+            <w:pPr>
+              <w:spacing w:after="0"/>
+            </w:pPr>
+            <w:r>
+              <w:rPr>
+                <w:b/>
+                <w:bCs/>
+                <w:color w:val="B97A12"/>
+                <w:sz w:val="16"/>
+                <w:szCs w:val="16"/>
+              </w:rPr>
+              <w:t xml:space="preserve">EXPLAIN YOUR REASONING</w:t>
+            </w:r>
+          </w:p>
+        </w:tc>
+      </w:tr>
+      <w:tr>
+        <w:trPr>
+          <w:cantSplit/>
+        </w:trPr>
+        <w:tc>
+          <w:tcPr>
+            <w:tcW w:type="dxa" w:w="2800"/>
+            <w:tcMar>
+              <w:top w:type="dxa" w:w="80"/>
+              <w:left w:type="dxa" w:w="100"/>
+              <w:bottom w:type="dxa" w:w="80"/>
+              <w:right w:type="dxa" w:w="100"/>
+            </w:tcMar>
+            <w:vAlign w:val="top"/>
+          </w:tcPr>
+          <w:p>
+            <w:pPr>
+              <w:spacing w:after="60"/>
+            </w:pPr>
+            <w:r>
+              <w:rPr>
+                <w:b/>
+                <w:bCs/>
+                <w:color w:val="12355B"/>
+                <w:sz w:val="21"/>
+                <w:szCs w:val="21"/>
+              </w:rPr>
+              <w:t xml:space="preserve">4.  </w:t>
+            </w:r>
+            <w:r>
+              <w:rPr>
+                <w:b/>
+                <w:bCs/>
+                <w:sz w:val="20"/>
+                <w:szCs w:val="20"/>
+              </w:rPr>
+              <w:t xml:space="preserve">Sort each conversion by what happens to the NUMBER.</w:t>
+            </w:r>
+          </w:p>
+        </w:tc>
+        <w:tc>
+          <w:tcPr>
+            <w:tcW w:type="dxa" w:w="3560"/>
+            <w:tcMar>
+              <w:top w:type="dxa" w:w="80"/>
+              <w:left w:type="dxa" w:w="100"/>
+              <w:bottom w:type="dxa" w:w="80"/>
+              <w:right w:type="dxa" w:w="100"/>
+            </w:tcMar>
+            <w:vAlign w:val="top"/>
+          </w:tcPr>
+          <w:p>
+            <w:pPr>
+              <w:pBdr>
+                <w:bottom w:val="single" w:color="AFBECC" w:sz="6"/>
+              </w:pBdr>
+              <w:spacing w:after="30" w:before="150"/>
             </w:pPr>
             <w:r>
               <w:t xml:space="preserve"/>
@@ -4589,7 +5822,10 @@
           </w:p>
           <w:p>
             <w:pPr>
-              <w:spacing w:after="0" w:line="320"/>
+              <w:pBdr>
+                <w:bottom w:val="single" w:color="AFBECC" w:sz="6"/>
+              </w:pBdr>
+              <w:spacing w:after="30" w:before="150"/>
             </w:pPr>
             <w:r>
               <w:t xml:space="preserve"/>
@@ -4597,7 +5833,10 @@
           </w:p>
           <w:p>
             <w:pPr>
-              <w:spacing w:after="0" w:line="320"/>
+              <w:pBdr>
+                <w:bottom w:val="single" w:color="AFBECC" w:sz="6"/>
+              </w:pBdr>
+              <w:spacing w:after="30" w:before="150"/>
             </w:pPr>
             <w:r>
               <w:t xml:space="preserve"/>
@@ -4605,7 +5844,125 @@
           </w:p>
           <w:p>
             <w:pPr>
-              <w:spacing w:after="0" w:line="320"/>
+              <w:pBdr>
+                <w:bottom w:val="single" w:color="AFBECC" w:sz="6"/>
+              </w:pBdr>
+              <w:spacing w:after="30" w:before="150"/>
+            </w:pPr>
+            <w:r>
+              <w:t xml:space="preserve"/>
+            </w:r>
+          </w:p>
+        </w:tc>
+        <w:tc>
+          <w:tcPr>
+            <w:tcW w:type="dxa" w:w="3000"/>
+            <w:shd w:fill="FBF3E2" w:color="auto" w:val="clear"/>
+            <w:tcMar>
+              <w:top w:type="dxa" w:w="80"/>
+              <w:left w:type="dxa" w:w="100"/>
+              <w:bottom w:type="dxa" w:w="80"/>
+              <w:right w:type="dxa" w:w="100"/>
+            </w:tcMar>
+            <w:vAlign w:val="top"/>
+          </w:tcPr>
+          <w:p>
+            <w:pPr>
+              <w:spacing w:after="40"/>
+            </w:pPr>
+            <w:r>
+              <w:rPr>
+                <w:b/>
+                <w:bCs/>
+                <w:color w:val="12355B"/>
+                <w:sz w:val="19"/>
+                <w:szCs w:val="19"/>
+              </w:rPr>
+              <w:t xml:space="preserve">Because... </w:t>
+            </w:r>
+            <w:r>
+              <w:rPr>
+                <w:color w:val="AFBECC"/>
+                <w:sz w:val="19"/>
+                <w:szCs w:val="19"/>
+              </w:rPr>
+              <w:t xml:space="preserve">________________</w:t>
+            </w:r>
+          </w:p>
+          <w:p>
+            <w:pPr>
+              <w:pBdr>
+                <w:bottom w:val="single" w:color="AFBECC" w:sz="6"/>
+              </w:pBdr>
+              <w:spacing w:after="30" w:before="150"/>
+            </w:pPr>
+            <w:r>
+              <w:t xml:space="preserve"/>
+            </w:r>
+          </w:p>
+          <w:p>
+            <w:pPr>
+              <w:spacing w:after="40" w:before="80"/>
+            </w:pPr>
+            <w:r>
+              <w:rPr>
+                <w:b/>
+                <w:bCs/>
+                <w:color w:val="6B4FA0"/>
+                <w:sz w:val="19"/>
+                <w:szCs w:val="19"/>
+              </w:rPr>
+              <w:t xml:space="preserve">Although... </w:t>
+            </w:r>
+            <w:r>
+              <w:rPr>
+                <w:color w:val="AFBECC"/>
+                <w:sz w:val="19"/>
+                <w:szCs w:val="19"/>
+              </w:rPr>
+              <w:t xml:space="preserve">_______________</w:t>
+            </w:r>
+          </w:p>
+          <w:p>
+            <w:pPr>
+              <w:pBdr>
+                <w:bottom w:val="single" w:color="AFBECC" w:sz="6"/>
+              </w:pBdr>
+              <w:spacing w:after="30" w:before="150"/>
+            </w:pPr>
+            <w:r>
+              <w:t xml:space="preserve"/>
+            </w:r>
+          </w:p>
+          <w:p>
+            <w:pPr>
+              <w:spacing w:after="40" w:before="80"/>
+            </w:pPr>
+            <w:r>
+              <w:rPr>
+                <w:b/>
+                <w:bCs/>
+                <w:color w:val="1FA6A2"/>
+                <w:sz w:val="19"/>
+                <w:szCs w:val="19"/>
+              </w:rPr>
+              <w:t xml:space="preserve">Therefore... </w:t>
+            </w:r>
+            <w:r>
+              <w:rPr>
+                <w:color w:val="AFBECC"/>
+                <w:sz w:val="19"/>
+                <w:szCs w:val="19"/>
+              </w:rPr>
+              <w:t xml:space="preserve">______________</w:t>
+            </w:r>
+          </w:p>
+          <w:p>
+            <w:pPr>
+              <w:pBdr>
+                <w:bottom w:val="single" w:color="AFBECC" w:sz="6"/>
+              </w:pBdr>
+              <w:spacing w:after="30" w:before="150"/>
             </w:pPr>
             <w:r>
               <w:t xml:space="preserve"/>
@@ -4616,84 +5973,225 @@
     </w:tbl>
     <w:p>
       <w:pPr>
-        <w:pStyle w:val="Heading2"/>
-        <w:spacing w:after="80" w:before="180"/>
-      </w:pPr>
-      <w:r>
-        <w:rPr>
-          <w:b/>
-          <w:bCs/>
-          <w:color w:val="12355B"/>
-          <w:sz w:val="24"/>
-          <w:szCs w:val="24"/>
-        </w:rPr>
-        <w:t xml:space="preserve">Level 2 Enrichment</w:t>
-      </w:r>
-      <w:r>
-        <w:rPr>
-          <w:i/>
-          <w:iCs/>
-          <w:color w:val="6B4FA0"/>
-          <w:sz w:val="19"/>
-          <w:szCs w:val="19"/>
-        </w:rPr>
-        <w:t xml:space="preserve">   stretch your thinking</w:t>
-      </w:r>
-    </w:p>
-    <w:p>
-      <w:pPr>
-        <w:keepNext/>
-        <w:spacing w:after="60" w:before="160"/>
-      </w:pPr>
-      <w:r>
-        <w:rPr>
-          <w:b/>
-          <w:bCs/>
-          <w:color w:val="12355B"/>
-          <w:sz w:val="22"/>
-          <w:szCs w:val="22"/>
-        </w:rPr>
-        <w:t xml:space="preserve">5.  </w:t>
-      </w:r>
-      <w:r>
-        <w:rPr>
-          <w:b/>
-          <w:bCs/>
-          <w:sz w:val="21"/>
-          <w:szCs w:val="21"/>
-        </w:rPr>
-        <w:t xml:space="preserve">Michael's mother is setting four fence posts. Each post needs 250 ounces of concrete mix, one bag holds 80 ounces, and each bag needs 1 quart of water. How many bags and how many cups of water does she need? Show your conversions.</w:t>
+        <w:spacing w:after="80"/>
+      </w:pPr>
+      <w:r>
+        <w:t xml:space="preserve"/>
       </w:r>
     </w:p>
     <w:tbl>
       <w:tblPr>
-        <w:tblW w:type="pct" w:w="100%"/>
+        <w:tblW w:type="dxa" w:w="9360"/>
         <w:tblBorders>
           <w:top w:val="single" w:color="C7D2DD" w:sz="6"/>
           <w:left w:val="single" w:color="C7D2DD" w:sz="6"/>
           <w:bottom w:val="single" w:color="C7D2DD" w:sz="6"/>
           <w:right w:val="single" w:color="C7D2DD" w:sz="6"/>
-          <w:insideH w:val="single" w:color="auto" w:sz="4"/>
-          <w:insideV w:val="single" w:color="auto" w:sz="4"/>
+          <w:insideH w:val="single" w:color="C7D2DD" w:sz="6"/>
+          <w:insideV w:val="single" w:color="C7D2DD" w:sz="6"/>
         </w:tblBorders>
       </w:tblPr>
       <w:tblGrid>
-        <w:gridCol w:w="100"/>
+        <w:gridCol w:w="2800"/>
+        <w:gridCol w:w="3560"/>
+        <w:gridCol w:w="3000"/>
       </w:tblGrid>
       <w:tr>
-        <w:tc>
-          <w:tcPr>
+        <w:trPr>
+          <w:cantSplit/>
+          <w:tblHeader/>
+        </w:trPr>
+        <w:tc>
+          <w:tcPr>
+            <w:tcW w:type="dxa" w:w="2800"/>
+            <w:shd w:fill="EEF4F8" w:color="auto" w:val="clear"/>
+            <w:tcMar>
+              <w:top w:type="dxa" w:w="60"/>
+              <w:left w:type="dxa" w:w="100"/>
+              <w:bottom w:type="dxa" w:w="60"/>
+              <w:right w:type="dxa" w:w="100"/>
+            </w:tcMar>
+          </w:tcPr>
+          <w:p>
+            <w:pPr>
+              <w:spacing w:after="0"/>
+            </w:pPr>
+            <w:r>
+              <w:rPr>
+                <w:b/>
+                <w:bCs/>
+                <w:color w:val="12355B"/>
+                <w:sz w:val="16"/>
+                <w:szCs w:val="16"/>
+              </w:rPr>
+              <w:t xml:space="preserve">CORE PROBLEM / GIVEN REPRESENTATION</w:t>
+            </w:r>
+          </w:p>
+        </w:tc>
+        <w:tc>
+          <w:tcPr>
+            <w:tcW w:type="dxa" w:w="3560"/>
+            <w:shd w:fill="EEF4F8" w:color="auto" w:val="clear"/>
+            <w:tcMar>
+              <w:top w:type="dxa" w:w="60"/>
+              <w:left w:type="dxa" w:w="100"/>
+              <w:bottom w:type="dxa" w:w="60"/>
+              <w:right w:type="dxa" w:w="100"/>
+            </w:tcMar>
+          </w:tcPr>
+          <w:p>
+            <w:pPr>
+              <w:spacing w:after="0"/>
+            </w:pPr>
+            <w:r>
+              <w:rPr>
+                <w:b/>
+                <w:bCs/>
+                <w:color w:val="12355B"/>
+                <w:sz w:val="16"/>
+                <w:szCs w:val="16"/>
+              </w:rPr>
+              <w:t xml:space="preserve">WORKING SPACE / CALCULATION STEPS</w:t>
+            </w:r>
+          </w:p>
+        </w:tc>
+        <w:tc>
+          <w:tcPr>
+            <w:tcW w:type="dxa" w:w="3000"/>
             <w:shd w:fill="FBF3E2" w:color="auto" w:val="clear"/>
             <w:tcMar>
               <w:top w:type="dxa" w:w="60"/>
-              <w:left w:type="dxa" w:w="120"/>
+              <w:left w:type="dxa" w:w="100"/>
               <w:bottom w:type="dxa" w:w="60"/>
-              <w:right w:type="dxa" w:w="120"/>
-            </w:tcMar>
-          </w:tcPr>
-          <w:p>
-            <w:pPr>
-              <w:spacing w:after="0" w:line="320"/>
+              <w:right w:type="dxa" w:w="100"/>
+            </w:tcMar>
+          </w:tcPr>
+          <w:p>
+            <w:pPr>
+              <w:spacing w:after="0"/>
+            </w:pPr>
+            <w:r>
+              <w:rPr>
+                <w:b/>
+                <w:bCs/>
+                <w:color w:val="B97A12"/>
+                <w:sz w:val="16"/>
+                <w:szCs w:val="16"/>
+              </w:rPr>
+              <w:t xml:space="preserve">EXPLAIN YOUR REASONING</w:t>
+            </w:r>
+          </w:p>
+        </w:tc>
+      </w:tr>
+      <w:tr>
+        <w:trPr>
+          <w:cantSplit/>
+        </w:trPr>
+        <w:tc>
+          <w:tcPr>
+            <w:tcW w:type="dxa" w:w="2800"/>
+            <w:tcMar>
+              <w:top w:type="dxa" w:w="80"/>
+              <w:left w:type="dxa" w:w="100"/>
+              <w:bottom w:type="dxa" w:w="80"/>
+              <w:right w:type="dxa" w:w="100"/>
+            </w:tcMar>
+            <w:vAlign w:val="top"/>
+          </w:tcPr>
+          <w:p>
+            <w:pPr>
+              <w:spacing w:after="60"/>
+            </w:pPr>
+            <w:r>
+              <w:rPr>
+                <w:b/>
+                <w:bCs/>
+                <w:color w:val="12355B"/>
+                <w:sz w:val="21"/>
+                <w:szCs w:val="21"/>
+              </w:rPr>
+              <w:t xml:space="preserve">5.  </w:t>
+            </w:r>
+            <w:r>
+              <w:rPr>
+                <w:b/>
+                <w:bCs/>
+                <w:sz w:val="20"/>
+                <w:szCs w:val="20"/>
+              </w:rPr>
+              <w:t xml:space="preserve">Chef Reyes's stock order lists 3 quarts of broth, but her measuring cup is marked in cups. There are 4 cups in 1 quart. How many cups of broth is that?</w:t>
+            </w:r>
+          </w:p>
+          <w:p>
+            <w:pPr>
+              <w:spacing w:after="30"/>
+              <w:ind w:left="180"/>
+            </w:pPr>
+            <w:r>
+              <w:rPr>
+                <w:sz w:val="19"/>
+                <w:szCs w:val="19"/>
+              </w:rPr>
+              <w:t xml:space="preserve">A)  7 cups</w:t>
+            </w:r>
+          </w:p>
+          <w:p>
+            <w:pPr>
+              <w:spacing w:after="30"/>
+              <w:ind w:left="180"/>
+            </w:pPr>
+            <w:r>
+              <w:rPr>
+                <w:sz w:val="19"/>
+                <w:szCs w:val="19"/>
+              </w:rPr>
+              <w:t xml:space="preserve">B)  0.75 cup</w:t>
+            </w:r>
+          </w:p>
+          <w:p>
+            <w:pPr>
+              <w:spacing w:after="30"/>
+              <w:ind w:left="180"/>
+            </w:pPr>
+            <w:r>
+              <w:rPr>
+                <w:sz w:val="19"/>
+                <w:szCs w:val="19"/>
+              </w:rPr>
+              <w:t xml:space="preserve">C)  12 cups</w:t>
+            </w:r>
+          </w:p>
+          <w:p>
+            <w:pPr>
+              <w:spacing w:after="30"/>
+              <w:ind w:left="180"/>
+            </w:pPr>
+            <w:r>
+              <w:rPr>
+                <w:sz w:val="19"/>
+                <w:szCs w:val="19"/>
+              </w:rPr>
+              <w:t xml:space="preserve">D)  3 cups</w:t>
+            </w:r>
+          </w:p>
+        </w:tc>
+        <w:tc>
+          <w:tcPr>
+            <w:tcW w:type="dxa" w:w="3560"/>
+            <w:tcMar>
+              <w:top w:type="dxa" w:w="80"/>
+              <w:left w:type="dxa" w:w="100"/>
+              <w:bottom w:type="dxa" w:w="80"/>
+              <w:right w:type="dxa" w:w="100"/>
+            </w:tcMar>
+            <w:vAlign w:val="top"/>
+          </w:tcPr>
+          <w:p>
+            <w:pPr>
+              <w:pBdr>
+                <w:bottom w:val="single" w:color="AFBECC" w:sz="6"/>
+              </w:pBdr>
+              <w:spacing w:after="30" w:before="150"/>
             </w:pPr>
             <w:r>
               <w:t xml:space="preserve"/>
@@ -4701,7 +6199,10 @@
           </w:p>
           <w:p>
             <w:pPr>
-              <w:spacing w:after="0" w:line="320"/>
+              <w:pBdr>
+                <w:bottom w:val="single" w:color="AFBECC" w:sz="6"/>
+              </w:pBdr>
+              <w:spacing w:after="30" w:before="150"/>
             </w:pPr>
             <w:r>
               <w:t xml:space="preserve"/>
@@ -4709,7 +6210,10 @@
           </w:p>
           <w:p>
             <w:pPr>
-              <w:spacing w:after="0" w:line="320"/>
+              <w:pBdr>
+                <w:bottom w:val="single" w:color="AFBECC" w:sz="6"/>
+              </w:pBdr>
+              <w:spacing w:after="30" w:before="150"/>
             </w:pPr>
             <w:r>
               <w:t xml:space="preserve"/>
@@ -4717,7 +6221,125 @@
           </w:p>
           <w:p>
             <w:pPr>
-              <w:spacing w:after="0" w:line="320"/>
+              <w:pBdr>
+                <w:bottom w:val="single" w:color="AFBECC" w:sz="6"/>
+              </w:pBdr>
+              <w:spacing w:after="30" w:before="150"/>
+            </w:pPr>
+            <w:r>
+              <w:t xml:space="preserve"/>
+            </w:r>
+          </w:p>
+        </w:tc>
+        <w:tc>
+          <w:tcPr>
+            <w:tcW w:type="dxa" w:w="3000"/>
+            <w:shd w:fill="FBF3E2" w:color="auto" w:val="clear"/>
+            <w:tcMar>
+              <w:top w:type="dxa" w:w="80"/>
+              <w:left w:type="dxa" w:w="100"/>
+              <w:bottom w:type="dxa" w:w="80"/>
+              <w:right w:type="dxa" w:w="100"/>
+            </w:tcMar>
+            <w:vAlign w:val="top"/>
+          </w:tcPr>
+          <w:p>
+            <w:pPr>
+              <w:spacing w:after="40"/>
+            </w:pPr>
+            <w:r>
+              <w:rPr>
+                <w:b/>
+                <w:bCs/>
+                <w:color w:val="12355B"/>
+                <w:sz w:val="19"/>
+                <w:szCs w:val="19"/>
+              </w:rPr>
+              <w:t xml:space="preserve">Because... </w:t>
+            </w:r>
+            <w:r>
+              <w:rPr>
+                <w:color w:val="AFBECC"/>
+                <w:sz w:val="19"/>
+                <w:szCs w:val="19"/>
+              </w:rPr>
+              <w:t xml:space="preserve">________________</w:t>
+            </w:r>
+          </w:p>
+          <w:p>
+            <w:pPr>
+              <w:pBdr>
+                <w:bottom w:val="single" w:color="AFBECC" w:sz="6"/>
+              </w:pBdr>
+              <w:spacing w:after="30" w:before="150"/>
+            </w:pPr>
+            <w:r>
+              <w:t xml:space="preserve"/>
+            </w:r>
+          </w:p>
+          <w:p>
+            <w:pPr>
+              <w:spacing w:after="40" w:before="80"/>
+            </w:pPr>
+            <w:r>
+              <w:rPr>
+                <w:b/>
+                <w:bCs/>
+                <w:color w:val="6B4FA0"/>
+                <w:sz w:val="19"/>
+                <w:szCs w:val="19"/>
+              </w:rPr>
+              <w:t xml:space="preserve">Although... </w:t>
+            </w:r>
+            <w:r>
+              <w:rPr>
+                <w:color w:val="AFBECC"/>
+                <w:sz w:val="19"/>
+                <w:szCs w:val="19"/>
+              </w:rPr>
+              <w:t xml:space="preserve">_______________</w:t>
+            </w:r>
+          </w:p>
+          <w:p>
+            <w:pPr>
+              <w:pBdr>
+                <w:bottom w:val="single" w:color="AFBECC" w:sz="6"/>
+              </w:pBdr>
+              <w:spacing w:after="30" w:before="150"/>
+            </w:pPr>
+            <w:r>
+              <w:t xml:space="preserve"/>
+            </w:r>
+          </w:p>
+          <w:p>
+            <w:pPr>
+              <w:spacing w:after="40" w:before="80"/>
+            </w:pPr>
+            <w:r>
+              <w:rPr>
+                <w:b/>
+                <w:bCs/>
+                <w:color w:val="1FA6A2"/>
+                <w:sz w:val="19"/>
+                <w:szCs w:val="19"/>
+              </w:rPr>
+              <w:t xml:space="preserve">Therefore... </w:t>
+            </w:r>
+            <w:r>
+              <w:rPr>
+                <w:color w:val="AFBECC"/>
+                <w:sz w:val="19"/>
+                <w:szCs w:val="19"/>
+              </w:rPr>
+              <w:t xml:space="preserve">______________</w:t>
+            </w:r>
+          </w:p>
+          <w:p>
+            <w:pPr>
+              <w:pBdr>
+                <w:bottom w:val="single" w:color="AFBECC" w:sz="6"/>
+              </w:pBdr>
+              <w:spacing w:after="30" w:before="150"/>
             </w:pPr>
             <w:r>
               <w:t xml:space="preserve"/>
@@ -4726,6 +6348,391 @@
         </w:tc>
       </w:tr>
     </w:tbl>
+    <w:p>
+      <w:pPr>
+        <w:spacing w:after="80"/>
+      </w:pPr>
+      <w:r>
+        <w:t xml:space="preserve"/>
+      </w:r>
+    </w:p>
+    <w:tbl>
+      <w:tblPr>
+        <w:tblW w:type="dxa" w:w="9360"/>
+        <w:tblBorders>
+          <w:top w:val="single" w:color="C7D2DD" w:sz="6"/>
+          <w:left w:val="single" w:color="C7D2DD" w:sz="6"/>
+          <w:bottom w:val="single" w:color="C7D2DD" w:sz="6"/>
+          <w:right w:val="single" w:color="C7D2DD" w:sz="6"/>
+          <w:insideH w:val="single" w:color="C7D2DD" w:sz="6"/>
+          <w:insideV w:val="single" w:color="C7D2DD" w:sz="6"/>
+        </w:tblBorders>
+      </w:tblPr>
+      <w:tblGrid>
+        <w:gridCol w:w="2800"/>
+        <w:gridCol w:w="3560"/>
+        <w:gridCol w:w="3000"/>
+      </w:tblGrid>
+      <w:tr>
+        <w:trPr>
+          <w:cantSplit/>
+          <w:tblHeader/>
+        </w:trPr>
+        <w:tc>
+          <w:tcPr>
+            <w:tcW w:type="dxa" w:w="2800"/>
+            <w:shd w:fill="EEF4F8" w:color="auto" w:val="clear"/>
+            <w:tcMar>
+              <w:top w:type="dxa" w:w="60"/>
+              <w:left w:type="dxa" w:w="100"/>
+              <w:bottom w:type="dxa" w:w="60"/>
+              <w:right w:type="dxa" w:w="100"/>
+            </w:tcMar>
+          </w:tcPr>
+          <w:p>
+            <w:pPr>
+              <w:spacing w:after="0"/>
+            </w:pPr>
+            <w:r>
+              <w:rPr>
+                <w:b/>
+                <w:bCs/>
+                <w:color w:val="12355B"/>
+                <w:sz w:val="16"/>
+                <w:szCs w:val="16"/>
+              </w:rPr>
+              <w:t xml:space="preserve">CORE PROBLEM / GIVEN REPRESENTATION</w:t>
+            </w:r>
+          </w:p>
+        </w:tc>
+        <w:tc>
+          <w:tcPr>
+            <w:tcW w:type="dxa" w:w="3560"/>
+            <w:shd w:fill="EEF4F8" w:color="auto" w:val="clear"/>
+            <w:tcMar>
+              <w:top w:type="dxa" w:w="60"/>
+              <w:left w:type="dxa" w:w="100"/>
+              <w:bottom w:type="dxa" w:w="60"/>
+              <w:right w:type="dxa" w:w="100"/>
+            </w:tcMar>
+          </w:tcPr>
+          <w:p>
+            <w:pPr>
+              <w:spacing w:after="0"/>
+            </w:pPr>
+            <w:r>
+              <w:rPr>
+                <w:b/>
+                <w:bCs/>
+                <w:color w:val="12355B"/>
+                <w:sz w:val="16"/>
+                <w:szCs w:val="16"/>
+              </w:rPr>
+              <w:t xml:space="preserve">WORKING SPACE / CALCULATION STEPS</w:t>
+            </w:r>
+          </w:p>
+        </w:tc>
+        <w:tc>
+          <w:tcPr>
+            <w:tcW w:type="dxa" w:w="3000"/>
+            <w:shd w:fill="FBF3E2" w:color="auto" w:val="clear"/>
+            <w:tcMar>
+              <w:top w:type="dxa" w:w="60"/>
+              <w:left w:type="dxa" w:w="100"/>
+              <w:bottom w:type="dxa" w:w="60"/>
+              <w:right w:type="dxa" w:w="100"/>
+            </w:tcMar>
+          </w:tcPr>
+          <w:p>
+            <w:pPr>
+              <w:spacing w:after="0"/>
+            </w:pPr>
+            <w:r>
+              <w:rPr>
+                <w:b/>
+                <w:bCs/>
+                <w:color w:val="B97A12"/>
+                <w:sz w:val="16"/>
+                <w:szCs w:val="16"/>
+              </w:rPr>
+              <w:t xml:space="preserve">EXPLAIN YOUR REASONING</w:t>
+            </w:r>
+          </w:p>
+        </w:tc>
+      </w:tr>
+      <w:tr>
+        <w:trPr>
+          <w:cantSplit/>
+        </w:trPr>
+        <w:tc>
+          <w:tcPr>
+            <w:tcW w:type="dxa" w:w="2800"/>
+            <w:tcMar>
+              <w:top w:type="dxa" w:w="80"/>
+              <w:left w:type="dxa" w:w="100"/>
+              <w:bottom w:type="dxa" w:w="80"/>
+              <w:right w:type="dxa" w:w="100"/>
+            </w:tcMar>
+            <w:vAlign w:val="top"/>
+          </w:tcPr>
+          <w:p>
+            <w:pPr>
+              <w:spacing w:after="60"/>
+            </w:pPr>
+            <w:r>
+              <w:rPr>
+                <w:b/>
+                <w:bCs/>
+                <w:color w:val="12355B"/>
+                <w:sz w:val="21"/>
+                <w:szCs w:val="21"/>
+              </w:rPr>
+              <w:t xml:space="preserve">6.  </w:t>
+            </w:r>
+            <w:r>
+              <w:rPr>
+                <w:b/>
+                <w:bCs/>
+                <w:sz w:val="20"/>
+                <w:szCs w:val="20"/>
+              </w:rPr>
+              <w:t xml:space="preserve">Chef Reyes's spice bin holds 48 teaspoons of salt. Her recipe card measures salt in tablespoons, and 3 teaspoons = 1 tablespoon. How many tablespoons of salt are in the bin?</w:t>
+            </w:r>
+          </w:p>
+          <w:p>
+            <w:pPr>
+              <w:spacing w:after="30"/>
+              <w:ind w:left="180"/>
+            </w:pPr>
+            <w:r>
+              <w:rPr>
+                <w:sz w:val="19"/>
+                <w:szCs w:val="19"/>
+              </w:rPr>
+              <w:t xml:space="preserve">A)  144 tablespoons</w:t>
+            </w:r>
+          </w:p>
+          <w:p>
+            <w:pPr>
+              <w:spacing w:after="30"/>
+              <w:ind w:left="180"/>
+            </w:pPr>
+            <w:r>
+              <w:rPr>
+                <w:sz w:val="19"/>
+                <w:szCs w:val="19"/>
+              </w:rPr>
+              <w:t xml:space="preserve">B)  16 tablespoons</w:t>
+            </w:r>
+          </w:p>
+          <w:p>
+            <w:pPr>
+              <w:spacing w:after="30"/>
+              <w:ind w:left="180"/>
+            </w:pPr>
+            <w:r>
+              <w:rPr>
+                <w:sz w:val="19"/>
+                <w:szCs w:val="19"/>
+              </w:rPr>
+              <w:t xml:space="preserve">C)  45 tablespoons</w:t>
+            </w:r>
+          </w:p>
+          <w:p>
+            <w:pPr>
+              <w:spacing w:after="30"/>
+              <w:ind w:left="180"/>
+            </w:pPr>
+            <w:r>
+              <w:rPr>
+                <w:sz w:val="19"/>
+                <w:szCs w:val="19"/>
+              </w:rPr>
+              <w:t xml:space="preserve">D)  51 tablespoons</w:t>
+            </w:r>
+          </w:p>
+        </w:tc>
+        <w:tc>
+          <w:tcPr>
+            <w:tcW w:type="dxa" w:w="3560"/>
+            <w:tcMar>
+              <w:top w:type="dxa" w:w="80"/>
+              <w:left w:type="dxa" w:w="100"/>
+              <w:bottom w:type="dxa" w:w="80"/>
+              <w:right w:type="dxa" w:w="100"/>
+            </w:tcMar>
+            <w:vAlign w:val="top"/>
+          </w:tcPr>
+          <w:p>
+            <w:pPr>
+              <w:pBdr>
+                <w:bottom w:val="single" w:color="AFBECC" w:sz="6"/>
+              </w:pBdr>
+              <w:spacing w:after="30" w:before="150"/>
+            </w:pPr>
+            <w:r>
+              <w:t xml:space="preserve"/>
+            </w:r>
+          </w:p>
+          <w:p>
+            <w:pPr>
+              <w:pBdr>
+                <w:bottom w:val="single" w:color="AFBECC" w:sz="6"/>
+              </w:pBdr>
+              <w:spacing w:after="30" w:before="150"/>
+            </w:pPr>
+            <w:r>
+              <w:t xml:space="preserve"/>
+            </w:r>
+          </w:p>
+          <w:p>
+            <w:pPr>
+              <w:pBdr>
+                <w:bottom w:val="single" w:color="AFBECC" w:sz="6"/>
+              </w:pBdr>
+              <w:spacing w:after="30" w:before="150"/>
+            </w:pPr>
+            <w:r>
+              <w:t xml:space="preserve"/>
+            </w:r>
+          </w:p>
+          <w:p>
+            <w:pPr>
+              <w:pBdr>
+                <w:bottom w:val="single" w:color="AFBECC" w:sz="6"/>
+              </w:pBdr>
+              <w:spacing w:after="30" w:before="150"/>
+            </w:pPr>
+            <w:r>
+              <w:t xml:space="preserve"/>
+            </w:r>
+          </w:p>
+        </w:tc>
+        <w:tc>
+          <w:tcPr>
+            <w:tcW w:type="dxa" w:w="3000"/>
+            <w:shd w:fill="FBF3E2" w:color="auto" w:val="clear"/>
+            <w:tcMar>
+              <w:top w:type="dxa" w:w="80"/>
+              <w:left w:type="dxa" w:w="100"/>
+              <w:bottom w:type="dxa" w:w="80"/>
+              <w:right w:type="dxa" w:w="100"/>
+            </w:tcMar>
+            <w:vAlign w:val="top"/>
+          </w:tcPr>
+          <w:p>
+            <w:pPr>
+              <w:spacing w:after="40"/>
+            </w:pPr>
+            <w:r>
+              <w:rPr>
+                <w:b/>
+                <w:bCs/>
+                <w:color w:val="12355B"/>
+                <w:sz w:val="19"/>
+                <w:szCs w:val="19"/>
+              </w:rPr>
+              <w:t xml:space="preserve">Because... </w:t>
+            </w:r>
+            <w:r>
+              <w:rPr>
+                <w:color w:val="AFBECC"/>
+                <w:sz w:val="19"/>
+                <w:szCs w:val="19"/>
+              </w:rPr>
+              <w:t xml:space="preserve">________________</w:t>
+            </w:r>
+          </w:p>
+          <w:p>
+            <w:pPr>
+              <w:pBdr>
+                <w:bottom w:val="single" w:color="AFBECC" w:sz="6"/>
+              </w:pBdr>
+              <w:spacing w:after="30" w:before="150"/>
+            </w:pPr>
+            <w:r>
+              <w:t xml:space="preserve"/>
+            </w:r>
+          </w:p>
+          <w:p>
+            <w:pPr>
+              <w:spacing w:after="40" w:before="80"/>
+            </w:pPr>
+            <w:r>
+              <w:rPr>
+                <w:b/>
+                <w:bCs/>
+                <w:color w:val="6B4FA0"/>
+                <w:sz w:val="19"/>
+                <w:szCs w:val="19"/>
+              </w:rPr>
+              <w:t xml:space="preserve">Although... </w:t>
+            </w:r>
+            <w:r>
+              <w:rPr>
+                <w:color w:val="AFBECC"/>
+                <w:sz w:val="19"/>
+                <w:szCs w:val="19"/>
+              </w:rPr>
+              <w:t xml:space="preserve">_______________</w:t>
+            </w:r>
+          </w:p>
+          <w:p>
+            <w:pPr>
+              <w:pBdr>
+                <w:bottom w:val="single" w:color="AFBECC" w:sz="6"/>
+              </w:pBdr>
+              <w:spacing w:after="30" w:before="150"/>
+            </w:pPr>
+            <w:r>
+              <w:t xml:space="preserve"/>
+            </w:r>
+          </w:p>
+          <w:p>
+            <w:pPr>
+              <w:spacing w:after="40" w:before="80"/>
+            </w:pPr>
+            <w:r>
+              <w:rPr>
+                <w:b/>
+                <w:bCs/>
+                <w:color w:val="1FA6A2"/>
+                <w:sz w:val="19"/>
+                <w:szCs w:val="19"/>
+              </w:rPr>
+              <w:t xml:space="preserve">Therefore... </w:t>
+            </w:r>
+            <w:r>
+              <w:rPr>
+                <w:color w:val="AFBECC"/>
+                <w:sz w:val="19"/>
+                <w:szCs w:val="19"/>
+              </w:rPr>
+              <w:t xml:space="preserve">______________</w:t>
+            </w:r>
+          </w:p>
+          <w:p>
+            <w:pPr>
+              <w:pBdr>
+                <w:bottom w:val="single" w:color="AFBECC" w:sz="6"/>
+              </w:pBdr>
+              <w:spacing w:after="30" w:before="150"/>
+            </w:pPr>
+            <w:r>
+              <w:t xml:space="preserve"/>
+            </w:r>
+          </w:p>
+        </w:tc>
+      </w:tr>
+    </w:tbl>
+    <w:p>
+      <w:pPr>
+        <w:spacing w:after="80"/>
+      </w:pPr>
+      <w:r>
+        <w:t xml:space="preserve"/>
+      </w:r>
+    </w:p>
     <w:p>
       <w:pPr>
         <w:pStyle w:val="Heading1"/>
@@ -4844,6 +6851,149 @@
         <w:t xml:space="preserve"/>
       </w:r>
     </w:p>
+    <w:p>
+      <w:pPr>
+        <w:spacing w:after="60"/>
+      </w:pPr>
+      <w:r>
+        <w:t xml:space="preserve"/>
+      </w:r>
+    </w:p>
+    <w:tbl>
+      <w:tblPr>
+        <w:tblW w:type="dxa" w:w="9360"/>
+        <w:tblBorders>
+          <w:top w:val="single" w:color="C7D2DD" w:sz="6"/>
+          <w:left w:val="single" w:color="C7D2DD" w:sz="6"/>
+          <w:bottom w:val="single" w:color="C7D2DD" w:sz="6"/>
+          <w:right w:val="single" w:color="C7D2DD" w:sz="6"/>
+          <w:insideH w:val="single" w:color="C7D2DD" w:sz="6"/>
+          <w:insideV w:val="single" w:color="C7D2DD" w:sz="6"/>
+        </w:tblBorders>
+      </w:tblPr>
+      <w:tblGrid>
+        <w:gridCol w:w="3120"/>
+        <w:gridCol w:w="3120"/>
+        <w:gridCol w:w="3120"/>
+      </w:tblGrid>
+      <w:tr>
+        <w:trPr>
+          <w:cantSplit/>
+          <w:tblHeader/>
+        </w:trPr>
+        <w:tc>
+          <w:tcPr>
+            <w:tcW w:type="dxa" w:w="9360"/>
+            <w:gridSpan w:val="3"/>
+            <w:shd w:fill="EEF4F8" w:color="auto" w:val="clear"/>
+            <w:tcMar>
+              <w:top w:type="dxa" w:w="60"/>
+              <w:left w:type="dxa" w:w="100"/>
+              <w:bottom w:type="dxa" w:w="60"/>
+              <w:right w:type="dxa" w:w="100"/>
+            </w:tcMar>
+          </w:tcPr>
+          <w:p>
+            <w:pPr>
+              <w:spacing w:after="0"/>
+            </w:pPr>
+            <w:r>
+              <w:rPr>
+                <w:b/>
+                <w:bCs/>
+                <w:color w:val="12355B"/>
+                <w:sz w:val="18"/>
+                <w:szCs w:val="18"/>
+              </w:rPr>
+              <w:t xml:space="preserve">EXIT CHECK · 3-POINT SELF-ASSESSMENT CHECKLIST</w:t>
+            </w:r>
+          </w:p>
+        </w:tc>
+      </w:tr>
+      <w:tr>
+        <w:trPr>
+          <w:cantSplit/>
+        </w:trPr>
+        <w:tc>
+          <w:tcPr>
+            <w:tcW w:type="dxa" w:w="3120"/>
+            <w:tcMar>
+              <w:top w:type="dxa" w:w="80"/>
+              <w:left w:type="dxa" w:w="100"/>
+              <w:bottom w:type="dxa" w:w="80"/>
+              <w:right w:type="dxa" w:w="100"/>
+            </w:tcMar>
+          </w:tcPr>
+          <w:p>
+            <w:pPr>
+              <w:spacing w:after="0"/>
+            </w:pPr>
+            <w:r>
+              <w:rPr>
+                <w:b/>
+                <w:bCs/>
+                <w:color w:val="1A2733"/>
+                <w:sz w:val="18"/>
+                <w:szCs w:val="18"/>
+              </w:rPr>
+              <w:t xml:space="preserve">☐ 1. Units &amp; Labels Verified</w:t>
+            </w:r>
+          </w:p>
+        </w:tc>
+        <w:tc>
+          <w:tcPr>
+            <w:tcW w:type="dxa" w:w="3120"/>
+            <w:tcMar>
+              <w:top w:type="dxa" w:w="80"/>
+              <w:left w:type="dxa" w:w="100"/>
+              <w:bottom w:type="dxa" w:w="80"/>
+              <w:right w:type="dxa" w:w="100"/>
+            </w:tcMar>
+          </w:tcPr>
+          <w:p>
+            <w:pPr>
+              <w:spacing w:after="0"/>
+            </w:pPr>
+            <w:r>
+              <w:rPr>
+                <w:b/>
+                <w:bCs/>
+                <w:color w:val="1A2733"/>
+                <w:sz w:val="18"/>
+                <w:szCs w:val="18"/>
+              </w:rPr>
+              <w:t xml:space="preserve">☐ 2. Reasoning Stated (Because / Although / Therefore)</w:t>
+            </w:r>
+          </w:p>
+        </w:tc>
+        <w:tc>
+          <w:tcPr>
+            <w:tcW w:type="dxa" w:w="3120"/>
+            <w:tcMar>
+              <w:top w:type="dxa" w:w="80"/>
+              <w:left w:type="dxa" w:w="100"/>
+              <w:bottom w:type="dxa" w:w="80"/>
+              <w:right w:type="dxa" w:w="100"/>
+            </w:tcMar>
+          </w:tcPr>
+          <w:p>
+            <w:pPr>
+              <w:spacing w:after="0"/>
+            </w:pPr>
+            <w:r>
+              <w:rPr>
+                <w:b/>
+                <w:bCs/>
+                <w:color w:val="1A2733"/>
+                <w:sz w:val="18"/>
+                <w:szCs w:val="18"/>
+              </w:rPr>
+              <w:t xml:space="preserve">☐ 3. Calculations Double-Checked</w:t>
+            </w:r>
+          </w:p>
+        </w:tc>
+      </w:tr>
+    </w:tbl>
     <w:sectPr>
       <w:headerReference w:type="default" r:id="rId7"/>
       <w:footerReference w:type="default" r:id="rId8"/>
